--- a/Exp2_S5_Grupo1.docx
+++ b/Exp2_S5_Grupo1.docx
@@ -23,7 +23,7 @@
             <wp:docPr id="1622403336" name="Imagen 1">
               <a:extLst xmlns:a="http://schemas.openxmlformats.org/drawingml/2006/main">
                 <a:ext uri="{C183D7F6-B498-43B3-948B-1728B52AA6E4}">
-                  <adec:decorative xmlns:adec="http://schemas.microsoft.com/office/drawing/2017/decorative" xmlns:w16sdtfl="http://schemas.microsoft.com/office/word/2024/wordml/sdtformatlock" xmlns:w16sdtdh="http://schemas.microsoft.com/office/word/2020/wordml/sdtdatahash" xmlns:w16du="http://schemas.microsoft.com/office/word/2023/wordml/word16du" xmlns:w16="http://schemas.microsoft.com/office/word/2018/wordml" xmlns:w16cid="http://schemas.microsoft.com/office/word/2016/wordml/cid" xmlns:w16cex="http://schemas.microsoft.com/office/word/2018/wordml/cex" xmlns:w="http://schemas.openxmlformats.org/wordprocessingml/2006/main" xmlns:w10="urn:schemas-microsoft-com:office:word" xmlns:v="urn:schemas-microsoft-com:vml" xmlns:oel="http://schemas.microsoft.com/office/2019/extlst" xmlns:o="urn:schemas-microsoft-com:office:office" xmlns:am3d="http://schemas.microsoft.com/office/drawing/2017/model3d" xmlns:aink="http://schemas.microsoft.com/office/drawing/2016/ink" xmlns:cx8="http://schemas.microsoft.com/office/drawing/2016/5/14/chartex" xmlns:cx7="http://schemas.microsoft.com/office/drawing/2016/5/13/chartex" xmlns:cx6="http://schemas.microsoft.com/office/drawing/2016/5/12/chartex" xmlns:cx5="http://schemas.microsoft.com/office/drawing/2016/5/11/chartex" xmlns:cx4="http://schemas.microsoft.com/office/drawing/2016/5/10/chartex" xmlns:cx3="http://schemas.microsoft.com/office/drawing/2016/5/9/chartex" xmlns:cx2="http://schemas.microsoft.com/office/drawing/2015/10/21/chartex" xmlns="" val="1"/>
+                  <adec:decorative xmlns="" xmlns:cx2="http://schemas.microsoft.com/office/drawing/2015/10/21/chartex" xmlns:cx3="http://schemas.microsoft.com/office/drawing/2016/5/9/chartex" xmlns:cx4="http://schemas.microsoft.com/office/drawing/2016/5/10/chartex" xmlns:cx5="http://schemas.microsoft.com/office/drawing/2016/5/11/chartex" xmlns:cx6="http://schemas.microsoft.com/office/drawing/2016/5/12/chartex" xmlns:cx7="http://schemas.microsoft.com/office/drawing/2016/5/13/chartex" xmlns:cx8="http://schemas.microsoft.com/office/drawing/2016/5/14/chartex" xmlns:aink="http://schemas.microsoft.com/office/drawing/2016/ink" xmlns:am3d="http://schemas.microsoft.com/office/drawing/2017/model3d" xmlns:o="urn:schemas-microsoft-com:office:office" xmlns:oel="http://schemas.microsoft.com/office/2019/extlst" xmlns:v="urn:schemas-microsoft-com:vml" xmlns:w10="urn:schemas-microsoft-com:office:word" xmlns:w="http://schemas.openxmlformats.org/wordprocessingml/2006/main" xmlns:w16cex="http://schemas.microsoft.com/office/word/2018/wordml/cex" xmlns:w16cid="http://schemas.microsoft.com/office/word/2016/wordml/cid" xmlns:w16="http://schemas.microsoft.com/office/word/2018/wordml" xmlns:w16du="http://schemas.microsoft.com/office/word/2023/wordml/word16du" xmlns:w16sdtdh="http://schemas.microsoft.com/office/word/2020/wordml/sdtdatahash" xmlns:w16sdtfl="http://schemas.microsoft.com/office/word/2024/wordml/sdtformatlock" xmlns:adec="http://schemas.microsoft.com/office/drawing/2017/decorative" val="1"/>
                 </a:ext>
               </a:extLst>
             </wp:docPr>
@@ -37,7 +37,7 @@
                     <pic:cNvPr id="1622403336" name="Imagen 1622403336">
                       <a:extLst>
                         <a:ext uri="{C183D7F6-B498-43B3-948B-1728B52AA6E4}">
-                          <adec:decorative xmlns:adec="http://schemas.microsoft.com/office/drawing/2017/decorative" xmlns:w16sdtfl="http://schemas.microsoft.com/office/word/2024/wordml/sdtformatlock" xmlns:w16sdtdh="http://schemas.microsoft.com/office/word/2020/wordml/sdtdatahash" xmlns:w16du="http://schemas.microsoft.com/office/word/2023/wordml/word16du" xmlns:w16="http://schemas.microsoft.com/office/word/2018/wordml" xmlns:w16cid="http://schemas.microsoft.com/office/word/2016/wordml/cid" xmlns:w16cex="http://schemas.microsoft.com/office/word/2018/wordml/cex" xmlns:w="http://schemas.openxmlformats.org/wordprocessingml/2006/main" xmlns:w10="urn:schemas-microsoft-com:office:word" xmlns:v="urn:schemas-microsoft-com:vml" xmlns:oel="http://schemas.microsoft.com/office/2019/extlst" xmlns:o="urn:schemas-microsoft-com:office:office" xmlns:am3d="http://schemas.microsoft.com/office/drawing/2017/model3d" xmlns:aink="http://schemas.microsoft.com/office/drawing/2016/ink" xmlns:cx8="http://schemas.microsoft.com/office/drawing/2016/5/14/chartex" xmlns:cx7="http://schemas.microsoft.com/office/drawing/2016/5/13/chartex" xmlns:cx6="http://schemas.microsoft.com/office/drawing/2016/5/12/chartex" xmlns:cx5="http://schemas.microsoft.com/office/drawing/2016/5/11/chartex" xmlns:cx4="http://schemas.microsoft.com/office/drawing/2016/5/10/chartex" xmlns:cx3="http://schemas.microsoft.com/office/drawing/2016/5/9/chartex" xmlns:cx2="http://schemas.microsoft.com/office/drawing/2015/10/21/chartex" xmlns="" val="1"/>
+                          <adec:decorative xmlns="" xmlns:cx2="http://schemas.microsoft.com/office/drawing/2015/10/21/chartex" xmlns:cx3="http://schemas.microsoft.com/office/drawing/2016/5/9/chartex" xmlns:cx4="http://schemas.microsoft.com/office/drawing/2016/5/10/chartex" xmlns:cx5="http://schemas.microsoft.com/office/drawing/2016/5/11/chartex" xmlns:cx6="http://schemas.microsoft.com/office/drawing/2016/5/12/chartex" xmlns:cx7="http://schemas.microsoft.com/office/drawing/2016/5/13/chartex" xmlns:cx8="http://schemas.microsoft.com/office/drawing/2016/5/14/chartex" xmlns:aink="http://schemas.microsoft.com/office/drawing/2016/ink" xmlns:am3d="http://schemas.microsoft.com/office/drawing/2017/model3d" xmlns:o="urn:schemas-microsoft-com:office:office" xmlns:oel="http://schemas.microsoft.com/office/2019/extlst" xmlns:v="urn:schemas-microsoft-com:vml" xmlns:w10="urn:schemas-microsoft-com:office:word" xmlns:w="http://schemas.openxmlformats.org/wordprocessingml/2006/main" xmlns:w16cex="http://schemas.microsoft.com/office/word/2018/wordml/cex" xmlns:w16cid="http://schemas.microsoft.com/office/word/2016/wordml/cid" xmlns:w16="http://schemas.microsoft.com/office/word/2018/wordml" xmlns:w16du="http://schemas.microsoft.com/office/word/2023/wordml/word16du" xmlns:w16sdtdh="http://schemas.microsoft.com/office/word/2020/wordml/sdtdatahash" xmlns:w16sdtfl="http://schemas.microsoft.com/office/word/2024/wordml/sdtformatlock" xmlns:adec="http://schemas.microsoft.com/office/drawing/2017/decorative" val="1"/>
                         </a:ext>
                       </a:extLst>
                     </pic:cNvPr>
@@ -94,7 +94,7 @@
                 <wp:docPr id="62092501" name="Rectángulo: esquinas redondeadas 1">
                   <a:extLst xmlns:a="http://schemas.openxmlformats.org/drawingml/2006/main">
                     <a:ext uri="{C183D7F6-B498-43B3-948B-1728B52AA6E4}">
-                      <adec:decorative xmlns:adec="http://schemas.microsoft.com/office/drawing/2017/decorative" xmlns:w16sdtfl="http://schemas.microsoft.com/office/word/2024/wordml/sdtformatlock" xmlns:w16sdtdh="http://schemas.microsoft.com/office/word/2020/wordml/sdtdatahash" xmlns:w16du="http://schemas.microsoft.com/office/word/2023/wordml/word16du" xmlns:w16="http://schemas.microsoft.com/office/word/2018/wordml" xmlns:w16cid="http://schemas.microsoft.com/office/word/2016/wordml/cid" xmlns:w16cex="http://schemas.microsoft.com/office/word/2018/wordml/cex" xmlns:w="http://schemas.openxmlformats.org/wordprocessingml/2006/main" xmlns:w10="urn:schemas-microsoft-com:office:word" xmlns:v="urn:schemas-microsoft-com:vml" xmlns:oel="http://schemas.microsoft.com/office/2019/extlst" xmlns:o="urn:schemas-microsoft-com:office:office" xmlns:am3d="http://schemas.microsoft.com/office/drawing/2017/model3d" xmlns:aink="http://schemas.microsoft.com/office/drawing/2016/ink" xmlns:cx8="http://schemas.microsoft.com/office/drawing/2016/5/14/chartex" xmlns:cx7="http://schemas.microsoft.com/office/drawing/2016/5/13/chartex" xmlns:cx6="http://schemas.microsoft.com/office/drawing/2016/5/12/chartex" xmlns:cx5="http://schemas.microsoft.com/office/drawing/2016/5/11/chartex" xmlns:cx4="http://schemas.microsoft.com/office/drawing/2016/5/10/chartex" xmlns:cx3="http://schemas.microsoft.com/office/drawing/2016/5/9/chartex" xmlns:cx2="http://schemas.microsoft.com/office/drawing/2015/10/21/chartex" xmlns="" val="1"/>
+                      <adec:decorative xmlns="" xmlns:cx2="http://schemas.microsoft.com/office/drawing/2015/10/21/chartex" xmlns:cx3="http://schemas.microsoft.com/office/drawing/2016/5/9/chartex" xmlns:cx4="http://schemas.microsoft.com/office/drawing/2016/5/10/chartex" xmlns:cx5="http://schemas.microsoft.com/office/drawing/2016/5/11/chartex" xmlns:cx6="http://schemas.microsoft.com/office/drawing/2016/5/12/chartex" xmlns:cx7="http://schemas.microsoft.com/office/drawing/2016/5/13/chartex" xmlns:cx8="http://schemas.microsoft.com/office/drawing/2016/5/14/chartex" xmlns:aink="http://schemas.microsoft.com/office/drawing/2016/ink" xmlns:am3d="http://schemas.microsoft.com/office/drawing/2017/model3d" xmlns:o="urn:schemas-microsoft-com:office:office" xmlns:oel="http://schemas.microsoft.com/office/2019/extlst" xmlns:v="urn:schemas-microsoft-com:vml" xmlns:w10="urn:schemas-microsoft-com:office:word" xmlns:w="http://schemas.openxmlformats.org/wordprocessingml/2006/main" xmlns:w16cex="http://schemas.microsoft.com/office/word/2018/wordml/cex" xmlns:w16cid="http://schemas.microsoft.com/office/word/2016/wordml/cid" xmlns:w16="http://schemas.microsoft.com/office/word/2018/wordml" xmlns:w16du="http://schemas.microsoft.com/office/word/2023/wordml/word16du" xmlns:w16sdtdh="http://schemas.microsoft.com/office/word/2020/wordml/sdtdatahash" xmlns:w16sdtfl="http://schemas.microsoft.com/office/word/2024/wordml/sdtformatlock" xmlns:adec="http://schemas.microsoft.com/office/drawing/2017/decorative" val="1"/>
                     </a:ext>
                   </a:extLst>
                 </wp:docPr>
@@ -148,7 +148,7 @@
               </wp:anchor>
             </w:drawing>
           </mc:Choice>
-          <mc:Fallback xmlns:a="http://schemas.openxmlformats.org/drawingml/2006/main" xmlns:adec="http://schemas.microsoft.com/office/drawing/2017/decorative" xmlns:pic="http://schemas.openxmlformats.org/drawingml/2006/picture" xmlns:a14="http://schemas.microsoft.com/office/drawing/2010/main" xmlns:w16sdtfl="http://schemas.microsoft.com/office/word/2024/wordml/sdtformatlock" xmlns:w16sdtdh="http://schemas.microsoft.com/office/word/2020/wordml/sdtdatahash" xmlns:w16du="http://schemas.microsoft.com/office/word/2023/wordml/word16du" xmlns:w16="http://schemas.microsoft.com/office/word/2018/wordml" xmlns:w16cid="http://schemas.microsoft.com/office/word/2016/wordml/cid" xmlns:w16cex="http://schemas.microsoft.com/office/word/2018/wordml/cex" xmlns:oel="http://schemas.microsoft.com/office/2019/extlst" xmlns:am3d="http://schemas.microsoft.com/office/drawing/2017/model3d" xmlns:aink="http://schemas.microsoft.com/office/drawing/2016/ink" xmlns:cx8="http://schemas.microsoft.com/office/drawing/2016/5/14/chartex" xmlns:cx7="http://schemas.microsoft.com/office/drawing/2016/5/13/chartex" xmlns:cx6="http://schemas.microsoft.com/office/drawing/2016/5/12/chartex" xmlns:cx5="http://schemas.microsoft.com/office/drawing/2016/5/11/chartex" xmlns:cx4="http://schemas.microsoft.com/office/drawing/2016/5/10/chartex" xmlns:cx3="http://schemas.microsoft.com/office/drawing/2016/5/9/chartex" xmlns:cx2="http://schemas.microsoft.com/office/drawing/2015/10/21/chartex">
+          <mc:Fallback xmlns:cx2="http://schemas.microsoft.com/office/drawing/2015/10/21/chartex" xmlns:cx3="http://schemas.microsoft.com/office/drawing/2016/5/9/chartex" xmlns:cx4="http://schemas.microsoft.com/office/drawing/2016/5/10/chartex" xmlns:cx5="http://schemas.microsoft.com/office/drawing/2016/5/11/chartex" xmlns:cx6="http://schemas.microsoft.com/office/drawing/2016/5/12/chartex" xmlns:cx7="http://schemas.microsoft.com/office/drawing/2016/5/13/chartex" xmlns:cx8="http://schemas.microsoft.com/office/drawing/2016/5/14/chartex" xmlns:aink="http://schemas.microsoft.com/office/drawing/2016/ink" xmlns:am3d="http://schemas.microsoft.com/office/drawing/2017/model3d" xmlns:oel="http://schemas.microsoft.com/office/2019/extlst" xmlns:w16cex="http://schemas.microsoft.com/office/word/2018/wordml/cex" xmlns:w16cid="http://schemas.microsoft.com/office/word/2016/wordml/cid" xmlns:w16="http://schemas.microsoft.com/office/word/2018/wordml" xmlns:w16du="http://schemas.microsoft.com/office/word/2023/wordml/word16du" xmlns:w16sdtdh="http://schemas.microsoft.com/office/word/2020/wordml/sdtdatahash" xmlns:w16sdtfl="http://schemas.microsoft.com/office/word/2024/wordml/sdtformatlock" xmlns:a14="http://schemas.microsoft.com/office/drawing/2010/main" xmlns:pic="http://schemas.openxmlformats.org/drawingml/2006/picture" xmlns:adec="http://schemas.microsoft.com/office/drawing/2017/decorative" xmlns:a="http://schemas.openxmlformats.org/drawingml/2006/main">
             <w:pict xmlns:w="http://schemas.openxmlformats.org/wordprocessingml/2006/main">
               <v:roundrect xmlns:w14="http://schemas.microsoft.com/office/word/2010/wordml" xmlns:o="urn:schemas-microsoft-com:office:office" xmlns:v="urn:schemas-microsoft-com:vml" id="Rectángulo: esquinas redondeadas 1" style="position:absolute;margin-left:151.8pt;margin-top:-54.75pt;width:376.95pt;height:20.7pt;z-index:251668479;visibility:visible;mso-wrap-style:square;mso-wrap-distance-left:9pt;mso-wrap-distance-top:0;mso-wrap-distance-right:9pt;mso-wrap-distance-bottom:0;mso-position-horizontal:absolute;mso-position-horizontal-relative:text;mso-position-vertical:absolute;mso-position-vertical-relative:text;v-text-anchor:middle" alt="&quot;&quot;" o:spid="_x0000_s1026" fillcolor="#e7e8e9" stroked="f" strokeweight="1pt" arcsize=".5" w14:anchorId="07EEE52D" o:gfxdata="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">
                 <v:stroke joinstyle="miter"/>
@@ -179,7 +179,7 @@
                 <wp:docPr id="423553030" name="AutoShape 14">
                   <a:extLst xmlns:a="http://schemas.openxmlformats.org/drawingml/2006/main">
                     <a:ext uri="{C183D7F6-B498-43B3-948B-1728B52AA6E4}">
-                      <adec:decorative xmlns:adec="http://schemas.microsoft.com/office/drawing/2017/decorative" xmlns:w16sdtfl="http://schemas.microsoft.com/office/word/2024/wordml/sdtformatlock" xmlns:w16sdtdh="http://schemas.microsoft.com/office/word/2020/wordml/sdtdatahash" xmlns:w16du="http://schemas.microsoft.com/office/word/2023/wordml/word16du" xmlns:w16="http://schemas.microsoft.com/office/word/2018/wordml" xmlns:w16cid="http://schemas.microsoft.com/office/word/2016/wordml/cid" xmlns:w16cex="http://schemas.microsoft.com/office/word/2018/wordml/cex" xmlns:w="http://schemas.openxmlformats.org/wordprocessingml/2006/main" xmlns:w10="urn:schemas-microsoft-com:office:word" xmlns:v="urn:schemas-microsoft-com:vml" xmlns:oel="http://schemas.microsoft.com/office/2019/extlst" xmlns:o="urn:schemas-microsoft-com:office:office" xmlns:am3d="http://schemas.microsoft.com/office/drawing/2017/model3d" xmlns:aink="http://schemas.microsoft.com/office/drawing/2016/ink" xmlns:cx8="http://schemas.microsoft.com/office/drawing/2016/5/14/chartex" xmlns:cx7="http://schemas.microsoft.com/office/drawing/2016/5/13/chartex" xmlns:cx6="http://schemas.microsoft.com/office/drawing/2016/5/12/chartex" xmlns:cx5="http://schemas.microsoft.com/office/drawing/2016/5/11/chartex" xmlns:cx4="http://schemas.microsoft.com/office/drawing/2016/5/10/chartex" xmlns:cx3="http://schemas.microsoft.com/office/drawing/2016/5/9/chartex" xmlns:cx2="http://schemas.microsoft.com/office/drawing/2015/10/21/chartex" xmlns="" val="1"/>
+                      <adec:decorative xmlns="" xmlns:cx2="http://schemas.microsoft.com/office/drawing/2015/10/21/chartex" xmlns:cx3="http://schemas.microsoft.com/office/drawing/2016/5/9/chartex" xmlns:cx4="http://schemas.microsoft.com/office/drawing/2016/5/10/chartex" xmlns:cx5="http://schemas.microsoft.com/office/drawing/2016/5/11/chartex" xmlns:cx6="http://schemas.microsoft.com/office/drawing/2016/5/12/chartex" xmlns:cx7="http://schemas.microsoft.com/office/drawing/2016/5/13/chartex" xmlns:cx8="http://schemas.microsoft.com/office/drawing/2016/5/14/chartex" xmlns:aink="http://schemas.microsoft.com/office/drawing/2016/ink" xmlns:am3d="http://schemas.microsoft.com/office/drawing/2017/model3d" xmlns:o="urn:schemas-microsoft-com:office:office" xmlns:oel="http://schemas.microsoft.com/office/2019/extlst" xmlns:v="urn:schemas-microsoft-com:vml" xmlns:w10="urn:schemas-microsoft-com:office:word" xmlns:w="http://schemas.openxmlformats.org/wordprocessingml/2006/main" xmlns:w16cex="http://schemas.microsoft.com/office/word/2018/wordml/cex" xmlns:w16cid="http://schemas.microsoft.com/office/word/2016/wordml/cid" xmlns:w16="http://schemas.microsoft.com/office/word/2018/wordml" xmlns:w16du="http://schemas.microsoft.com/office/word/2023/wordml/word16du" xmlns:w16sdtdh="http://schemas.microsoft.com/office/word/2020/wordml/sdtdatahash" xmlns:w16sdtfl="http://schemas.microsoft.com/office/word/2024/wordml/sdtformatlock" xmlns:adec="http://schemas.microsoft.com/office/drawing/2017/decorative" val="1"/>
                     </a:ext>
                   </a:extLst>
                 </wp:docPr>
@@ -224,7 +224,7 @@
               </wp:anchor>
             </w:drawing>
           </mc:Choice>
-          <mc:Fallback xmlns:a="http://schemas.openxmlformats.org/drawingml/2006/main" xmlns:adec="http://schemas.microsoft.com/office/drawing/2017/decorative" xmlns:pic="http://schemas.openxmlformats.org/drawingml/2006/picture" xmlns:a14="http://schemas.microsoft.com/office/drawing/2010/main" xmlns:w16sdtfl="http://schemas.microsoft.com/office/word/2024/wordml/sdtformatlock" xmlns:w16sdtdh="http://schemas.microsoft.com/office/word/2020/wordml/sdtdatahash" xmlns:w16du="http://schemas.microsoft.com/office/word/2023/wordml/word16du" xmlns:w16="http://schemas.microsoft.com/office/word/2018/wordml" xmlns:w16cid="http://schemas.microsoft.com/office/word/2016/wordml/cid" xmlns:w16cex="http://schemas.microsoft.com/office/word/2018/wordml/cex" xmlns:oel="http://schemas.microsoft.com/office/2019/extlst" xmlns:am3d="http://schemas.microsoft.com/office/drawing/2017/model3d" xmlns:aink="http://schemas.microsoft.com/office/drawing/2016/ink" xmlns:cx8="http://schemas.microsoft.com/office/drawing/2016/5/14/chartex" xmlns:cx7="http://schemas.microsoft.com/office/drawing/2016/5/13/chartex" xmlns:cx6="http://schemas.microsoft.com/office/drawing/2016/5/12/chartex" xmlns:cx5="http://schemas.microsoft.com/office/drawing/2016/5/11/chartex" xmlns:cx4="http://schemas.microsoft.com/office/drawing/2016/5/10/chartex" xmlns:cx3="http://schemas.microsoft.com/office/drawing/2016/5/9/chartex" xmlns:cx2="http://schemas.microsoft.com/office/drawing/2015/10/21/chartex">
+          <mc:Fallback xmlns:cx2="http://schemas.microsoft.com/office/drawing/2015/10/21/chartex" xmlns:cx3="http://schemas.microsoft.com/office/drawing/2016/5/9/chartex" xmlns:cx4="http://schemas.microsoft.com/office/drawing/2016/5/10/chartex" xmlns:cx5="http://schemas.microsoft.com/office/drawing/2016/5/11/chartex" xmlns:cx6="http://schemas.microsoft.com/office/drawing/2016/5/12/chartex" xmlns:cx7="http://schemas.microsoft.com/office/drawing/2016/5/13/chartex" xmlns:cx8="http://schemas.microsoft.com/office/drawing/2016/5/14/chartex" xmlns:aink="http://schemas.microsoft.com/office/drawing/2016/ink" xmlns:am3d="http://schemas.microsoft.com/office/drawing/2017/model3d" xmlns:oel="http://schemas.microsoft.com/office/2019/extlst" xmlns:w16cex="http://schemas.microsoft.com/office/word/2018/wordml/cex" xmlns:w16cid="http://schemas.microsoft.com/office/word/2016/wordml/cid" xmlns:w16="http://schemas.microsoft.com/office/word/2018/wordml" xmlns:w16du="http://schemas.microsoft.com/office/word/2023/wordml/word16du" xmlns:w16sdtdh="http://schemas.microsoft.com/office/word/2020/wordml/sdtdatahash" xmlns:w16sdtfl="http://schemas.microsoft.com/office/word/2024/wordml/sdtformatlock" xmlns:a14="http://schemas.microsoft.com/office/drawing/2010/main" xmlns:pic="http://schemas.openxmlformats.org/drawingml/2006/picture" xmlns:adec="http://schemas.microsoft.com/office/drawing/2017/decorative" xmlns:a="http://schemas.openxmlformats.org/drawingml/2006/main">
             <w:pict>
               <v:roundrect id="AutoShape 14" style="position:absolute;margin-left:-25.6pt;margin-top:-17.6pt;width:554.7pt;height:303pt;z-index:251671552;visibility:visible;mso-wrap-style:square;mso-wrap-distance-left:9pt;mso-wrap-distance-top:0;mso-wrap-distance-right:9pt;mso-wrap-distance-bottom:0;mso-position-horizontal:absolute;mso-position-horizontal-relative:text;mso-position-vertical:absolute;mso-position-vertical-relative:text;v-text-anchor:top" alt="&quot;&quot;" o:spid="_x0000_s1026" stroked="f" arcsize="2907f" w14:anchorId="3DBDE4CA" o:gfxdata="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">
                 <v:fill type="frame" o:title="" recolor="t" rotate="t" r:id="rId13"/>
@@ -286,7 +286,7 @@
                 <wp:docPr id="1758041971" name="Rectángulo: esquinas redondeadas 6">
                   <a:extLst xmlns:a="http://schemas.openxmlformats.org/drawingml/2006/main">
                     <a:ext uri="{C183D7F6-B498-43B3-948B-1728B52AA6E4}">
-                      <adec:decorative xmlns:adec="http://schemas.microsoft.com/office/drawing/2017/decorative" xmlns:w16sdtfl="http://schemas.microsoft.com/office/word/2024/wordml/sdtformatlock" xmlns:w16sdtdh="http://schemas.microsoft.com/office/word/2020/wordml/sdtdatahash" xmlns:w16du="http://schemas.microsoft.com/office/word/2023/wordml/word16du" xmlns:w16="http://schemas.microsoft.com/office/word/2018/wordml" xmlns:w16cid="http://schemas.microsoft.com/office/word/2016/wordml/cid" xmlns:w16cex="http://schemas.microsoft.com/office/word/2018/wordml/cex" xmlns:w="http://schemas.openxmlformats.org/wordprocessingml/2006/main" xmlns:w10="urn:schemas-microsoft-com:office:word" xmlns:v="urn:schemas-microsoft-com:vml" xmlns:oel="http://schemas.microsoft.com/office/2019/extlst" xmlns:o="urn:schemas-microsoft-com:office:office" xmlns:am3d="http://schemas.microsoft.com/office/drawing/2017/model3d" xmlns:aink="http://schemas.microsoft.com/office/drawing/2016/ink" xmlns:cx8="http://schemas.microsoft.com/office/drawing/2016/5/14/chartex" xmlns:cx7="http://schemas.microsoft.com/office/drawing/2016/5/13/chartex" xmlns:cx6="http://schemas.microsoft.com/office/drawing/2016/5/12/chartex" xmlns:cx5="http://schemas.microsoft.com/office/drawing/2016/5/11/chartex" xmlns:cx4="http://schemas.microsoft.com/office/drawing/2016/5/10/chartex" xmlns:cx3="http://schemas.microsoft.com/office/drawing/2016/5/9/chartex" xmlns:cx2="http://schemas.microsoft.com/office/drawing/2015/10/21/chartex" xmlns="" val="1"/>
+                      <adec:decorative xmlns="" xmlns:cx2="http://schemas.microsoft.com/office/drawing/2015/10/21/chartex" xmlns:cx3="http://schemas.microsoft.com/office/drawing/2016/5/9/chartex" xmlns:cx4="http://schemas.microsoft.com/office/drawing/2016/5/10/chartex" xmlns:cx5="http://schemas.microsoft.com/office/drawing/2016/5/11/chartex" xmlns:cx6="http://schemas.microsoft.com/office/drawing/2016/5/12/chartex" xmlns:cx7="http://schemas.microsoft.com/office/drawing/2016/5/13/chartex" xmlns:cx8="http://schemas.microsoft.com/office/drawing/2016/5/14/chartex" xmlns:aink="http://schemas.microsoft.com/office/drawing/2016/ink" xmlns:am3d="http://schemas.microsoft.com/office/drawing/2017/model3d" xmlns:o="urn:schemas-microsoft-com:office:office" xmlns:oel="http://schemas.microsoft.com/office/2019/extlst" xmlns:v="urn:schemas-microsoft-com:vml" xmlns:w10="urn:schemas-microsoft-com:office:word" xmlns:w="http://schemas.openxmlformats.org/wordprocessingml/2006/main" xmlns:w16cex="http://schemas.microsoft.com/office/word/2018/wordml/cex" xmlns:w16cid="http://schemas.microsoft.com/office/word/2016/wordml/cid" xmlns:w16="http://schemas.microsoft.com/office/word/2018/wordml" xmlns:w16du="http://schemas.microsoft.com/office/word/2023/wordml/word16du" xmlns:w16sdtdh="http://schemas.microsoft.com/office/word/2020/wordml/sdtdatahash" xmlns:w16sdtfl="http://schemas.microsoft.com/office/word/2024/wordml/sdtformatlock" xmlns:adec="http://schemas.microsoft.com/office/drawing/2017/decorative" val="1"/>
                     </a:ext>
                   </a:extLst>
                 </wp:docPr>
@@ -350,7 +350,7 @@
               </wp:anchor>
             </w:drawing>
           </mc:Choice>
-          <mc:Fallback xmlns:a="http://schemas.openxmlformats.org/drawingml/2006/main" xmlns:pic="http://schemas.openxmlformats.org/drawingml/2006/picture" xmlns:a14="http://schemas.microsoft.com/office/drawing/2010/main" xmlns:adec="http://schemas.microsoft.com/office/drawing/2017/decorative" xmlns:w16sdtfl="http://schemas.microsoft.com/office/word/2024/wordml/sdtformatlock" xmlns:w16sdtdh="http://schemas.microsoft.com/office/word/2020/wordml/sdtdatahash" xmlns:w16du="http://schemas.microsoft.com/office/word/2023/wordml/word16du" xmlns:w16="http://schemas.microsoft.com/office/word/2018/wordml" xmlns:w16cid="http://schemas.microsoft.com/office/word/2016/wordml/cid" xmlns:w16cex="http://schemas.microsoft.com/office/word/2018/wordml/cex" xmlns:oel="http://schemas.microsoft.com/office/2019/extlst" xmlns:am3d="http://schemas.microsoft.com/office/drawing/2017/model3d" xmlns:aink="http://schemas.microsoft.com/office/drawing/2016/ink" xmlns:cx8="http://schemas.microsoft.com/office/drawing/2016/5/14/chartex" xmlns:cx7="http://schemas.microsoft.com/office/drawing/2016/5/13/chartex" xmlns:cx6="http://schemas.microsoft.com/office/drawing/2016/5/12/chartex" xmlns:cx5="http://schemas.microsoft.com/office/drawing/2016/5/11/chartex" xmlns:cx4="http://schemas.microsoft.com/office/drawing/2016/5/10/chartex" xmlns:cx3="http://schemas.microsoft.com/office/drawing/2016/5/9/chartex" xmlns:cx2="http://schemas.microsoft.com/office/drawing/2015/10/21/chartex">
+          <mc:Fallback xmlns:cx2="http://schemas.microsoft.com/office/drawing/2015/10/21/chartex" xmlns:cx3="http://schemas.microsoft.com/office/drawing/2016/5/9/chartex" xmlns:cx4="http://schemas.microsoft.com/office/drawing/2016/5/10/chartex" xmlns:cx5="http://schemas.microsoft.com/office/drawing/2016/5/11/chartex" xmlns:cx6="http://schemas.microsoft.com/office/drawing/2016/5/12/chartex" xmlns:cx7="http://schemas.microsoft.com/office/drawing/2016/5/13/chartex" xmlns:cx8="http://schemas.microsoft.com/office/drawing/2016/5/14/chartex" xmlns:aink="http://schemas.microsoft.com/office/drawing/2016/ink" xmlns:am3d="http://schemas.microsoft.com/office/drawing/2017/model3d" xmlns:oel="http://schemas.microsoft.com/office/2019/extlst" xmlns:w16cex="http://schemas.microsoft.com/office/word/2018/wordml/cex" xmlns:w16cid="http://schemas.microsoft.com/office/word/2016/wordml/cid" xmlns:w16="http://schemas.microsoft.com/office/word/2018/wordml" xmlns:w16du="http://schemas.microsoft.com/office/word/2023/wordml/word16du" xmlns:w16sdtdh="http://schemas.microsoft.com/office/word/2020/wordml/sdtdatahash" xmlns:w16sdtfl="http://schemas.microsoft.com/office/word/2024/wordml/sdtformatlock" xmlns:adec="http://schemas.microsoft.com/office/drawing/2017/decorative" xmlns:a14="http://schemas.microsoft.com/office/drawing/2010/main" xmlns:pic="http://schemas.openxmlformats.org/drawingml/2006/picture" xmlns:a="http://schemas.openxmlformats.org/drawingml/2006/main">
             <w:pict>
               <v:roundrect id="Rectángulo: esquinas redondeadas 6" style="position:absolute;margin-left:-24.85pt;margin-top:35.55pt;width:8.55pt;height:56.7pt;z-index:251673600;visibility:visible;mso-wrap-style:square;mso-width-percent:0;mso-height-percent:0;mso-wrap-distance-left:9pt;mso-wrap-distance-top:0;mso-wrap-distance-right:9pt;mso-wrap-distance-bottom:0;mso-position-horizontal:absolute;mso-position-horizontal-relative:text;mso-position-vertical:absolute;mso-position-vertical-relative:text;mso-width-percent:0;mso-height-percent:0;mso-width-relative:margin;mso-height-relative:margin;v-text-anchor:middle" alt="&quot;&quot;" o:spid="_x0000_s1026" fillcolor="#ffb800" stroked="f" strokeweight="1pt" arcsize="0" w14:anchorId="19FE2BFE" o:gfxdata="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">
                 <v:stroke joinstyle="miter"/>
@@ -638,7 +638,23 @@
     </w:p>
     <w:p>
       <w:r>
-        <w:t>En esta quinta semana, realizarás una actividad formativa grupal (2 a 3 integrantes), llamada "Ejecutando y Analizando Pruebas Unitarias en Microservicios con JUnit", donde, tal como su nombre lo indica, deberás ejecutar pruebas unitarias en microservicios desarrollados utilizando JUnit y herramientas actuales, garantizando la calidad y funcionalidad del código. Además, deberán realizar un análisis de los resultados de las pruebas unitarias para verificar el cumplimiento de los requerimientos y mejorar la calidad del desarrollo.</w:t>
+        <w:t xml:space="preserve">En esta quinta semana, realizarás una actividad formativa grupal (2 a 3 integrantes), llamada "Ejecutando y Analizando Pruebas Unitarias en Microservicios con </w:t>
+      </w:r>
+      <w:proofErr w:type="spellStart"/>
+      <w:r>
+        <w:t>JUnit</w:t>
+      </w:r>
+      <w:proofErr w:type="spellEnd"/>
+      <w:r>
+        <w:t xml:space="preserve">", donde, tal como su nombre lo indica, deberás ejecutar pruebas unitarias en microservicios desarrollados utilizando </w:t>
+      </w:r>
+      <w:proofErr w:type="spellStart"/>
+      <w:r>
+        <w:t>JUnit</w:t>
+      </w:r>
+      <w:proofErr w:type="spellEnd"/>
+      <w:r>
+        <w:t xml:space="preserve"> y herramientas actuales, garantizando la calidad y funcionalidad del código. Además, deberán realizar un análisis de los resultados de las pruebas unitarias para verificar el cumplimiento de los requerimientos y mejorar la calidad del desarrollo.</w:t>
       </w:r>
     </w:p>
     <w:p>
@@ -727,7 +743,23 @@
         </w:numPr>
       </w:pPr>
       <w:r>
-        <w:t xml:space="preserve">Configurar el entorno de pruebas unitarias para ejecutar pruebas con JUnit y Mockito. </w:t>
+        <w:t xml:space="preserve">Configurar el entorno de pruebas unitarias para ejecutar pruebas con </w:t>
+      </w:r>
+      <w:proofErr w:type="spellStart"/>
+      <w:r>
+        <w:t>JUnit</w:t>
+      </w:r>
+      <w:proofErr w:type="spellEnd"/>
+      <w:r>
+        <w:t xml:space="preserve"> y </w:t>
+      </w:r>
+      <w:proofErr w:type="spellStart"/>
+      <w:r>
+        <w:t>Mockito</w:t>
+      </w:r>
+      <w:proofErr w:type="spellEnd"/>
+      <w:r>
+        <w:t xml:space="preserve">. </w:t>
       </w:r>
     </w:p>
     <w:p>
@@ -787,7 +819,15 @@
         </w:numPr>
       </w:pPr>
       <w:r>
-        <w:t xml:space="preserve">Simular dependencias y relaciones entre entidades utilizando herramientas de mocking. </w:t>
+        <w:t xml:space="preserve">Simular dependencias y relaciones entre entidades utilizando herramientas de </w:t>
+      </w:r>
+      <w:proofErr w:type="spellStart"/>
+      <w:r>
+        <w:t>mocking</w:t>
+      </w:r>
+      <w:proofErr w:type="spellEnd"/>
+      <w:r>
+        <w:t xml:space="preserve">. </w:t>
       </w:r>
     </w:p>
     <w:p>
@@ -813,7 +853,7 @@
                 <wp:docPr id="92215269" name="Rectángulo: esquinas redondeadas 4">
                   <a:extLst xmlns:a="http://schemas.openxmlformats.org/drawingml/2006/main">
                     <a:ext uri="{C183D7F6-B498-43B3-948B-1728B52AA6E4}">
-                      <adec:decorative xmlns:adec="http://schemas.microsoft.com/office/drawing/2017/decorative" xmlns:w16sdtfl="http://schemas.microsoft.com/office/word/2024/wordml/sdtformatlock" xmlns:w16sdtdh="http://schemas.microsoft.com/office/word/2020/wordml/sdtdatahash" xmlns:w16du="http://schemas.microsoft.com/office/word/2023/wordml/word16du" xmlns:w16="http://schemas.microsoft.com/office/word/2018/wordml" xmlns:w16cid="http://schemas.microsoft.com/office/word/2016/wordml/cid" xmlns:w16cex="http://schemas.microsoft.com/office/word/2018/wordml/cex" xmlns:w="http://schemas.openxmlformats.org/wordprocessingml/2006/main" xmlns:w10="urn:schemas-microsoft-com:office:word" xmlns:v="urn:schemas-microsoft-com:vml" xmlns:oel="http://schemas.microsoft.com/office/2019/extlst" xmlns:o="urn:schemas-microsoft-com:office:office" xmlns:am3d="http://schemas.microsoft.com/office/drawing/2017/model3d" xmlns:aink="http://schemas.microsoft.com/office/drawing/2016/ink" xmlns:cx8="http://schemas.microsoft.com/office/drawing/2016/5/14/chartex" xmlns:cx7="http://schemas.microsoft.com/office/drawing/2016/5/13/chartex" xmlns:cx6="http://schemas.microsoft.com/office/drawing/2016/5/12/chartex" xmlns:cx5="http://schemas.microsoft.com/office/drawing/2016/5/11/chartex" xmlns:cx4="http://schemas.microsoft.com/office/drawing/2016/5/10/chartex" xmlns:cx3="http://schemas.microsoft.com/office/drawing/2016/5/9/chartex" xmlns:cx2="http://schemas.microsoft.com/office/drawing/2015/10/21/chartex" xmlns="" val="1"/>
+                      <adec:decorative xmlns="" xmlns:cx2="http://schemas.microsoft.com/office/drawing/2015/10/21/chartex" xmlns:cx3="http://schemas.microsoft.com/office/drawing/2016/5/9/chartex" xmlns:cx4="http://schemas.microsoft.com/office/drawing/2016/5/10/chartex" xmlns:cx5="http://schemas.microsoft.com/office/drawing/2016/5/11/chartex" xmlns:cx6="http://schemas.microsoft.com/office/drawing/2016/5/12/chartex" xmlns:cx7="http://schemas.microsoft.com/office/drawing/2016/5/13/chartex" xmlns:cx8="http://schemas.microsoft.com/office/drawing/2016/5/14/chartex" xmlns:aink="http://schemas.microsoft.com/office/drawing/2016/ink" xmlns:am3d="http://schemas.microsoft.com/office/drawing/2017/model3d" xmlns:o="urn:schemas-microsoft-com:office:office" xmlns:oel="http://schemas.microsoft.com/office/2019/extlst" xmlns:v="urn:schemas-microsoft-com:vml" xmlns:w10="urn:schemas-microsoft-com:office:word" xmlns:w="http://schemas.openxmlformats.org/wordprocessingml/2006/main" xmlns:w16cex="http://schemas.microsoft.com/office/word/2018/wordml/cex" xmlns:w16cid="http://schemas.microsoft.com/office/word/2016/wordml/cid" xmlns:w16="http://schemas.microsoft.com/office/word/2018/wordml" xmlns:w16du="http://schemas.microsoft.com/office/word/2023/wordml/word16du" xmlns:w16sdtdh="http://schemas.microsoft.com/office/word/2020/wordml/sdtdatahash" xmlns:w16sdtfl="http://schemas.microsoft.com/office/word/2024/wordml/sdtformatlock" xmlns:adec="http://schemas.microsoft.com/office/drawing/2017/decorative" val="1"/>
                     </a:ext>
                   </a:extLst>
                 </wp:docPr>
@@ -877,7 +917,7 @@
               </wp:anchor>
             </w:drawing>
           </mc:Choice>
-          <mc:Fallback xmlns:w16sdtfl="http://schemas.microsoft.com/office/word/2024/wordml/sdtformatlock" xmlns:w16sdtdh="http://schemas.microsoft.com/office/word/2020/wordml/sdtdatahash" xmlns:w16du="http://schemas.microsoft.com/office/word/2023/wordml/word16du" xmlns:w16="http://schemas.microsoft.com/office/word/2018/wordml" xmlns:w16cid="http://schemas.microsoft.com/office/word/2016/wordml/cid" xmlns:w16cex="http://schemas.microsoft.com/office/word/2018/wordml/cex" xmlns:oel="http://schemas.microsoft.com/office/2019/extlst" xmlns:am3d="http://schemas.microsoft.com/office/drawing/2017/model3d" xmlns:aink="http://schemas.microsoft.com/office/drawing/2016/ink" xmlns:cx8="http://schemas.microsoft.com/office/drawing/2016/5/14/chartex" xmlns:cx7="http://schemas.microsoft.com/office/drawing/2016/5/13/chartex" xmlns:cx6="http://schemas.microsoft.com/office/drawing/2016/5/12/chartex" xmlns:cx5="http://schemas.microsoft.com/office/drawing/2016/5/11/chartex" xmlns:cx4="http://schemas.microsoft.com/office/drawing/2016/5/10/chartex" xmlns:cx3="http://schemas.microsoft.com/office/drawing/2016/5/9/chartex" xmlns:cx2="http://schemas.microsoft.com/office/drawing/2015/10/21/chartex">
+          <mc:Fallback xmlns:cx2="http://schemas.microsoft.com/office/drawing/2015/10/21/chartex" xmlns:cx3="http://schemas.microsoft.com/office/drawing/2016/5/9/chartex" xmlns:cx4="http://schemas.microsoft.com/office/drawing/2016/5/10/chartex" xmlns:cx5="http://schemas.microsoft.com/office/drawing/2016/5/11/chartex" xmlns:cx6="http://schemas.microsoft.com/office/drawing/2016/5/12/chartex" xmlns:cx7="http://schemas.microsoft.com/office/drawing/2016/5/13/chartex" xmlns:cx8="http://schemas.microsoft.com/office/drawing/2016/5/14/chartex" xmlns:aink="http://schemas.microsoft.com/office/drawing/2016/ink" xmlns:am3d="http://schemas.microsoft.com/office/drawing/2017/model3d" xmlns:oel="http://schemas.microsoft.com/office/2019/extlst" xmlns:w16cex="http://schemas.microsoft.com/office/word/2018/wordml/cex" xmlns:w16cid="http://schemas.microsoft.com/office/word/2016/wordml/cid" xmlns:w16="http://schemas.microsoft.com/office/word/2018/wordml" xmlns:w16du="http://schemas.microsoft.com/office/word/2023/wordml/word16du" xmlns:w16sdtdh="http://schemas.microsoft.com/office/word/2020/wordml/sdtdatahash" xmlns:w16sdtfl="http://schemas.microsoft.com/office/word/2024/wordml/sdtformatlock">
             <w:pict>
               <v:roundrect w14:anchorId="315941C5" id="Rectángulo: esquinas redondeadas 4" o:spid="_x0000_s1026" alt="&quot;&quot;" style="position:absolute;margin-left:-1.95pt;margin-top:8.1pt;width:503.9pt;height:192pt;z-index:-251636736;visibility:visible;mso-wrap-style:square;mso-width-percent:0;mso-height-percent:0;mso-wrap-distance-left:9pt;mso-wrap-distance-top:0;mso-wrap-distance-right:9pt;mso-wrap-distance-bottom:0;mso-position-horizontal:absolute;mso-position-horizontal-relative:margin;mso-position-vertical:absolute;mso-position-vertical-relative:text;mso-width-percent:0;mso-height-percent:0;mso-width-relative:page;mso-height-relative:margin;v-text-anchor:middle" arcsize="3601f" o:gfxdata="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" fillcolor="#f2f2f2" stroked="f" strokeweight="1pt">
                 <v:stroke joinstyle="miter"/>
@@ -907,7 +947,7 @@
             <wp:docPr id="724578409" name="Imagen 14">
               <a:extLst xmlns:a="http://schemas.openxmlformats.org/drawingml/2006/main">
                 <a:ext uri="{C183D7F6-B498-43B3-948B-1728B52AA6E4}">
-                  <adec:decorative xmlns:adec="http://schemas.microsoft.com/office/drawing/2017/decorative" xmlns:w16sdtfl="http://schemas.microsoft.com/office/word/2024/wordml/sdtformatlock" xmlns:w16sdtdh="http://schemas.microsoft.com/office/word/2020/wordml/sdtdatahash" xmlns:w16du="http://schemas.microsoft.com/office/word/2023/wordml/word16du" xmlns:w16="http://schemas.microsoft.com/office/word/2018/wordml" xmlns:w16cid="http://schemas.microsoft.com/office/word/2016/wordml/cid" xmlns:w16cex="http://schemas.microsoft.com/office/word/2018/wordml/cex" xmlns:w="http://schemas.openxmlformats.org/wordprocessingml/2006/main" xmlns:w10="urn:schemas-microsoft-com:office:word" xmlns:v="urn:schemas-microsoft-com:vml" xmlns:oel="http://schemas.microsoft.com/office/2019/extlst" xmlns:o="urn:schemas-microsoft-com:office:office" xmlns:am3d="http://schemas.microsoft.com/office/drawing/2017/model3d" xmlns:aink="http://schemas.microsoft.com/office/drawing/2016/ink" xmlns:cx8="http://schemas.microsoft.com/office/drawing/2016/5/14/chartex" xmlns:cx7="http://schemas.microsoft.com/office/drawing/2016/5/13/chartex" xmlns:cx6="http://schemas.microsoft.com/office/drawing/2016/5/12/chartex" xmlns:cx5="http://schemas.microsoft.com/office/drawing/2016/5/11/chartex" xmlns:cx4="http://schemas.microsoft.com/office/drawing/2016/5/10/chartex" xmlns:cx3="http://schemas.microsoft.com/office/drawing/2016/5/9/chartex" xmlns:cx2="http://schemas.microsoft.com/office/drawing/2015/10/21/chartex" xmlns="" val="1"/>
+                  <adec:decorative xmlns="" xmlns:cx2="http://schemas.microsoft.com/office/drawing/2015/10/21/chartex" xmlns:cx3="http://schemas.microsoft.com/office/drawing/2016/5/9/chartex" xmlns:cx4="http://schemas.microsoft.com/office/drawing/2016/5/10/chartex" xmlns:cx5="http://schemas.microsoft.com/office/drawing/2016/5/11/chartex" xmlns:cx6="http://schemas.microsoft.com/office/drawing/2016/5/12/chartex" xmlns:cx7="http://schemas.microsoft.com/office/drawing/2016/5/13/chartex" xmlns:cx8="http://schemas.microsoft.com/office/drawing/2016/5/14/chartex" xmlns:aink="http://schemas.microsoft.com/office/drawing/2016/ink" xmlns:am3d="http://schemas.microsoft.com/office/drawing/2017/model3d" xmlns:o="urn:schemas-microsoft-com:office:office" xmlns:oel="http://schemas.microsoft.com/office/2019/extlst" xmlns:v="urn:schemas-microsoft-com:vml" xmlns:w10="urn:schemas-microsoft-com:office:word" xmlns:w="http://schemas.openxmlformats.org/wordprocessingml/2006/main" xmlns:w16cex="http://schemas.microsoft.com/office/word/2018/wordml/cex" xmlns:w16cid="http://schemas.microsoft.com/office/word/2016/wordml/cid" xmlns:w16="http://schemas.microsoft.com/office/word/2018/wordml" xmlns:w16du="http://schemas.microsoft.com/office/word/2023/wordml/word16du" xmlns:w16sdtdh="http://schemas.microsoft.com/office/word/2020/wordml/sdtdatahash" xmlns:w16sdtfl="http://schemas.microsoft.com/office/word/2024/wordml/sdtformatlock" xmlns:adec="http://schemas.microsoft.com/office/drawing/2017/decorative" val="1"/>
                 </a:ext>
               </a:extLst>
             </wp:docPr>
@@ -921,7 +961,7 @@
                     <pic:cNvPr id="724578409" name="Imagen 14">
                       <a:extLst>
                         <a:ext uri="{C183D7F6-B498-43B3-948B-1728B52AA6E4}">
-                          <adec:decorative xmlns:adec="http://schemas.microsoft.com/office/drawing/2017/decorative" xmlns:w16sdtfl="http://schemas.microsoft.com/office/word/2024/wordml/sdtformatlock" xmlns:w16sdtdh="http://schemas.microsoft.com/office/word/2020/wordml/sdtdatahash" xmlns:w16du="http://schemas.microsoft.com/office/word/2023/wordml/word16du" xmlns:w16="http://schemas.microsoft.com/office/word/2018/wordml" xmlns:w16cid="http://schemas.microsoft.com/office/word/2016/wordml/cid" xmlns:w16cex="http://schemas.microsoft.com/office/word/2018/wordml/cex" xmlns:w="http://schemas.openxmlformats.org/wordprocessingml/2006/main" xmlns:w10="urn:schemas-microsoft-com:office:word" xmlns:v="urn:schemas-microsoft-com:vml" xmlns:oel="http://schemas.microsoft.com/office/2019/extlst" xmlns:o="urn:schemas-microsoft-com:office:office" xmlns:am3d="http://schemas.microsoft.com/office/drawing/2017/model3d" xmlns:aink="http://schemas.microsoft.com/office/drawing/2016/ink" xmlns:cx8="http://schemas.microsoft.com/office/drawing/2016/5/14/chartex" xmlns:cx7="http://schemas.microsoft.com/office/drawing/2016/5/13/chartex" xmlns:cx6="http://schemas.microsoft.com/office/drawing/2016/5/12/chartex" xmlns:cx5="http://schemas.microsoft.com/office/drawing/2016/5/11/chartex" xmlns:cx4="http://schemas.microsoft.com/office/drawing/2016/5/10/chartex" xmlns:cx3="http://schemas.microsoft.com/office/drawing/2016/5/9/chartex" xmlns:cx2="http://schemas.microsoft.com/office/drawing/2015/10/21/chartex" xmlns="" val="1"/>
+                          <adec:decorative xmlns="" xmlns:cx2="http://schemas.microsoft.com/office/drawing/2015/10/21/chartex" xmlns:cx3="http://schemas.microsoft.com/office/drawing/2016/5/9/chartex" xmlns:cx4="http://schemas.microsoft.com/office/drawing/2016/5/10/chartex" xmlns:cx5="http://schemas.microsoft.com/office/drawing/2016/5/11/chartex" xmlns:cx6="http://schemas.microsoft.com/office/drawing/2016/5/12/chartex" xmlns:cx7="http://schemas.microsoft.com/office/drawing/2016/5/13/chartex" xmlns:cx8="http://schemas.microsoft.com/office/drawing/2016/5/14/chartex" xmlns:aink="http://schemas.microsoft.com/office/drawing/2016/ink" xmlns:am3d="http://schemas.microsoft.com/office/drawing/2017/model3d" xmlns:o="urn:schemas-microsoft-com:office:office" xmlns:oel="http://schemas.microsoft.com/office/2019/extlst" xmlns:v="urn:schemas-microsoft-com:vml" xmlns:w10="urn:schemas-microsoft-com:office:word" xmlns:w="http://schemas.openxmlformats.org/wordprocessingml/2006/main" xmlns:w16cex="http://schemas.microsoft.com/office/word/2018/wordml/cex" xmlns:w16cid="http://schemas.microsoft.com/office/word/2016/wordml/cid" xmlns:w16="http://schemas.microsoft.com/office/word/2018/wordml" xmlns:w16du="http://schemas.microsoft.com/office/word/2023/wordml/word16du" xmlns:w16sdtdh="http://schemas.microsoft.com/office/word/2020/wordml/sdtdatahash" xmlns:w16sdtfl="http://schemas.microsoft.com/office/word/2024/wordml/sdtformatlock" xmlns:adec="http://schemas.microsoft.com/office/drawing/2017/decorative" val="1"/>
                         </a:ext>
                       </a:extLst>
                     </pic:cNvPr>
@@ -1040,7 +1080,27 @@
           <w:sz w:val="24"/>
           <w:szCs w:val="20"/>
         </w:rPr>
-        <w:t xml:space="preserve">utilizar este backend como base para la actividad, </w:t>
+        <w:t xml:space="preserve">utilizar este </w:t>
+      </w:r>
+      <w:proofErr w:type="spellStart"/>
+      <w:r>
+        <w:rPr>
+          <w:b w:val="0"/>
+          <w:bCs w:val="0"/>
+          <w:sz w:val="24"/>
+          <w:szCs w:val="20"/>
+        </w:rPr>
+        <w:t>backend</w:t>
+      </w:r>
+      <w:proofErr w:type="spellEnd"/>
+      <w:r>
+        <w:rPr>
+          <w:b w:val="0"/>
+          <w:bCs w:val="0"/>
+          <w:sz w:val="24"/>
+          <w:szCs w:val="20"/>
+        </w:rPr>
+        <w:t xml:space="preserve"> como base para la actividad, </w:t>
       </w:r>
       <w:r>
         <w:rPr>
@@ -1108,7 +1168,17 @@
         <w:t>Dependencias necesarias:</w:t>
       </w:r>
       <w:r>
-        <w:t xml:space="preserve"> añade al archivo pom.xml o build.gradle las siguientes herramientas:</w:t>
+        <w:t xml:space="preserve"> añade al archivo pom.xml o </w:t>
+      </w:r>
+      <w:proofErr w:type="spellStart"/>
+      <w:proofErr w:type="gramStart"/>
+      <w:r>
+        <w:t>build.gradle</w:t>
+      </w:r>
+      <w:proofErr w:type="spellEnd"/>
+      <w:proofErr w:type="gramEnd"/>
+      <w:r>
+        <w:t xml:space="preserve"> las siguientes herramientas:</w:t>
       </w:r>
     </w:p>
     <w:p>
@@ -1119,8 +1189,13 @@
           <w:numId w:val="2"/>
         </w:numPr>
       </w:pPr>
-      <w:r>
-        <w:t>JUnit 5.</w:t>
+      <w:proofErr w:type="spellStart"/>
+      <w:r>
+        <w:t>JUnit</w:t>
+      </w:r>
+      <w:proofErr w:type="spellEnd"/>
+      <w:r>
+        <w:t xml:space="preserve"> 5.</w:t>
       </w:r>
     </w:p>
     <w:p>
@@ -1131,8 +1206,13 @@
           <w:numId w:val="2"/>
         </w:numPr>
       </w:pPr>
-      <w:r>
-        <w:t>Mockito.</w:t>
+      <w:proofErr w:type="spellStart"/>
+      <w:r>
+        <w:t>Mockito</w:t>
+      </w:r>
+      <w:proofErr w:type="spellEnd"/>
+      <w:r>
+        <w:t>.</w:t>
       </w:r>
     </w:p>
     <w:p>
@@ -1143,13 +1223,26 @@
           <w:numId w:val="2"/>
         </w:numPr>
       </w:pPr>
-      <w:r>
-        <w:t>JaCoCo.</w:t>
-      </w:r>
-    </w:p>
-    <w:p>
-      <w:r>
-        <w:t>Organiza las pruebas en el directorio src/test/java y crea clases de prueba con el sufijo Test.</w:t>
+      <w:proofErr w:type="spellStart"/>
+      <w:r>
+        <w:t>JaCoCo</w:t>
+      </w:r>
+      <w:proofErr w:type="spellEnd"/>
+      <w:r>
+        <w:t>.</w:t>
+      </w:r>
+    </w:p>
+    <w:p>
+      <w:r>
+        <w:t xml:space="preserve">Organiza las pruebas en el directorio </w:t>
+      </w:r>
+      <w:proofErr w:type="spellStart"/>
+      <w:r>
+        <w:t>src</w:t>
+      </w:r>
+      <w:proofErr w:type="spellEnd"/>
+      <w:r>
+        <w:t>/test/java y crea clases de prueba con el sufijo Test.</w:t>
       </w:r>
     </w:p>
     <w:p>
@@ -1201,11 +1294,27 @@
       <w:r>
         <w:t xml:space="preserve">una prueba que valide que el método </w:t>
       </w:r>
+      <w:proofErr w:type="spellStart"/>
+      <w:proofErr w:type="gramStart"/>
       <w:r>
         <w:rPr>
           <w:rFonts w:ascii="Consolas" w:hAnsi="Consolas"/>
         </w:rPr>
-        <w:t>agregarProducto()</w:t>
+        <w:t>agregarProducto</w:t>
+      </w:r>
+      <w:proofErr w:type="spellEnd"/>
+      <w:r>
+        <w:rPr>
+          <w:rFonts w:ascii="Consolas" w:hAnsi="Consolas"/>
+        </w:rPr>
+        <w:t>(</w:t>
+      </w:r>
+      <w:proofErr w:type="gramEnd"/>
+      <w:r>
+        <w:rPr>
+          <w:rFonts w:ascii="Consolas" w:hAnsi="Consolas"/>
+        </w:rPr>
+        <w:t>)</w:t>
       </w:r>
       <w:r>
         <w:t xml:space="preserve"> permita agregar productos solo si hay stock suficiente.</w:t>
@@ -1275,7 +1384,15 @@
         </w:numPr>
       </w:pPr>
       <w:r>
-        <w:t xml:space="preserve">Diseña una prueba para validar que los campos de movimiento (tipoMovimiento y cantidad) no sean nulos ni vacíos. </w:t>
+        <w:t>Diseña una prueba para validar que los campos de movimiento (</w:t>
+      </w:r>
+      <w:proofErr w:type="spellStart"/>
+      <w:r>
+        <w:t>tipoMovimiento</w:t>
+      </w:r>
+      <w:proofErr w:type="spellEnd"/>
+      <w:r>
+        <w:t xml:space="preserve"> y cantidad) no sean nulos ni vacíos. </w:t>
       </w:r>
     </w:p>
     <w:p>
@@ -1392,7 +1509,15 @@
     </w:p>
     <w:p>
       <w:r>
-        <w:t xml:space="preserve">Fundamenta cómo las pruebas desarrolladas contribuyen a garantizar la confiabilidad del backend. </w:t>
+        <w:t xml:space="preserve">Fundamenta cómo las pruebas desarrolladas contribuyen a garantizar la confiabilidad del </w:t>
+      </w:r>
+      <w:proofErr w:type="spellStart"/>
+      <w:r>
+        <w:t>backend</w:t>
+      </w:r>
+      <w:proofErr w:type="spellEnd"/>
+      <w:r>
+        <w:t xml:space="preserve">. </w:t>
       </w:r>
     </w:p>
     <w:p>
@@ -1880,7 +2005,49 @@
                               <w:rPr>
                                 <w:lang w:val="es-MX"/>
                               </w:rPr>
-                              <w:t>Para asegurar el aislamiento de las capas lógicas y obtener métricas precisas sobre la calidad de los microservicios de “MINIMARKET PLUS”, el entorno de pruebas unitarias se configuró utilizando un stack estandarizado bajo el ecosistema Spring Boot y Maven.</w:t>
+                              <w:t xml:space="preserve">Para asegurar el aislamiento de las capas lógicas y obtener métricas precisas sobre la calidad de los microservicios de “MINIMARKET PLUS”, el entorno de pruebas unitarias se configuró utilizando un </w:t>
+                            </w:r>
+                            <w:proofErr w:type="spellStart"/>
+                            <w:r>
+                              <w:rPr>
+                                <w:lang w:val="es-MX"/>
+                              </w:rPr>
+                              <w:t>stack</w:t>
+                            </w:r>
+                            <w:proofErr w:type="spellEnd"/>
+                            <w:r>
+                              <w:rPr>
+                                <w:lang w:val="es-MX"/>
+                              </w:rPr>
+                              <w:t xml:space="preserve"> estandarizado bajo el ecosistema Spring </w:t>
+                            </w:r>
+                            <w:proofErr w:type="spellStart"/>
+                            <w:r>
+                              <w:rPr>
+                                <w:lang w:val="es-MX"/>
+                              </w:rPr>
+                              <w:t>Boot</w:t>
+                            </w:r>
+                            <w:proofErr w:type="spellEnd"/>
+                            <w:r>
+                              <w:rPr>
+                                <w:lang w:val="es-MX"/>
+                              </w:rPr>
+                              <w:t xml:space="preserve"> y </w:t>
+                            </w:r>
+                            <w:proofErr w:type="spellStart"/>
+                            <w:r>
+                              <w:rPr>
+                                <w:lang w:val="es-MX"/>
+                              </w:rPr>
+                              <w:t>Maven</w:t>
+                            </w:r>
+                            <w:proofErr w:type="spellEnd"/>
+                            <w:r>
+                              <w:rPr>
+                                <w:lang w:val="es-MX"/>
+                              </w:rPr>
+                              <w:t>.</w:t>
                             </w:r>
                           </w:p>
                           <w:p>
@@ -1946,8 +2113,16 @@
                               <w:rPr>
                                 <w:lang w:val="es-MX"/>
                               </w:rPr>
-                              <w:t xml:space="preserve"> Apache Maven</w:t>
+                              <w:t xml:space="preserve"> Apache </w:t>
                             </w:r>
+                            <w:proofErr w:type="spellStart"/>
+                            <w:r>
+                              <w:rPr>
+                                <w:lang w:val="es-MX"/>
+                              </w:rPr>
+                              <w:t>Maven</w:t>
+                            </w:r>
+                            <w:proofErr w:type="spellEnd"/>
                           </w:p>
                           <w:p>
                             <w:pPr>
@@ -1969,8 +2144,17 @@
                               <w:t xml:space="preserve">Estructura del proyecto: </w:t>
                             </w:r>
                             <w:r>
-                              <w:t xml:space="preserve">Basado en las convenciones de Spring Boot, las pruebas se organizaron en el directorio </w:t>
+                              <w:t xml:space="preserve">Basado en las convenciones de Spring </w:t>
                             </w:r>
+                            <w:proofErr w:type="spellStart"/>
+                            <w:r>
+                              <w:t>Boot</w:t>
+                            </w:r>
+                            <w:proofErr w:type="spellEnd"/>
+                            <w:r>
+                              <w:t xml:space="preserve">, las pruebas se organizaron en el directorio </w:t>
+                            </w:r>
+                            <w:proofErr w:type="spellStart"/>
                             <w:r>
                               <w:rPr>
                                 <w:rStyle w:val="CdigoHTML"/>
@@ -1978,7 +2162,77 @@
                                 <w:sz w:val="24"/>
                                 <w:szCs w:val="24"/>
                               </w:rPr>
-                              <w:t>src/test/java/com/minimarket/service/</w:t>
+                              <w:t>src</w:t>
+                            </w:r>
+                            <w:proofErr w:type="spellEnd"/>
+                            <w:r>
+                              <w:rPr>
+                                <w:rStyle w:val="CdigoHTML"/>
+                                <w:rFonts w:asciiTheme="minorHAnsi" w:eastAsiaTheme="majorEastAsia" w:hAnsiTheme="minorHAnsi" w:cstheme="minorHAnsi"/>
+                                <w:sz w:val="24"/>
+                                <w:szCs w:val="24"/>
+                              </w:rPr>
+                              <w:t>/test/java/</w:t>
+                            </w:r>
+                            <w:proofErr w:type="spellStart"/>
+                            <w:r>
+                              <w:rPr>
+                                <w:rStyle w:val="CdigoHTML"/>
+                                <w:rFonts w:asciiTheme="minorHAnsi" w:eastAsiaTheme="majorEastAsia" w:hAnsiTheme="minorHAnsi" w:cstheme="minorHAnsi"/>
+                                <w:sz w:val="24"/>
+                                <w:szCs w:val="24"/>
+                              </w:rPr>
+                              <w:t>com</w:t>
+                            </w:r>
+                            <w:proofErr w:type="spellEnd"/>
+                            <w:r>
+                              <w:rPr>
+                                <w:rStyle w:val="CdigoHTML"/>
+                                <w:rFonts w:asciiTheme="minorHAnsi" w:eastAsiaTheme="majorEastAsia" w:hAnsiTheme="minorHAnsi" w:cstheme="minorHAnsi"/>
+                                <w:sz w:val="24"/>
+                                <w:szCs w:val="24"/>
+                              </w:rPr>
+                              <w:t>/</w:t>
+                            </w:r>
+                            <w:proofErr w:type="spellStart"/>
+                            <w:r>
+                              <w:rPr>
+                                <w:rStyle w:val="CdigoHTML"/>
+                                <w:rFonts w:asciiTheme="minorHAnsi" w:eastAsiaTheme="majorEastAsia" w:hAnsiTheme="minorHAnsi" w:cstheme="minorHAnsi"/>
+                                <w:sz w:val="24"/>
+                                <w:szCs w:val="24"/>
+                              </w:rPr>
+                              <w:t>minimarket</w:t>
+                            </w:r>
+                            <w:proofErr w:type="spellEnd"/>
+                            <w:r>
+                              <w:rPr>
+                                <w:rStyle w:val="CdigoHTML"/>
+                                <w:rFonts w:asciiTheme="minorHAnsi" w:eastAsiaTheme="majorEastAsia" w:hAnsiTheme="minorHAnsi" w:cstheme="minorHAnsi"/>
+                                <w:sz w:val="24"/>
+                                <w:szCs w:val="24"/>
+                              </w:rPr>
+                              <w:t>/</w:t>
+                            </w:r>
+                            <w:proofErr w:type="spellStart"/>
+                            <w:r>
+                              <w:rPr>
+                                <w:rStyle w:val="CdigoHTML"/>
+                                <w:rFonts w:asciiTheme="minorHAnsi" w:eastAsiaTheme="majorEastAsia" w:hAnsiTheme="minorHAnsi" w:cstheme="minorHAnsi"/>
+                                <w:sz w:val="24"/>
+                                <w:szCs w:val="24"/>
+                              </w:rPr>
+                              <w:t>service</w:t>
+                            </w:r>
+                            <w:proofErr w:type="spellEnd"/>
+                            <w:r>
+                              <w:rPr>
+                                <w:rStyle w:val="CdigoHTML"/>
+                                <w:rFonts w:asciiTheme="minorHAnsi" w:eastAsiaTheme="majorEastAsia" w:hAnsiTheme="minorHAnsi" w:cstheme="minorHAnsi"/>
+                                <w:sz w:val="24"/>
+                                <w:szCs w:val="24"/>
+                              </w:rPr>
+                              <w:t>/</w:t>
                             </w:r>
                             <w:r>
                               <w:rPr>
@@ -2000,7 +2254,15 @@
                               <w:t>Test</w:t>
                             </w:r>
                             <w:r>
-                              <w:t xml:space="preserve"> para el reconocimiento automático de Maven.</w:t>
+                              <w:t xml:space="preserve"> para el reconocimiento automático de </w:t>
+                            </w:r>
+                            <w:proofErr w:type="spellStart"/>
+                            <w:r>
+                              <w:t>Maven</w:t>
+                            </w:r>
+                            <w:proofErr w:type="spellEnd"/>
+                            <w:r>
+                              <w:t>.</w:t>
                             </w:r>
                           </w:p>
                           <w:p>
@@ -2110,11 +2372,19 @@
                                       <w:lang w:val="es-MX"/>
                                     </w:rPr>
                                   </w:pPr>
+                                  <w:proofErr w:type="spellStart"/>
                                   <w:r>
                                     <w:rPr>
                                       <w:lang w:val="es-MX"/>
                                     </w:rPr>
-                                    <w:t xml:space="preserve">JUnit 5 </w:t>
+                                    <w:t>JUnit</w:t>
+                                  </w:r>
+                                  <w:proofErr w:type="spellEnd"/>
+                                  <w:r>
+                                    <w:rPr>
+                                      <w:lang w:val="es-MX"/>
+                                    </w:rPr>
+                                    <w:t xml:space="preserve"> 5 </w:t>
                                   </w:r>
                                 </w:p>
                               </w:tc>
@@ -2133,8 +2403,16 @@
                                     <w:rPr>
                                       <w:lang w:val="es-MX"/>
                                     </w:rPr>
-                                    <w:t>Framework base de testing</w:t>
+                                    <w:t xml:space="preserve">Framework base de </w:t>
                                   </w:r>
+                                  <w:proofErr w:type="spellStart"/>
+                                  <w:r>
+                                    <w:rPr>
+                                      <w:lang w:val="es-MX"/>
+                                    </w:rPr>
+                                    <w:t>testing</w:t>
+                                  </w:r>
+                                  <w:proofErr w:type="spellEnd"/>
                                 </w:p>
                               </w:tc>
                               <w:tc>
@@ -2152,8 +2430,72 @@
                                     <w:rPr>
                                       <w:lang w:val="es-MX"/>
                                     </w:rPr>
-                                    <w:t>Incluido de forma transitiva vía spring-boot-starter-test. Proporciona el motor y las aserciones modernas (assertThrows, assertEquals) para estructurar la validación del nego</w:t>
+                                    <w:t xml:space="preserve">Incluido de forma transitiva vía </w:t>
                                   </w:r>
+                                  <w:proofErr w:type="spellStart"/>
+                                  <w:r>
+                                    <w:rPr>
+                                      <w:lang w:val="es-MX"/>
+                                    </w:rPr>
+                                    <w:t>spring</w:t>
+                                  </w:r>
+                                  <w:proofErr w:type="spellEnd"/>
+                                  <w:r>
+                                    <w:rPr>
+                                      <w:lang w:val="es-MX"/>
+                                    </w:rPr>
+                                    <w:t>-</w:t>
+                                  </w:r>
+                                  <w:proofErr w:type="spellStart"/>
+                                  <w:r>
+                                    <w:rPr>
+                                      <w:lang w:val="es-MX"/>
+                                    </w:rPr>
+                                    <w:t>boot</w:t>
+                                  </w:r>
+                                  <w:proofErr w:type="spellEnd"/>
+                                  <w:r>
+                                    <w:rPr>
+                                      <w:lang w:val="es-MX"/>
+                                    </w:rPr>
+                                    <w:t>-starter-test. Proporciona el motor y las aserciones modernas (</w:t>
+                                  </w:r>
+                                  <w:proofErr w:type="spellStart"/>
+                                  <w:r>
+                                    <w:rPr>
+                                      <w:lang w:val="es-MX"/>
+                                    </w:rPr>
+                                    <w:t>assertThrows</w:t>
+                                  </w:r>
+                                  <w:proofErr w:type="spellEnd"/>
+                                  <w:r>
+                                    <w:rPr>
+                                      <w:lang w:val="es-MX"/>
+                                    </w:rPr>
+                                    <w:t xml:space="preserve">, </w:t>
+                                  </w:r>
+                                  <w:proofErr w:type="spellStart"/>
+                                  <w:r>
+                                    <w:rPr>
+                                      <w:lang w:val="es-MX"/>
+                                    </w:rPr>
+                                    <w:t>assertEquals</w:t>
+                                  </w:r>
+                                  <w:proofErr w:type="spellEnd"/>
+                                  <w:r>
+                                    <w:rPr>
+                                      <w:lang w:val="es-MX"/>
+                                    </w:rPr>
+                                    <w:t xml:space="preserve">) para estructurar la validación del </w:t>
+                                  </w:r>
+                                  <w:proofErr w:type="spellStart"/>
+                                  <w:r>
+                                    <w:rPr>
+                                      <w:lang w:val="es-MX"/>
+                                    </w:rPr>
+                                    <w:t>nego</w:t>
+                                  </w:r>
+                                  <w:proofErr w:type="spellEnd"/>
                                 </w:p>
                               </w:tc>
                             </w:tr>
@@ -2169,12 +2511,14 @@
                                       <w:lang w:val="es-MX"/>
                                     </w:rPr>
                                   </w:pPr>
+                                  <w:proofErr w:type="spellStart"/>
                                   <w:r>
                                     <w:rPr>
                                       <w:lang w:val="es-MX"/>
                                     </w:rPr>
                                     <w:t>Mockito</w:t>
                                   </w:r>
+                                  <w:proofErr w:type="spellEnd"/>
                                 </w:p>
                               </w:tc>
                               <w:tc>
@@ -2211,7 +2555,49 @@
                                     <w:rPr>
                                       <w:lang w:val="es-MX"/>
                                     </w:rPr>
-                                    <w:t>Esencial para aislar la capa de servicios. Permite simlar el comportamiento de los repositorios JPA (@Mock) y probar la lógica de las entidades Carrito e Inventario (@InjectMocks) sin necesidad de conectar el sistema a una base de datos real</w:t>
+                                    <w:t xml:space="preserve">Esencial para aislar la capa de servicios. Permite </w:t>
+                                  </w:r>
+                                  <w:proofErr w:type="spellStart"/>
+                                  <w:r>
+                                    <w:rPr>
+                                      <w:lang w:val="es-MX"/>
+                                    </w:rPr>
+                                    <w:t>simlar</w:t>
+                                  </w:r>
+                                  <w:proofErr w:type="spellEnd"/>
+                                  <w:r>
+                                    <w:rPr>
+                                      <w:lang w:val="es-MX"/>
+                                    </w:rPr>
+                                    <w:t xml:space="preserve"> el comportamiento de los repositorios JPA (@</w:t>
+                                  </w:r>
+                                  <w:proofErr w:type="spellStart"/>
+                                  <w:r>
+                                    <w:rPr>
+                                      <w:lang w:val="es-MX"/>
+                                    </w:rPr>
+                                    <w:t>Mock</w:t>
+                                  </w:r>
+                                  <w:proofErr w:type="spellEnd"/>
+                                  <w:r>
+                                    <w:rPr>
+                                      <w:lang w:val="es-MX"/>
+                                    </w:rPr>
+                                    <w:t>) y probar la lógica de las entidades Carrito e Inventario (@</w:t>
+                                  </w:r>
+                                  <w:proofErr w:type="spellStart"/>
+                                  <w:r>
+                                    <w:rPr>
+                                      <w:lang w:val="es-MX"/>
+                                    </w:rPr>
+                                    <w:t>InjectMocks</w:t>
+                                  </w:r>
+                                  <w:proofErr w:type="spellEnd"/>
+                                  <w:r>
+                                    <w:rPr>
+                                      <w:lang w:val="es-MX"/>
+                                    </w:rPr>
+                                    <w:t>) sin necesidad de conectar el sistema a una base de datos real</w:t>
                                   </w:r>
                                 </w:p>
                               </w:tc>
@@ -2231,12 +2617,14 @@
                                       <w:lang w:val="es-MX"/>
                                     </w:rPr>
                                   </w:pPr>
+                                  <w:proofErr w:type="spellStart"/>
                                   <w:r>
                                     <w:rPr>
                                       <w:lang w:val="es-MX"/>
                                     </w:rPr>
                                     <w:t>JaCoCo</w:t>
                                   </w:r>
+                                  <w:proofErr w:type="spellEnd"/>
                                 </w:p>
                               </w:tc>
                               <w:tc>
@@ -2273,7 +2661,49 @@
                                     <w:rPr>
                                       <w:lang w:val="es-MX"/>
                                     </w:rPr>
-                                    <w:t>Integrado como plugin de Maven para auditas las líneas de código y ramas condicionales transitadas durante la fase de testing, garantizando el cumplimiento del umbral mínimo exigido</w:t>
+                                    <w:t xml:space="preserve">Integrado como </w:t>
+                                  </w:r>
+                                  <w:proofErr w:type="spellStart"/>
+                                  <w:r>
+                                    <w:rPr>
+                                      <w:lang w:val="es-MX"/>
+                                    </w:rPr>
+                                    <w:t>plugin</w:t>
+                                  </w:r>
+                                  <w:proofErr w:type="spellEnd"/>
+                                  <w:r>
+                                    <w:rPr>
+                                      <w:lang w:val="es-MX"/>
+                                    </w:rPr>
+                                    <w:t xml:space="preserve"> de </w:t>
+                                  </w:r>
+                                  <w:proofErr w:type="spellStart"/>
+                                  <w:r>
+                                    <w:rPr>
+                                      <w:lang w:val="es-MX"/>
+                                    </w:rPr>
+                                    <w:t>Maven</w:t>
+                                  </w:r>
+                                  <w:proofErr w:type="spellEnd"/>
+                                  <w:r>
+                                    <w:rPr>
+                                      <w:lang w:val="es-MX"/>
+                                    </w:rPr>
+                                    <w:t xml:space="preserve"> para auditas las líneas de código y ramas condicionales transitadas durante la fase de </w:t>
+                                  </w:r>
+                                  <w:proofErr w:type="spellStart"/>
+                                  <w:r>
+                                    <w:rPr>
+                                      <w:lang w:val="es-MX"/>
+                                    </w:rPr>
+                                    <w:t>testing</w:t>
+                                  </w:r>
+                                  <w:proofErr w:type="spellEnd"/>
+                                  <w:r>
+                                    <w:rPr>
+                                      <w:lang w:val="es-MX"/>
+                                    </w:rPr>
+                                    <w:t>, garantizando el cumplimiento del umbral mínimo exigido</w:t>
                                   </w:r>
                                 </w:p>
                               </w:tc>
@@ -2323,7 +2753,49 @@
                         <w:rPr>
                           <w:lang w:val="es-MX"/>
                         </w:rPr>
-                        <w:t>Para asegurar el aislamiento de las capas lógicas y obtener métricas precisas sobre la calidad de los microservicios de “MINIMARKET PLUS”, el entorno de pruebas unitarias se configuró utilizando un stack estandarizado bajo el ecosistema Spring Boot y Maven.</w:t>
+                        <w:t xml:space="preserve">Para asegurar el aislamiento de las capas lógicas y obtener métricas precisas sobre la calidad de los microservicios de “MINIMARKET PLUS”, el entorno de pruebas unitarias se configuró utilizando un </w:t>
+                      </w:r>
+                      <w:proofErr w:type="spellStart"/>
+                      <w:r>
+                        <w:rPr>
+                          <w:lang w:val="es-MX"/>
+                        </w:rPr>
+                        <w:t>stack</w:t>
+                      </w:r>
+                      <w:proofErr w:type="spellEnd"/>
+                      <w:r>
+                        <w:rPr>
+                          <w:lang w:val="es-MX"/>
+                        </w:rPr>
+                        <w:t xml:space="preserve"> estandarizado bajo el ecosistema Spring </w:t>
+                      </w:r>
+                      <w:proofErr w:type="spellStart"/>
+                      <w:r>
+                        <w:rPr>
+                          <w:lang w:val="es-MX"/>
+                        </w:rPr>
+                        <w:t>Boot</w:t>
+                      </w:r>
+                      <w:proofErr w:type="spellEnd"/>
+                      <w:r>
+                        <w:rPr>
+                          <w:lang w:val="es-MX"/>
+                        </w:rPr>
+                        <w:t xml:space="preserve"> y </w:t>
+                      </w:r>
+                      <w:proofErr w:type="spellStart"/>
+                      <w:r>
+                        <w:rPr>
+                          <w:lang w:val="es-MX"/>
+                        </w:rPr>
+                        <w:t>Maven</w:t>
+                      </w:r>
+                      <w:proofErr w:type="spellEnd"/>
+                      <w:r>
+                        <w:rPr>
+                          <w:lang w:val="es-MX"/>
+                        </w:rPr>
+                        <w:t>.</w:t>
                       </w:r>
                     </w:p>
                     <w:p>
@@ -2389,8 +2861,16 @@
                         <w:rPr>
                           <w:lang w:val="es-MX"/>
                         </w:rPr>
-                        <w:t xml:space="preserve"> Apache Maven</w:t>
+                        <w:t xml:space="preserve"> Apache </w:t>
                       </w:r>
+                      <w:proofErr w:type="spellStart"/>
+                      <w:r>
+                        <w:rPr>
+                          <w:lang w:val="es-MX"/>
+                        </w:rPr>
+                        <w:t>Maven</w:t>
+                      </w:r>
+                      <w:proofErr w:type="spellEnd"/>
                     </w:p>
                     <w:p>
                       <w:pPr>
@@ -2412,8 +2892,17 @@
                         <w:t xml:space="preserve">Estructura del proyecto: </w:t>
                       </w:r>
                       <w:r>
-                        <w:t xml:space="preserve">Basado en las convenciones de Spring Boot, las pruebas se organizaron en el directorio </w:t>
+                        <w:t xml:space="preserve">Basado en las convenciones de Spring </w:t>
                       </w:r>
+                      <w:proofErr w:type="spellStart"/>
+                      <w:r>
+                        <w:t>Boot</w:t>
+                      </w:r>
+                      <w:proofErr w:type="spellEnd"/>
+                      <w:r>
+                        <w:t xml:space="preserve">, las pruebas se organizaron en el directorio </w:t>
+                      </w:r>
+                      <w:proofErr w:type="spellStart"/>
                       <w:r>
                         <w:rPr>
                           <w:rStyle w:val="CdigoHTML"/>
@@ -2421,7 +2910,77 @@
                           <w:sz w:val="24"/>
                           <w:szCs w:val="24"/>
                         </w:rPr>
-                        <w:t>src/test/java/com/minimarket/service/</w:t>
+                        <w:t>src</w:t>
+                      </w:r>
+                      <w:proofErr w:type="spellEnd"/>
+                      <w:r>
+                        <w:rPr>
+                          <w:rStyle w:val="CdigoHTML"/>
+                          <w:rFonts w:asciiTheme="minorHAnsi" w:eastAsiaTheme="majorEastAsia" w:hAnsiTheme="minorHAnsi" w:cstheme="minorHAnsi"/>
+                          <w:sz w:val="24"/>
+                          <w:szCs w:val="24"/>
+                        </w:rPr>
+                        <w:t>/test/java/</w:t>
+                      </w:r>
+                      <w:proofErr w:type="spellStart"/>
+                      <w:r>
+                        <w:rPr>
+                          <w:rStyle w:val="CdigoHTML"/>
+                          <w:rFonts w:asciiTheme="minorHAnsi" w:eastAsiaTheme="majorEastAsia" w:hAnsiTheme="minorHAnsi" w:cstheme="minorHAnsi"/>
+                          <w:sz w:val="24"/>
+                          <w:szCs w:val="24"/>
+                        </w:rPr>
+                        <w:t>com</w:t>
+                      </w:r>
+                      <w:proofErr w:type="spellEnd"/>
+                      <w:r>
+                        <w:rPr>
+                          <w:rStyle w:val="CdigoHTML"/>
+                          <w:rFonts w:asciiTheme="minorHAnsi" w:eastAsiaTheme="majorEastAsia" w:hAnsiTheme="minorHAnsi" w:cstheme="minorHAnsi"/>
+                          <w:sz w:val="24"/>
+                          <w:szCs w:val="24"/>
+                        </w:rPr>
+                        <w:t>/</w:t>
+                      </w:r>
+                      <w:proofErr w:type="spellStart"/>
+                      <w:r>
+                        <w:rPr>
+                          <w:rStyle w:val="CdigoHTML"/>
+                          <w:rFonts w:asciiTheme="minorHAnsi" w:eastAsiaTheme="majorEastAsia" w:hAnsiTheme="minorHAnsi" w:cstheme="minorHAnsi"/>
+                          <w:sz w:val="24"/>
+                          <w:szCs w:val="24"/>
+                        </w:rPr>
+                        <w:t>minimarket</w:t>
+                      </w:r>
+                      <w:proofErr w:type="spellEnd"/>
+                      <w:r>
+                        <w:rPr>
+                          <w:rStyle w:val="CdigoHTML"/>
+                          <w:rFonts w:asciiTheme="minorHAnsi" w:eastAsiaTheme="majorEastAsia" w:hAnsiTheme="minorHAnsi" w:cstheme="minorHAnsi"/>
+                          <w:sz w:val="24"/>
+                          <w:szCs w:val="24"/>
+                        </w:rPr>
+                        <w:t>/</w:t>
+                      </w:r>
+                      <w:proofErr w:type="spellStart"/>
+                      <w:r>
+                        <w:rPr>
+                          <w:rStyle w:val="CdigoHTML"/>
+                          <w:rFonts w:asciiTheme="minorHAnsi" w:eastAsiaTheme="majorEastAsia" w:hAnsiTheme="minorHAnsi" w:cstheme="minorHAnsi"/>
+                          <w:sz w:val="24"/>
+                          <w:szCs w:val="24"/>
+                        </w:rPr>
+                        <w:t>service</w:t>
+                      </w:r>
+                      <w:proofErr w:type="spellEnd"/>
+                      <w:r>
+                        <w:rPr>
+                          <w:rStyle w:val="CdigoHTML"/>
+                          <w:rFonts w:asciiTheme="minorHAnsi" w:eastAsiaTheme="majorEastAsia" w:hAnsiTheme="minorHAnsi" w:cstheme="minorHAnsi"/>
+                          <w:sz w:val="24"/>
+                          <w:szCs w:val="24"/>
+                        </w:rPr>
+                        <w:t>/</w:t>
                       </w:r>
                       <w:r>
                         <w:rPr>
@@ -2443,7 +3002,15 @@
                         <w:t>Test</w:t>
                       </w:r>
                       <w:r>
-                        <w:t xml:space="preserve"> para el reconocimiento automático de Maven.</w:t>
+                        <w:t xml:space="preserve"> para el reconocimiento automático de </w:t>
+                      </w:r>
+                      <w:proofErr w:type="spellStart"/>
+                      <w:r>
+                        <w:t>Maven</w:t>
+                      </w:r>
+                      <w:proofErr w:type="spellEnd"/>
+                      <w:r>
+                        <w:t>.</w:t>
                       </w:r>
                     </w:p>
                     <w:p>
@@ -2553,11 +3120,19 @@
                                 <w:lang w:val="es-MX"/>
                               </w:rPr>
                             </w:pPr>
+                            <w:proofErr w:type="spellStart"/>
                             <w:r>
                               <w:rPr>
                                 <w:lang w:val="es-MX"/>
                               </w:rPr>
-                              <w:t xml:space="preserve">JUnit 5 </w:t>
+                              <w:t>JUnit</w:t>
+                            </w:r>
+                            <w:proofErr w:type="spellEnd"/>
+                            <w:r>
+                              <w:rPr>
+                                <w:lang w:val="es-MX"/>
+                              </w:rPr>
+                              <w:t xml:space="preserve"> 5 </w:t>
                             </w:r>
                           </w:p>
                         </w:tc>
@@ -2576,8 +3151,16 @@
                               <w:rPr>
                                 <w:lang w:val="es-MX"/>
                               </w:rPr>
-                              <w:t>Framework base de testing</w:t>
+                              <w:t xml:space="preserve">Framework base de </w:t>
                             </w:r>
+                            <w:proofErr w:type="spellStart"/>
+                            <w:r>
+                              <w:rPr>
+                                <w:lang w:val="es-MX"/>
+                              </w:rPr>
+                              <w:t>testing</w:t>
+                            </w:r>
+                            <w:proofErr w:type="spellEnd"/>
                           </w:p>
                         </w:tc>
                         <w:tc>
@@ -2595,8 +3178,72 @@
                               <w:rPr>
                                 <w:lang w:val="es-MX"/>
                               </w:rPr>
-                              <w:t>Incluido de forma transitiva vía spring-boot-starter-test. Proporciona el motor y las aserciones modernas (assertThrows, assertEquals) para estructurar la validación del nego</w:t>
+                              <w:t xml:space="preserve">Incluido de forma transitiva vía </w:t>
                             </w:r>
+                            <w:proofErr w:type="spellStart"/>
+                            <w:r>
+                              <w:rPr>
+                                <w:lang w:val="es-MX"/>
+                              </w:rPr>
+                              <w:t>spring</w:t>
+                            </w:r>
+                            <w:proofErr w:type="spellEnd"/>
+                            <w:r>
+                              <w:rPr>
+                                <w:lang w:val="es-MX"/>
+                              </w:rPr>
+                              <w:t>-</w:t>
+                            </w:r>
+                            <w:proofErr w:type="spellStart"/>
+                            <w:r>
+                              <w:rPr>
+                                <w:lang w:val="es-MX"/>
+                              </w:rPr>
+                              <w:t>boot</w:t>
+                            </w:r>
+                            <w:proofErr w:type="spellEnd"/>
+                            <w:r>
+                              <w:rPr>
+                                <w:lang w:val="es-MX"/>
+                              </w:rPr>
+                              <w:t>-starter-test. Proporciona el motor y las aserciones modernas (</w:t>
+                            </w:r>
+                            <w:proofErr w:type="spellStart"/>
+                            <w:r>
+                              <w:rPr>
+                                <w:lang w:val="es-MX"/>
+                              </w:rPr>
+                              <w:t>assertThrows</w:t>
+                            </w:r>
+                            <w:proofErr w:type="spellEnd"/>
+                            <w:r>
+                              <w:rPr>
+                                <w:lang w:val="es-MX"/>
+                              </w:rPr>
+                              <w:t xml:space="preserve">, </w:t>
+                            </w:r>
+                            <w:proofErr w:type="spellStart"/>
+                            <w:r>
+                              <w:rPr>
+                                <w:lang w:val="es-MX"/>
+                              </w:rPr>
+                              <w:t>assertEquals</w:t>
+                            </w:r>
+                            <w:proofErr w:type="spellEnd"/>
+                            <w:r>
+                              <w:rPr>
+                                <w:lang w:val="es-MX"/>
+                              </w:rPr>
+                              <w:t xml:space="preserve">) para estructurar la validación del </w:t>
+                            </w:r>
+                            <w:proofErr w:type="spellStart"/>
+                            <w:r>
+                              <w:rPr>
+                                <w:lang w:val="es-MX"/>
+                              </w:rPr>
+                              <w:t>nego</w:t>
+                            </w:r>
+                            <w:proofErr w:type="spellEnd"/>
                           </w:p>
                         </w:tc>
                       </w:tr>
@@ -2612,12 +3259,14 @@
                                 <w:lang w:val="es-MX"/>
                               </w:rPr>
                             </w:pPr>
+                            <w:proofErr w:type="spellStart"/>
                             <w:r>
                               <w:rPr>
                                 <w:lang w:val="es-MX"/>
                               </w:rPr>
                               <w:t>Mockito</w:t>
                             </w:r>
+                            <w:proofErr w:type="spellEnd"/>
                           </w:p>
                         </w:tc>
                         <w:tc>
@@ -2654,7 +3303,49 @@
                               <w:rPr>
                                 <w:lang w:val="es-MX"/>
                               </w:rPr>
-                              <w:t>Esencial para aislar la capa de servicios. Permite simlar el comportamiento de los repositorios JPA (@Mock) y probar la lógica de las entidades Carrito e Inventario (@InjectMocks) sin necesidad de conectar el sistema a una base de datos real</w:t>
+                              <w:t xml:space="preserve">Esencial para aislar la capa de servicios. Permite </w:t>
+                            </w:r>
+                            <w:proofErr w:type="spellStart"/>
+                            <w:r>
+                              <w:rPr>
+                                <w:lang w:val="es-MX"/>
+                              </w:rPr>
+                              <w:t>simlar</w:t>
+                            </w:r>
+                            <w:proofErr w:type="spellEnd"/>
+                            <w:r>
+                              <w:rPr>
+                                <w:lang w:val="es-MX"/>
+                              </w:rPr>
+                              <w:t xml:space="preserve"> el comportamiento de los repositorios JPA (@</w:t>
+                            </w:r>
+                            <w:proofErr w:type="spellStart"/>
+                            <w:r>
+                              <w:rPr>
+                                <w:lang w:val="es-MX"/>
+                              </w:rPr>
+                              <w:t>Mock</w:t>
+                            </w:r>
+                            <w:proofErr w:type="spellEnd"/>
+                            <w:r>
+                              <w:rPr>
+                                <w:lang w:val="es-MX"/>
+                              </w:rPr>
+                              <w:t>) y probar la lógica de las entidades Carrito e Inventario (@</w:t>
+                            </w:r>
+                            <w:proofErr w:type="spellStart"/>
+                            <w:r>
+                              <w:rPr>
+                                <w:lang w:val="es-MX"/>
+                              </w:rPr>
+                              <w:t>InjectMocks</w:t>
+                            </w:r>
+                            <w:proofErr w:type="spellEnd"/>
+                            <w:r>
+                              <w:rPr>
+                                <w:lang w:val="es-MX"/>
+                              </w:rPr>
+                              <w:t>) sin necesidad de conectar el sistema a una base de datos real</w:t>
                             </w:r>
                           </w:p>
                         </w:tc>
@@ -2674,12 +3365,14 @@
                                 <w:lang w:val="es-MX"/>
                               </w:rPr>
                             </w:pPr>
+                            <w:proofErr w:type="spellStart"/>
                             <w:r>
                               <w:rPr>
                                 <w:lang w:val="es-MX"/>
                               </w:rPr>
                               <w:t>JaCoCo</w:t>
                             </w:r>
+                            <w:proofErr w:type="spellEnd"/>
                           </w:p>
                         </w:tc>
                         <w:tc>
@@ -2716,7 +3409,49 @@
                               <w:rPr>
                                 <w:lang w:val="es-MX"/>
                               </w:rPr>
-                              <w:t>Integrado como plugin de Maven para auditas las líneas de código y ramas condicionales transitadas durante la fase de testing, garantizando el cumplimiento del umbral mínimo exigido</w:t>
+                              <w:t xml:space="preserve">Integrado como </w:t>
+                            </w:r>
+                            <w:proofErr w:type="spellStart"/>
+                            <w:r>
+                              <w:rPr>
+                                <w:lang w:val="es-MX"/>
+                              </w:rPr>
+                              <w:t>plugin</w:t>
+                            </w:r>
+                            <w:proofErr w:type="spellEnd"/>
+                            <w:r>
+                              <w:rPr>
+                                <w:lang w:val="es-MX"/>
+                              </w:rPr>
+                              <w:t xml:space="preserve"> de </w:t>
+                            </w:r>
+                            <w:proofErr w:type="spellStart"/>
+                            <w:r>
+                              <w:rPr>
+                                <w:lang w:val="es-MX"/>
+                              </w:rPr>
+                              <w:t>Maven</w:t>
+                            </w:r>
+                            <w:proofErr w:type="spellEnd"/>
+                            <w:r>
+                              <w:rPr>
+                                <w:lang w:val="es-MX"/>
+                              </w:rPr>
+                              <w:t xml:space="preserve"> para auditas las líneas de código y ramas condicionales transitadas durante la fase de </w:t>
+                            </w:r>
+                            <w:proofErr w:type="spellStart"/>
+                            <w:r>
+                              <w:rPr>
+                                <w:lang w:val="es-MX"/>
+                              </w:rPr>
+                              <w:t>testing</w:t>
+                            </w:r>
+                            <w:proofErr w:type="spellEnd"/>
+                            <w:r>
+                              <w:rPr>
+                                <w:lang w:val="es-MX"/>
+                              </w:rPr>
+                              <w:t>, garantizando el cumplimiento del umbral mínimo exigido</w:t>
                             </w:r>
                           </w:p>
                         </w:tc>
@@ -2837,6 +3572,7 @@
           <w:lang w:eastAsia="es-CL"/>
         </w:rPr>
       </w:pPr>
+      <w:proofErr w:type="spellStart"/>
       <w:r>
         <w:rPr>
           <w:rFonts w:asciiTheme="minorHAnsi" w:eastAsia="Times New Roman" w:hAnsiTheme="minorHAnsi" w:cstheme="minorHAnsi"/>
@@ -2846,7 +3582,19 @@
           <w:szCs w:val="24"/>
           <w:lang w:eastAsia="es-CL"/>
         </w:rPr>
-        <w:t>Scope de pruebas:</w:t>
+        <w:t>Scope</w:t>
+      </w:r>
+      <w:proofErr w:type="spellEnd"/>
+      <w:r>
+        <w:rPr>
+          <w:rFonts w:asciiTheme="minorHAnsi" w:eastAsia="Times New Roman" w:hAnsiTheme="minorHAnsi" w:cstheme="minorHAnsi"/>
+          <w:b/>
+          <w:bCs/>
+          <w:color w:val="auto"/>
+          <w:szCs w:val="24"/>
+          <w:lang w:eastAsia="es-CL"/>
+        </w:rPr>
+        <w:t xml:space="preserve"> de pruebas:</w:t>
       </w:r>
       <w:r>
         <w:rPr>
@@ -2855,7 +3603,127 @@
           <w:szCs w:val="24"/>
           <w:lang w:eastAsia="es-CL"/>
         </w:rPr>
-        <w:t xml:space="preserve"> Las dependencias spring-boot-starter-test y spring-security-test operan bajo el &lt;scope&gt;test&lt;/scope&gt; para no afectar el artefacto de producción.</w:t>
+        <w:t xml:space="preserve"> Las dependencias </w:t>
+      </w:r>
+      <w:proofErr w:type="spellStart"/>
+      <w:r>
+        <w:rPr>
+          <w:rFonts w:asciiTheme="minorHAnsi" w:eastAsia="Times New Roman" w:hAnsiTheme="minorHAnsi" w:cstheme="minorHAnsi"/>
+          <w:color w:val="auto"/>
+          <w:szCs w:val="24"/>
+          <w:lang w:eastAsia="es-CL"/>
+        </w:rPr>
+        <w:t>spring</w:t>
+      </w:r>
+      <w:proofErr w:type="spellEnd"/>
+      <w:r>
+        <w:rPr>
+          <w:rFonts w:asciiTheme="minorHAnsi" w:eastAsia="Times New Roman" w:hAnsiTheme="minorHAnsi" w:cstheme="minorHAnsi"/>
+          <w:color w:val="auto"/>
+          <w:szCs w:val="24"/>
+          <w:lang w:eastAsia="es-CL"/>
+        </w:rPr>
+        <w:t>-</w:t>
+      </w:r>
+      <w:proofErr w:type="spellStart"/>
+      <w:r>
+        <w:rPr>
+          <w:rFonts w:asciiTheme="minorHAnsi" w:eastAsia="Times New Roman" w:hAnsiTheme="minorHAnsi" w:cstheme="minorHAnsi"/>
+          <w:color w:val="auto"/>
+          <w:szCs w:val="24"/>
+          <w:lang w:eastAsia="es-CL"/>
+        </w:rPr>
+        <w:t>boot</w:t>
+      </w:r>
+      <w:proofErr w:type="spellEnd"/>
+      <w:r>
+        <w:rPr>
+          <w:rFonts w:asciiTheme="minorHAnsi" w:eastAsia="Times New Roman" w:hAnsiTheme="minorHAnsi" w:cstheme="minorHAnsi"/>
+          <w:color w:val="auto"/>
+          <w:szCs w:val="24"/>
+          <w:lang w:eastAsia="es-CL"/>
+        </w:rPr>
+        <w:t xml:space="preserve">-starter-test y </w:t>
+      </w:r>
+      <w:proofErr w:type="spellStart"/>
+      <w:r>
+        <w:rPr>
+          <w:rFonts w:asciiTheme="minorHAnsi" w:eastAsia="Times New Roman" w:hAnsiTheme="minorHAnsi" w:cstheme="minorHAnsi"/>
+          <w:color w:val="auto"/>
+          <w:szCs w:val="24"/>
+          <w:lang w:eastAsia="es-CL"/>
+        </w:rPr>
+        <w:t>spring</w:t>
+      </w:r>
+      <w:proofErr w:type="spellEnd"/>
+      <w:r>
+        <w:rPr>
+          <w:rFonts w:asciiTheme="minorHAnsi" w:eastAsia="Times New Roman" w:hAnsiTheme="minorHAnsi" w:cstheme="minorHAnsi"/>
+          <w:color w:val="auto"/>
+          <w:szCs w:val="24"/>
+          <w:lang w:eastAsia="es-CL"/>
+        </w:rPr>
+        <w:t>-</w:t>
+      </w:r>
+      <w:proofErr w:type="spellStart"/>
+      <w:r>
+        <w:rPr>
+          <w:rFonts w:asciiTheme="minorHAnsi" w:eastAsia="Times New Roman" w:hAnsiTheme="minorHAnsi" w:cstheme="minorHAnsi"/>
+          <w:color w:val="auto"/>
+          <w:szCs w:val="24"/>
+          <w:lang w:eastAsia="es-CL"/>
+        </w:rPr>
+        <w:t>security</w:t>
+      </w:r>
+      <w:proofErr w:type="spellEnd"/>
+      <w:r>
+        <w:rPr>
+          <w:rFonts w:asciiTheme="minorHAnsi" w:eastAsia="Times New Roman" w:hAnsiTheme="minorHAnsi" w:cstheme="minorHAnsi"/>
+          <w:color w:val="auto"/>
+          <w:szCs w:val="24"/>
+          <w:lang w:eastAsia="es-CL"/>
+        </w:rPr>
+        <w:t>-test operan bajo el &lt;</w:t>
+      </w:r>
+      <w:proofErr w:type="spellStart"/>
+      <w:r>
+        <w:rPr>
+          <w:rFonts w:asciiTheme="minorHAnsi" w:eastAsia="Times New Roman" w:hAnsiTheme="minorHAnsi" w:cstheme="minorHAnsi"/>
+          <w:color w:val="auto"/>
+          <w:szCs w:val="24"/>
+          <w:lang w:eastAsia="es-CL"/>
+        </w:rPr>
+        <w:t>scope</w:t>
+      </w:r>
+      <w:proofErr w:type="spellEnd"/>
+      <w:r>
+        <w:rPr>
+          <w:rFonts w:asciiTheme="minorHAnsi" w:eastAsia="Times New Roman" w:hAnsiTheme="minorHAnsi" w:cstheme="minorHAnsi"/>
+          <w:color w:val="auto"/>
+          <w:szCs w:val="24"/>
+          <w:lang w:eastAsia="es-CL"/>
+        </w:rPr>
+        <w:t>&gt;test&lt;/</w:t>
+      </w:r>
+      <w:proofErr w:type="spellStart"/>
+      <w:r>
+        <w:rPr>
+          <w:rFonts w:asciiTheme="minorHAnsi" w:eastAsia="Times New Roman" w:hAnsiTheme="minorHAnsi" w:cstheme="minorHAnsi"/>
+          <w:color w:val="auto"/>
+          <w:szCs w:val="24"/>
+          <w:lang w:eastAsia="es-CL"/>
+        </w:rPr>
+        <w:t>scope</w:t>
+      </w:r>
+      <w:proofErr w:type="spellEnd"/>
+      <w:r>
+        <w:rPr>
+          <w:rFonts w:asciiTheme="minorHAnsi" w:eastAsia="Times New Roman" w:hAnsiTheme="minorHAnsi" w:cstheme="minorHAnsi"/>
+          <w:color w:val="auto"/>
+          <w:szCs w:val="24"/>
+          <w:lang w:eastAsia="es-CL"/>
+        </w:rPr>
+        <w:t>&gt; para no afectar el artefacto de producción.</w:t>
       </w:r>
     </w:p>
     <w:p>
@@ -2882,7 +3750,31 @@
           <w:szCs w:val="24"/>
           <w:lang w:eastAsia="es-CL"/>
         </w:rPr>
-        <w:t>Ajuste de precisión en JaCoCo:</w:t>
+        <w:t xml:space="preserve">Ajuste de precisión en </w:t>
+      </w:r>
+      <w:proofErr w:type="spellStart"/>
+      <w:r>
+        <w:rPr>
+          <w:rFonts w:asciiTheme="minorHAnsi" w:eastAsia="Times New Roman" w:hAnsiTheme="minorHAnsi" w:cstheme="minorHAnsi"/>
+          <w:b/>
+          <w:bCs/>
+          <w:color w:val="auto"/>
+          <w:szCs w:val="24"/>
+          <w:lang w:eastAsia="es-CL"/>
+        </w:rPr>
+        <w:t>JaCoCo</w:t>
+      </w:r>
+      <w:proofErr w:type="spellEnd"/>
+      <w:r>
+        <w:rPr>
+          <w:rFonts w:asciiTheme="minorHAnsi" w:eastAsia="Times New Roman" w:hAnsiTheme="minorHAnsi" w:cstheme="minorHAnsi"/>
+          <w:b/>
+          <w:bCs/>
+          <w:color w:val="auto"/>
+          <w:szCs w:val="24"/>
+          <w:lang w:eastAsia="es-CL"/>
+        </w:rPr>
+        <w:t>:</w:t>
       </w:r>
       <w:r>
         <w:rPr>
@@ -2891,7 +3783,107 @@
           <w:szCs w:val="24"/>
           <w:lang w:eastAsia="es-CL"/>
         </w:rPr>
-        <w:t xml:space="preserve"> Se establecieron las ejecuciones prepare-agent y report. Adicionalmente, mediante la etiqueta &lt;excludes&gt;, se omitieron las clases MinimarketApplication.class y DataInitializer.class, evitando que estas estructuras iniciales sin lógica de negocio distorsionen el porcentaje de cobertura.</w:t>
+        <w:t xml:space="preserve"> Se establecieron las ejecuciones prepare-</w:t>
+      </w:r>
+      <w:proofErr w:type="spellStart"/>
+      <w:r>
+        <w:rPr>
+          <w:rFonts w:asciiTheme="minorHAnsi" w:eastAsia="Times New Roman" w:hAnsiTheme="minorHAnsi" w:cstheme="minorHAnsi"/>
+          <w:color w:val="auto"/>
+          <w:szCs w:val="24"/>
+          <w:lang w:eastAsia="es-CL"/>
+        </w:rPr>
+        <w:t>agent</w:t>
+      </w:r>
+      <w:proofErr w:type="spellEnd"/>
+      <w:r>
+        <w:rPr>
+          <w:rFonts w:asciiTheme="minorHAnsi" w:eastAsia="Times New Roman" w:hAnsiTheme="minorHAnsi" w:cstheme="minorHAnsi"/>
+          <w:color w:val="auto"/>
+          <w:szCs w:val="24"/>
+          <w:lang w:eastAsia="es-CL"/>
+        </w:rPr>
+        <w:t xml:space="preserve"> y </w:t>
+      </w:r>
+      <w:proofErr w:type="spellStart"/>
+      <w:r>
+        <w:rPr>
+          <w:rFonts w:asciiTheme="minorHAnsi" w:eastAsia="Times New Roman" w:hAnsiTheme="minorHAnsi" w:cstheme="minorHAnsi"/>
+          <w:color w:val="auto"/>
+          <w:szCs w:val="24"/>
+          <w:lang w:eastAsia="es-CL"/>
+        </w:rPr>
+        <w:t>report</w:t>
+      </w:r>
+      <w:proofErr w:type="spellEnd"/>
+      <w:r>
+        <w:rPr>
+          <w:rFonts w:asciiTheme="minorHAnsi" w:eastAsia="Times New Roman" w:hAnsiTheme="minorHAnsi" w:cstheme="minorHAnsi"/>
+          <w:color w:val="auto"/>
+          <w:szCs w:val="24"/>
+          <w:lang w:eastAsia="es-CL"/>
+        </w:rPr>
+        <w:t>. Adicionalmente, mediante la etiqueta &lt;</w:t>
+      </w:r>
+      <w:proofErr w:type="spellStart"/>
+      <w:r>
+        <w:rPr>
+          <w:rFonts w:asciiTheme="minorHAnsi" w:eastAsia="Times New Roman" w:hAnsiTheme="minorHAnsi" w:cstheme="minorHAnsi"/>
+          <w:color w:val="auto"/>
+          <w:szCs w:val="24"/>
+          <w:lang w:eastAsia="es-CL"/>
+        </w:rPr>
+        <w:t>excludes</w:t>
+      </w:r>
+      <w:proofErr w:type="spellEnd"/>
+      <w:r>
+        <w:rPr>
+          <w:rFonts w:asciiTheme="minorHAnsi" w:eastAsia="Times New Roman" w:hAnsiTheme="minorHAnsi" w:cstheme="minorHAnsi"/>
+          <w:color w:val="auto"/>
+          <w:szCs w:val="24"/>
+          <w:lang w:eastAsia="es-CL"/>
+        </w:rPr>
+        <w:t xml:space="preserve">&gt;, se omitieron las clases </w:t>
+      </w:r>
+      <w:proofErr w:type="spellStart"/>
+      <w:r>
+        <w:rPr>
+          <w:rFonts w:asciiTheme="minorHAnsi" w:eastAsia="Times New Roman" w:hAnsiTheme="minorHAnsi" w:cstheme="minorHAnsi"/>
+          <w:color w:val="auto"/>
+          <w:szCs w:val="24"/>
+          <w:lang w:eastAsia="es-CL"/>
+        </w:rPr>
+        <w:t>MinimarketApplication.class</w:t>
+      </w:r>
+      <w:proofErr w:type="spellEnd"/>
+      <w:r>
+        <w:rPr>
+          <w:rFonts w:asciiTheme="minorHAnsi" w:eastAsia="Times New Roman" w:hAnsiTheme="minorHAnsi" w:cstheme="minorHAnsi"/>
+          <w:color w:val="auto"/>
+          <w:szCs w:val="24"/>
+          <w:lang w:eastAsia="es-CL"/>
+        </w:rPr>
+        <w:t xml:space="preserve"> y </w:t>
+      </w:r>
+      <w:proofErr w:type="spellStart"/>
+      <w:r>
+        <w:rPr>
+          <w:rFonts w:asciiTheme="minorHAnsi" w:eastAsia="Times New Roman" w:hAnsiTheme="minorHAnsi" w:cstheme="minorHAnsi"/>
+          <w:color w:val="auto"/>
+          <w:szCs w:val="24"/>
+          <w:lang w:eastAsia="es-CL"/>
+        </w:rPr>
+        <w:t>DataInitializer.class</w:t>
+      </w:r>
+      <w:proofErr w:type="spellEnd"/>
+      <w:r>
+        <w:rPr>
+          <w:rFonts w:asciiTheme="minorHAnsi" w:eastAsia="Times New Roman" w:hAnsiTheme="minorHAnsi" w:cstheme="minorHAnsi"/>
+          <w:color w:val="auto"/>
+          <w:szCs w:val="24"/>
+          <w:lang w:eastAsia="es-CL"/>
+        </w:rPr>
+        <w:t>, evitando que estas estructuras iniciales sin lógica de negocio distorsionen el porcentaje de cobertura.</w:t>
       </w:r>
     </w:p>
     <w:p>
@@ -2950,6 +3942,7 @@
         </w:rPr>
         <w:t>&lt;</w:t>
       </w:r>
+      <w:proofErr w:type="spellStart"/>
       <w:r>
         <w:rPr>
           <w:rFonts w:ascii="Consolas" w:eastAsia="Times New Roman" w:hAnsi="Consolas" w:cs="Times New Roman"/>
@@ -2962,6 +3955,7 @@
         </w:rPr>
         <w:t>properties</w:t>
       </w:r>
+      <w:proofErr w:type="spellEnd"/>
       <w:r>
         <w:rPr>
           <w:rFonts w:ascii="Consolas" w:eastAsia="Times New Roman" w:hAnsi="Consolas" w:cs="Times New Roman"/>
@@ -3013,6 +4007,8 @@
         </w:rPr>
         <w:t>&lt;</w:t>
       </w:r>
+      <w:proofErr w:type="spellStart"/>
+      <w:proofErr w:type="gramStart"/>
       <w:r>
         <w:rPr>
           <w:rFonts w:ascii="Consolas" w:eastAsia="Times New Roman" w:hAnsi="Consolas" w:cs="Times New Roman"/>
@@ -3025,6 +4021,8 @@
         </w:rPr>
         <w:t>java.version</w:t>
       </w:r>
+      <w:proofErr w:type="spellEnd"/>
+      <w:proofErr w:type="gramEnd"/>
       <w:r>
         <w:rPr>
           <w:rFonts w:ascii="Consolas" w:eastAsia="Times New Roman" w:hAnsi="Consolas" w:cs="Times New Roman"/>
@@ -3061,6 +4059,7 @@
         </w:rPr>
         <w:t>&lt;/</w:t>
       </w:r>
+      <w:proofErr w:type="spellStart"/>
       <w:r>
         <w:rPr>
           <w:rFonts w:ascii="Consolas" w:eastAsia="Times New Roman" w:hAnsi="Consolas" w:cs="Times New Roman"/>
@@ -3073,6 +4072,7 @@
         </w:rPr>
         <w:t>java.version</w:t>
       </w:r>
+      <w:proofErr w:type="spellEnd"/>
       <w:r>
         <w:rPr>
           <w:rFonts w:ascii="Consolas" w:eastAsia="Times New Roman" w:hAnsi="Consolas" w:cs="Times New Roman"/>
@@ -3124,6 +4124,8 @@
         </w:rPr>
         <w:t>&lt;</w:t>
       </w:r>
+      <w:proofErr w:type="spellStart"/>
+      <w:proofErr w:type="gramStart"/>
       <w:r>
         <w:rPr>
           <w:rFonts w:ascii="Consolas" w:eastAsia="Times New Roman" w:hAnsi="Consolas" w:cs="Times New Roman"/>
@@ -3136,6 +4138,8 @@
         </w:rPr>
         <w:t>jacoco.version</w:t>
       </w:r>
+      <w:proofErr w:type="spellEnd"/>
+      <w:proofErr w:type="gramEnd"/>
       <w:r>
         <w:rPr>
           <w:rFonts w:ascii="Consolas" w:eastAsia="Times New Roman" w:hAnsi="Consolas" w:cs="Times New Roman"/>
@@ -3172,6 +4176,7 @@
         </w:rPr>
         <w:t>&lt;/</w:t>
       </w:r>
+      <w:proofErr w:type="spellStart"/>
       <w:r>
         <w:rPr>
           <w:rFonts w:ascii="Consolas" w:eastAsia="Times New Roman" w:hAnsi="Consolas" w:cs="Times New Roman"/>
@@ -3184,6 +4189,7 @@
         </w:rPr>
         <w:t>jacoco.version</w:t>
       </w:r>
+      <w:proofErr w:type="spellEnd"/>
       <w:r>
         <w:rPr>
           <w:rFonts w:ascii="Consolas" w:eastAsia="Times New Roman" w:hAnsi="Consolas" w:cs="Times New Roman"/>
@@ -3235,6 +4241,7 @@
         </w:rPr>
         <w:t>&lt;/</w:t>
       </w:r>
+      <w:proofErr w:type="spellStart"/>
       <w:r>
         <w:rPr>
           <w:rFonts w:ascii="Consolas" w:eastAsia="Times New Roman" w:hAnsi="Consolas" w:cs="Times New Roman"/>
@@ -3247,6 +4254,7 @@
         </w:rPr>
         <w:t>properties</w:t>
       </w:r>
+      <w:proofErr w:type="spellEnd"/>
       <w:r>
         <w:rPr>
           <w:rFonts w:ascii="Consolas" w:eastAsia="Times New Roman" w:hAnsi="Consolas" w:cs="Times New Roman"/>
@@ -3325,6 +4333,7 @@
         </w:rPr>
         <w:t>&lt;</w:t>
       </w:r>
+      <w:proofErr w:type="spellStart"/>
       <w:r>
         <w:rPr>
           <w:rFonts w:ascii="Consolas" w:eastAsia="Times New Roman" w:hAnsi="Consolas" w:cs="Times New Roman"/>
@@ -3337,6 +4346,7 @@
         </w:rPr>
         <w:t>dependencies</w:t>
       </w:r>
+      <w:proofErr w:type="spellEnd"/>
       <w:r>
         <w:rPr>
           <w:rFonts w:ascii="Consolas" w:eastAsia="Times New Roman" w:hAnsi="Consolas" w:cs="Times New Roman"/>
@@ -3388,6 +4398,7 @@
         </w:rPr>
         <w:t>&lt;</w:t>
       </w:r>
+      <w:proofErr w:type="spellStart"/>
       <w:r>
         <w:rPr>
           <w:rFonts w:ascii="Consolas" w:eastAsia="Times New Roman" w:hAnsi="Consolas" w:cs="Times New Roman"/>
@@ -3400,6 +4411,7 @@
         </w:rPr>
         <w:t>dependency</w:t>
       </w:r>
+      <w:proofErr w:type="spellEnd"/>
       <w:r>
         <w:rPr>
           <w:rFonts w:ascii="Consolas" w:eastAsia="Times New Roman" w:hAnsi="Consolas" w:cs="Times New Roman"/>
@@ -3439,6 +4451,7 @@
         </w:rPr>
         <w:t xml:space="preserve">            </w:t>
       </w:r>
+      <w:proofErr w:type="gramStart"/>
       <w:r>
         <w:rPr>
           <w:rFonts w:ascii="Consolas" w:eastAsia="Times New Roman" w:hAnsi="Consolas" w:cs="Times New Roman"/>
@@ -3451,6 +4464,7 @@
         </w:rPr>
         <w:t>&lt;</w:t>
       </w:r>
+      <w:proofErr w:type="spellStart"/>
       <w:r>
         <w:rPr>
           <w:rFonts w:ascii="Consolas" w:eastAsia="Times New Roman" w:hAnsi="Consolas" w:cs="Times New Roman"/>
@@ -3463,6 +4477,7 @@
         </w:rPr>
         <w:t>groupId</w:t>
       </w:r>
+      <w:proofErr w:type="spellEnd"/>
       <w:r>
         <w:rPr>
           <w:rFonts w:ascii="Consolas" w:eastAsia="Times New Roman" w:hAnsi="Consolas" w:cs="Times New Roman"/>
@@ -3475,6 +4490,7 @@
         </w:rPr>
         <w:t>&gt;</w:t>
       </w:r>
+      <w:proofErr w:type="spellStart"/>
       <w:r>
         <w:rPr>
           <w:rFonts w:ascii="Consolas" w:eastAsia="Times New Roman" w:hAnsi="Consolas" w:cs="Times New Roman"/>
@@ -3487,6 +4503,8 @@
         </w:rPr>
         <w:t>org.springframework.boot</w:t>
       </w:r>
+      <w:proofErr w:type="spellEnd"/>
+      <w:proofErr w:type="gramEnd"/>
       <w:r>
         <w:rPr>
           <w:rFonts w:ascii="Consolas" w:eastAsia="Times New Roman" w:hAnsi="Consolas" w:cs="Times New Roman"/>
@@ -3499,6 +4517,7 @@
         </w:rPr>
         <w:t>&lt;/</w:t>
       </w:r>
+      <w:proofErr w:type="spellStart"/>
       <w:r>
         <w:rPr>
           <w:rFonts w:ascii="Consolas" w:eastAsia="Times New Roman" w:hAnsi="Consolas" w:cs="Times New Roman"/>
@@ -3511,6 +4530,7 @@
         </w:rPr>
         <w:t>groupId</w:t>
       </w:r>
+      <w:proofErr w:type="spellEnd"/>
       <w:r>
         <w:rPr>
           <w:rFonts w:ascii="Consolas" w:eastAsia="Times New Roman" w:hAnsi="Consolas" w:cs="Times New Roman"/>
@@ -3562,6 +4582,7 @@
         </w:rPr>
         <w:t>&lt;</w:t>
       </w:r>
+      <w:proofErr w:type="spellStart"/>
       <w:r>
         <w:rPr>
           <w:rFonts w:ascii="Consolas" w:eastAsia="Times New Roman" w:hAnsi="Consolas" w:cs="Times New Roman"/>
@@ -3574,6 +4595,7 @@
         </w:rPr>
         <w:t>artifactId</w:t>
       </w:r>
+      <w:proofErr w:type="spellEnd"/>
       <w:r>
         <w:rPr>
           <w:rFonts w:ascii="Consolas" w:eastAsia="Times New Roman" w:hAnsi="Consolas" w:cs="Times New Roman"/>
@@ -3586,17 +4608,57 @@
         </w:rPr>
         <w:t>&gt;</w:t>
       </w:r>
-      <w:r>
-        <w:rPr>
-          <w:rFonts w:ascii="Consolas" w:eastAsia="Times New Roman" w:hAnsi="Consolas" w:cs="Times New Roman"/>
-          <w:color w:val="BBBEBF"/>
-          <w:kern w:val="0"/>
-          <w:sz w:val="21"/>
-          <w:szCs w:val="21"/>
-          <w:lang w:eastAsia="es-CL"/>
-          <w14:ligatures w14:val="none"/>
-        </w:rPr>
-        <w:t>spring-boot-starter-test</w:t>
+      <w:proofErr w:type="spellStart"/>
+      <w:r>
+        <w:rPr>
+          <w:rFonts w:ascii="Consolas" w:eastAsia="Times New Roman" w:hAnsi="Consolas" w:cs="Times New Roman"/>
+          <w:color w:val="BBBEBF"/>
+          <w:kern w:val="0"/>
+          <w:sz w:val="21"/>
+          <w:szCs w:val="21"/>
+          <w:lang w:eastAsia="es-CL"/>
+          <w14:ligatures w14:val="none"/>
+        </w:rPr>
+        <w:t>spring</w:t>
+      </w:r>
+      <w:proofErr w:type="spellEnd"/>
+      <w:r>
+        <w:rPr>
+          <w:rFonts w:ascii="Consolas" w:eastAsia="Times New Roman" w:hAnsi="Consolas" w:cs="Times New Roman"/>
+          <w:color w:val="BBBEBF"/>
+          <w:kern w:val="0"/>
+          <w:sz w:val="21"/>
+          <w:szCs w:val="21"/>
+          <w:lang w:eastAsia="es-CL"/>
+          <w14:ligatures w14:val="none"/>
+        </w:rPr>
+        <w:t>-</w:t>
+      </w:r>
+      <w:proofErr w:type="spellStart"/>
+      <w:r>
+        <w:rPr>
+          <w:rFonts w:ascii="Consolas" w:eastAsia="Times New Roman" w:hAnsi="Consolas" w:cs="Times New Roman"/>
+          <w:color w:val="BBBEBF"/>
+          <w:kern w:val="0"/>
+          <w:sz w:val="21"/>
+          <w:szCs w:val="21"/>
+          <w:lang w:eastAsia="es-CL"/>
+          <w14:ligatures w14:val="none"/>
+        </w:rPr>
+        <w:t>boot</w:t>
+      </w:r>
+      <w:proofErr w:type="spellEnd"/>
+      <w:r>
+        <w:rPr>
+          <w:rFonts w:ascii="Consolas" w:eastAsia="Times New Roman" w:hAnsi="Consolas" w:cs="Times New Roman"/>
+          <w:color w:val="BBBEBF"/>
+          <w:kern w:val="0"/>
+          <w:sz w:val="21"/>
+          <w:szCs w:val="21"/>
+          <w:lang w:eastAsia="es-CL"/>
+          <w14:ligatures w14:val="none"/>
+        </w:rPr>
+        <w:t>-starter-test</w:t>
       </w:r>
       <w:r>
         <w:rPr>
@@ -3610,6 +4672,7 @@
         </w:rPr>
         <w:t>&lt;/</w:t>
       </w:r>
+      <w:proofErr w:type="spellStart"/>
       <w:r>
         <w:rPr>
           <w:rFonts w:ascii="Consolas" w:eastAsia="Times New Roman" w:hAnsi="Consolas" w:cs="Times New Roman"/>
@@ -3622,6 +4685,7 @@
         </w:rPr>
         <w:t>artifactId</w:t>
       </w:r>
+      <w:proofErr w:type="spellEnd"/>
       <w:r>
         <w:rPr>
           <w:rFonts w:ascii="Consolas" w:eastAsia="Times New Roman" w:hAnsi="Consolas" w:cs="Times New Roman"/>
@@ -3673,6 +4737,7 @@
         </w:rPr>
         <w:t>&lt;</w:t>
       </w:r>
+      <w:proofErr w:type="spellStart"/>
       <w:r>
         <w:rPr>
           <w:rFonts w:ascii="Consolas" w:eastAsia="Times New Roman" w:hAnsi="Consolas" w:cs="Times New Roman"/>
@@ -3685,6 +4750,7 @@
         </w:rPr>
         <w:t>scope</w:t>
       </w:r>
+      <w:proofErr w:type="spellEnd"/>
       <w:r>
         <w:rPr>
           <w:rFonts w:ascii="Consolas" w:eastAsia="Times New Roman" w:hAnsi="Consolas" w:cs="Times New Roman"/>
@@ -3721,6 +4787,7 @@
         </w:rPr>
         <w:t>&lt;/</w:t>
       </w:r>
+      <w:proofErr w:type="spellStart"/>
       <w:r>
         <w:rPr>
           <w:rFonts w:ascii="Consolas" w:eastAsia="Times New Roman" w:hAnsi="Consolas" w:cs="Times New Roman"/>
@@ -3733,6 +4800,7 @@
         </w:rPr>
         <w:t>scope</w:t>
       </w:r>
+      <w:proofErr w:type="spellEnd"/>
       <w:r>
         <w:rPr>
           <w:rFonts w:ascii="Consolas" w:eastAsia="Times New Roman" w:hAnsi="Consolas" w:cs="Times New Roman"/>
@@ -3784,6 +4852,7 @@
         </w:rPr>
         <w:t>&lt;/</w:t>
       </w:r>
+      <w:proofErr w:type="spellStart"/>
       <w:r>
         <w:rPr>
           <w:rFonts w:ascii="Consolas" w:eastAsia="Times New Roman" w:hAnsi="Consolas" w:cs="Times New Roman"/>
@@ -3796,6 +4865,7 @@
         </w:rPr>
         <w:t>dependency</w:t>
       </w:r>
+      <w:proofErr w:type="spellEnd"/>
       <w:r>
         <w:rPr>
           <w:rFonts w:ascii="Consolas" w:eastAsia="Times New Roman" w:hAnsi="Consolas" w:cs="Times New Roman"/>
@@ -3847,6 +4917,7 @@
         </w:rPr>
         <w:t>&lt;</w:t>
       </w:r>
+      <w:proofErr w:type="spellStart"/>
       <w:r>
         <w:rPr>
           <w:rFonts w:ascii="Consolas" w:eastAsia="Times New Roman" w:hAnsi="Consolas" w:cs="Times New Roman"/>
@@ -3859,6 +4930,7 @@
         </w:rPr>
         <w:t>dependency</w:t>
       </w:r>
+      <w:proofErr w:type="spellEnd"/>
       <w:r>
         <w:rPr>
           <w:rFonts w:ascii="Consolas" w:eastAsia="Times New Roman" w:hAnsi="Consolas" w:cs="Times New Roman"/>
@@ -3898,6 +4970,7 @@
         </w:rPr>
         <w:t xml:space="preserve">            </w:t>
       </w:r>
+      <w:proofErr w:type="gramStart"/>
       <w:r>
         <w:rPr>
           <w:rFonts w:ascii="Consolas" w:eastAsia="Times New Roman" w:hAnsi="Consolas" w:cs="Times New Roman"/>
@@ -3910,6 +4983,7 @@
         </w:rPr>
         <w:t>&lt;</w:t>
       </w:r>
+      <w:proofErr w:type="spellStart"/>
       <w:r>
         <w:rPr>
           <w:rFonts w:ascii="Consolas" w:eastAsia="Times New Roman" w:hAnsi="Consolas" w:cs="Times New Roman"/>
@@ -3922,6 +4996,7 @@
         </w:rPr>
         <w:t>groupId</w:t>
       </w:r>
+      <w:proofErr w:type="spellEnd"/>
       <w:r>
         <w:rPr>
           <w:rFonts w:ascii="Consolas" w:eastAsia="Times New Roman" w:hAnsi="Consolas" w:cs="Times New Roman"/>
@@ -3934,6 +5009,7 @@
         </w:rPr>
         <w:t>&gt;</w:t>
       </w:r>
+      <w:proofErr w:type="spellStart"/>
       <w:r>
         <w:rPr>
           <w:rFonts w:ascii="Consolas" w:eastAsia="Times New Roman" w:hAnsi="Consolas" w:cs="Times New Roman"/>
@@ -3946,6 +5022,8 @@
         </w:rPr>
         <w:t>org.springframework.security</w:t>
       </w:r>
+      <w:proofErr w:type="spellEnd"/>
+      <w:proofErr w:type="gramEnd"/>
       <w:r>
         <w:rPr>
           <w:rFonts w:ascii="Consolas" w:eastAsia="Times New Roman" w:hAnsi="Consolas" w:cs="Times New Roman"/>
@@ -3958,6 +5036,7 @@
         </w:rPr>
         <w:t>&lt;/</w:t>
       </w:r>
+      <w:proofErr w:type="spellStart"/>
       <w:r>
         <w:rPr>
           <w:rFonts w:ascii="Consolas" w:eastAsia="Times New Roman" w:hAnsi="Consolas" w:cs="Times New Roman"/>
@@ -3970,6 +5049,7 @@
         </w:rPr>
         <w:t>groupId</w:t>
       </w:r>
+      <w:proofErr w:type="spellEnd"/>
       <w:r>
         <w:rPr>
           <w:rFonts w:ascii="Consolas" w:eastAsia="Times New Roman" w:hAnsi="Consolas" w:cs="Times New Roman"/>
@@ -4021,6 +5101,7 @@
         </w:rPr>
         <w:t>&lt;</w:t>
       </w:r>
+      <w:proofErr w:type="spellStart"/>
       <w:r>
         <w:rPr>
           <w:rFonts w:ascii="Consolas" w:eastAsia="Times New Roman" w:hAnsi="Consolas" w:cs="Times New Roman"/>
@@ -4033,6 +5114,7 @@
         </w:rPr>
         <w:t>artifactId</w:t>
       </w:r>
+      <w:proofErr w:type="spellEnd"/>
       <w:r>
         <w:rPr>
           <w:rFonts w:ascii="Consolas" w:eastAsia="Times New Roman" w:hAnsi="Consolas" w:cs="Times New Roman"/>
@@ -4045,17 +5127,57 @@
         </w:rPr>
         <w:t>&gt;</w:t>
       </w:r>
-      <w:r>
-        <w:rPr>
-          <w:rFonts w:ascii="Consolas" w:eastAsia="Times New Roman" w:hAnsi="Consolas" w:cs="Times New Roman"/>
-          <w:color w:val="BBBEBF"/>
-          <w:kern w:val="0"/>
-          <w:sz w:val="21"/>
-          <w:szCs w:val="21"/>
-          <w:lang w:eastAsia="es-CL"/>
-          <w14:ligatures w14:val="none"/>
-        </w:rPr>
-        <w:t>spring-security-test</w:t>
+      <w:proofErr w:type="spellStart"/>
+      <w:r>
+        <w:rPr>
+          <w:rFonts w:ascii="Consolas" w:eastAsia="Times New Roman" w:hAnsi="Consolas" w:cs="Times New Roman"/>
+          <w:color w:val="BBBEBF"/>
+          <w:kern w:val="0"/>
+          <w:sz w:val="21"/>
+          <w:szCs w:val="21"/>
+          <w:lang w:eastAsia="es-CL"/>
+          <w14:ligatures w14:val="none"/>
+        </w:rPr>
+        <w:t>spring</w:t>
+      </w:r>
+      <w:proofErr w:type="spellEnd"/>
+      <w:r>
+        <w:rPr>
+          <w:rFonts w:ascii="Consolas" w:eastAsia="Times New Roman" w:hAnsi="Consolas" w:cs="Times New Roman"/>
+          <w:color w:val="BBBEBF"/>
+          <w:kern w:val="0"/>
+          <w:sz w:val="21"/>
+          <w:szCs w:val="21"/>
+          <w:lang w:eastAsia="es-CL"/>
+          <w14:ligatures w14:val="none"/>
+        </w:rPr>
+        <w:t>-</w:t>
+      </w:r>
+      <w:proofErr w:type="spellStart"/>
+      <w:r>
+        <w:rPr>
+          <w:rFonts w:ascii="Consolas" w:eastAsia="Times New Roman" w:hAnsi="Consolas" w:cs="Times New Roman"/>
+          <w:color w:val="BBBEBF"/>
+          <w:kern w:val="0"/>
+          <w:sz w:val="21"/>
+          <w:szCs w:val="21"/>
+          <w:lang w:eastAsia="es-CL"/>
+          <w14:ligatures w14:val="none"/>
+        </w:rPr>
+        <w:t>security</w:t>
+      </w:r>
+      <w:proofErr w:type="spellEnd"/>
+      <w:r>
+        <w:rPr>
+          <w:rFonts w:ascii="Consolas" w:eastAsia="Times New Roman" w:hAnsi="Consolas" w:cs="Times New Roman"/>
+          <w:color w:val="BBBEBF"/>
+          <w:kern w:val="0"/>
+          <w:sz w:val="21"/>
+          <w:szCs w:val="21"/>
+          <w:lang w:eastAsia="es-CL"/>
+          <w14:ligatures w14:val="none"/>
+        </w:rPr>
+        <w:t>-test</w:t>
       </w:r>
       <w:r>
         <w:rPr>
@@ -4069,6 +5191,7 @@
         </w:rPr>
         <w:t>&lt;/</w:t>
       </w:r>
+      <w:proofErr w:type="spellStart"/>
       <w:r>
         <w:rPr>
           <w:rFonts w:ascii="Consolas" w:eastAsia="Times New Roman" w:hAnsi="Consolas" w:cs="Times New Roman"/>
@@ -4081,6 +5204,7 @@
         </w:rPr>
         <w:t>artifactId</w:t>
       </w:r>
+      <w:proofErr w:type="spellEnd"/>
       <w:r>
         <w:rPr>
           <w:rFonts w:ascii="Consolas" w:eastAsia="Times New Roman" w:hAnsi="Consolas" w:cs="Times New Roman"/>
@@ -4132,6 +5256,7 @@
         </w:rPr>
         <w:t>&lt;</w:t>
       </w:r>
+      <w:proofErr w:type="spellStart"/>
       <w:r>
         <w:rPr>
           <w:rFonts w:ascii="Consolas" w:eastAsia="Times New Roman" w:hAnsi="Consolas" w:cs="Times New Roman"/>
@@ -4144,6 +5269,7 @@
         </w:rPr>
         <w:t>scope</w:t>
       </w:r>
+      <w:proofErr w:type="spellEnd"/>
       <w:r>
         <w:rPr>
           <w:rFonts w:ascii="Consolas" w:eastAsia="Times New Roman" w:hAnsi="Consolas" w:cs="Times New Roman"/>
@@ -4180,6 +5306,7 @@
         </w:rPr>
         <w:t>&lt;/</w:t>
       </w:r>
+      <w:proofErr w:type="spellStart"/>
       <w:r>
         <w:rPr>
           <w:rFonts w:ascii="Consolas" w:eastAsia="Times New Roman" w:hAnsi="Consolas" w:cs="Times New Roman"/>
@@ -4192,6 +5319,7 @@
         </w:rPr>
         <w:t>scope</w:t>
       </w:r>
+      <w:proofErr w:type="spellEnd"/>
       <w:r>
         <w:rPr>
           <w:rFonts w:ascii="Consolas" w:eastAsia="Times New Roman" w:hAnsi="Consolas" w:cs="Times New Roman"/>
@@ -4243,6 +5371,7 @@
         </w:rPr>
         <w:t>&lt;/</w:t>
       </w:r>
+      <w:proofErr w:type="spellStart"/>
       <w:r>
         <w:rPr>
           <w:rFonts w:ascii="Consolas" w:eastAsia="Times New Roman" w:hAnsi="Consolas" w:cs="Times New Roman"/>
@@ -4255,6 +5384,7 @@
         </w:rPr>
         <w:t>dependency</w:t>
       </w:r>
+      <w:proofErr w:type="spellEnd"/>
       <w:r>
         <w:rPr>
           <w:rFonts w:ascii="Consolas" w:eastAsia="Times New Roman" w:hAnsi="Consolas" w:cs="Times New Roman"/>
@@ -4306,6 +5436,7 @@
         </w:rPr>
         <w:t>&lt;/</w:t>
       </w:r>
+      <w:proofErr w:type="spellStart"/>
       <w:r>
         <w:rPr>
           <w:rFonts w:ascii="Consolas" w:eastAsia="Times New Roman" w:hAnsi="Consolas" w:cs="Times New Roman"/>
@@ -4318,6 +5449,7 @@
         </w:rPr>
         <w:t>dependencies</w:t>
       </w:r>
+      <w:proofErr w:type="spellEnd"/>
       <w:r>
         <w:rPr>
           <w:rFonts w:ascii="Consolas" w:eastAsia="Times New Roman" w:hAnsi="Consolas" w:cs="Times New Roman"/>
@@ -4384,6 +5516,7 @@
         </w:rPr>
         <w:t>&lt;</w:t>
       </w:r>
+      <w:proofErr w:type="spellStart"/>
       <w:r>
         <w:rPr>
           <w:rFonts w:ascii="Consolas" w:eastAsia="Times New Roman" w:hAnsi="Consolas" w:cs="Times New Roman"/>
@@ -4396,6 +5529,7 @@
         </w:rPr>
         <w:t>build</w:t>
       </w:r>
+      <w:proofErr w:type="spellEnd"/>
       <w:r>
         <w:rPr>
           <w:rFonts w:ascii="Consolas" w:eastAsia="Times New Roman" w:hAnsi="Consolas" w:cs="Times New Roman"/>
@@ -4447,6 +5581,7 @@
         </w:rPr>
         <w:t>&lt;</w:t>
       </w:r>
+      <w:proofErr w:type="spellStart"/>
       <w:r>
         <w:rPr>
           <w:rFonts w:ascii="Consolas" w:eastAsia="Times New Roman" w:hAnsi="Consolas" w:cs="Times New Roman"/>
@@ -4459,6 +5594,7 @@
         </w:rPr>
         <w:t>plugins</w:t>
       </w:r>
+      <w:proofErr w:type="spellEnd"/>
       <w:r>
         <w:rPr>
           <w:rFonts w:ascii="Consolas" w:eastAsia="Times New Roman" w:hAnsi="Consolas" w:cs="Times New Roman"/>
@@ -4510,6 +5646,7 @@
         </w:rPr>
         <w:t>&lt;</w:t>
       </w:r>
+      <w:proofErr w:type="spellStart"/>
       <w:r>
         <w:rPr>
           <w:rFonts w:ascii="Consolas" w:eastAsia="Times New Roman" w:hAnsi="Consolas" w:cs="Times New Roman"/>
@@ -4522,6 +5659,7 @@
         </w:rPr>
         <w:t>plugin</w:t>
       </w:r>
+      <w:proofErr w:type="spellEnd"/>
       <w:r>
         <w:rPr>
           <w:rFonts w:ascii="Consolas" w:eastAsia="Times New Roman" w:hAnsi="Consolas" w:cs="Times New Roman"/>
@@ -4573,6 +5711,7 @@
         </w:rPr>
         <w:t>&lt;</w:t>
       </w:r>
+      <w:proofErr w:type="spellStart"/>
       <w:r>
         <w:rPr>
           <w:rFonts w:ascii="Consolas" w:eastAsia="Times New Roman" w:hAnsi="Consolas" w:cs="Times New Roman"/>
@@ -4585,6 +5724,7 @@
         </w:rPr>
         <w:t>groupId</w:t>
       </w:r>
+      <w:proofErr w:type="spellEnd"/>
       <w:r>
         <w:rPr>
           <w:rFonts w:ascii="Consolas" w:eastAsia="Times New Roman" w:hAnsi="Consolas" w:cs="Times New Roman"/>
@@ -4597,6 +5737,7 @@
         </w:rPr>
         <w:t>&gt;</w:t>
       </w:r>
+      <w:proofErr w:type="spellStart"/>
       <w:r>
         <w:rPr>
           <w:rFonts w:ascii="Consolas" w:eastAsia="Times New Roman" w:hAnsi="Consolas" w:cs="Times New Roman"/>
@@ -4609,6 +5750,7 @@
         </w:rPr>
         <w:t>org.jacoco</w:t>
       </w:r>
+      <w:proofErr w:type="spellEnd"/>
       <w:r>
         <w:rPr>
           <w:rFonts w:ascii="Consolas" w:eastAsia="Times New Roman" w:hAnsi="Consolas" w:cs="Times New Roman"/>
@@ -4621,6 +5763,7 @@
         </w:rPr>
         <w:t>&lt;/</w:t>
       </w:r>
+      <w:proofErr w:type="spellStart"/>
       <w:r>
         <w:rPr>
           <w:rFonts w:ascii="Consolas" w:eastAsia="Times New Roman" w:hAnsi="Consolas" w:cs="Times New Roman"/>
@@ -4633,6 +5776,7 @@
         </w:rPr>
         <w:t>groupId</w:t>
       </w:r>
+      <w:proofErr w:type="spellEnd"/>
       <w:r>
         <w:rPr>
           <w:rFonts w:ascii="Consolas" w:eastAsia="Times New Roman" w:hAnsi="Consolas" w:cs="Times New Roman"/>
@@ -4684,6 +5828,7 @@
         </w:rPr>
         <w:t>&lt;</w:t>
       </w:r>
+      <w:proofErr w:type="spellStart"/>
       <w:r>
         <w:rPr>
           <w:rFonts w:ascii="Consolas" w:eastAsia="Times New Roman" w:hAnsi="Consolas" w:cs="Times New Roman"/>
@@ -4696,6 +5841,7 @@
         </w:rPr>
         <w:t>artifactId</w:t>
       </w:r>
+      <w:proofErr w:type="spellEnd"/>
       <w:r>
         <w:rPr>
           <w:rFonts w:ascii="Consolas" w:eastAsia="Times New Roman" w:hAnsi="Consolas" w:cs="Times New Roman"/>
@@ -4708,6 +5854,7 @@
         </w:rPr>
         <w:t>&gt;</w:t>
       </w:r>
+      <w:proofErr w:type="spellStart"/>
       <w:r>
         <w:rPr>
           <w:rFonts w:ascii="Consolas" w:eastAsia="Times New Roman" w:hAnsi="Consolas" w:cs="Times New Roman"/>
@@ -4720,6 +5867,7 @@
         </w:rPr>
         <w:t>jacoco-maven-plugin</w:t>
       </w:r>
+      <w:proofErr w:type="spellEnd"/>
       <w:r>
         <w:rPr>
           <w:rFonts w:ascii="Consolas" w:eastAsia="Times New Roman" w:hAnsi="Consolas" w:cs="Times New Roman"/>
@@ -4732,6 +5880,7 @@
         </w:rPr>
         <w:t>&lt;/</w:t>
       </w:r>
+      <w:proofErr w:type="spellStart"/>
       <w:r>
         <w:rPr>
           <w:rFonts w:ascii="Consolas" w:eastAsia="Times New Roman" w:hAnsi="Consolas" w:cs="Times New Roman"/>
@@ -4744,6 +5893,7 @@
         </w:rPr>
         <w:t>artifactId</w:t>
       </w:r>
+      <w:proofErr w:type="spellEnd"/>
       <w:r>
         <w:rPr>
           <w:rFonts w:ascii="Consolas" w:eastAsia="Times New Roman" w:hAnsi="Consolas" w:cs="Times New Roman"/>
@@ -4795,6 +5945,7 @@
         </w:rPr>
         <w:t>&lt;</w:t>
       </w:r>
+      <w:proofErr w:type="spellStart"/>
       <w:r>
         <w:rPr>
           <w:rFonts w:ascii="Consolas" w:eastAsia="Times New Roman" w:hAnsi="Consolas" w:cs="Times New Roman"/>
@@ -4807,6 +5958,7 @@
         </w:rPr>
         <w:t>version</w:t>
       </w:r>
+      <w:proofErr w:type="spellEnd"/>
       <w:r>
         <w:rPr>
           <w:rFonts w:ascii="Consolas" w:eastAsia="Times New Roman" w:hAnsi="Consolas" w:cs="Times New Roman"/>
@@ -4829,7 +5981,35 @@
           <w:lang w:eastAsia="es-CL"/>
           <w14:ligatures w14:val="none"/>
         </w:rPr>
-        <w:t>${jacoco.version}</w:t>
+        <w:t>${</w:t>
+      </w:r>
+      <w:proofErr w:type="spellStart"/>
+      <w:proofErr w:type="gramStart"/>
+      <w:r>
+        <w:rPr>
+          <w:rFonts w:ascii="Consolas" w:eastAsia="Times New Roman" w:hAnsi="Consolas" w:cs="Times New Roman"/>
+          <w:color w:val="BBBEBF"/>
+          <w:kern w:val="0"/>
+          <w:sz w:val="21"/>
+          <w:szCs w:val="21"/>
+          <w:lang w:eastAsia="es-CL"/>
+          <w14:ligatures w14:val="none"/>
+        </w:rPr>
+        <w:t>jacoco.version</w:t>
+      </w:r>
+      <w:proofErr w:type="spellEnd"/>
+      <w:proofErr w:type="gramEnd"/>
+      <w:r>
+        <w:rPr>
+          <w:rFonts w:ascii="Consolas" w:eastAsia="Times New Roman" w:hAnsi="Consolas" w:cs="Times New Roman"/>
+          <w:color w:val="BBBEBF"/>
+          <w:kern w:val="0"/>
+          <w:sz w:val="21"/>
+          <w:szCs w:val="21"/>
+          <w:lang w:eastAsia="es-CL"/>
+          <w14:ligatures w14:val="none"/>
+        </w:rPr>
+        <w:t>}</w:t>
       </w:r>
       <w:r>
         <w:rPr>
@@ -4843,6 +6023,7 @@
         </w:rPr>
         <w:t>&lt;/</w:t>
       </w:r>
+      <w:proofErr w:type="spellStart"/>
       <w:r>
         <w:rPr>
           <w:rFonts w:ascii="Consolas" w:eastAsia="Times New Roman" w:hAnsi="Consolas" w:cs="Times New Roman"/>
@@ -4855,6 +6036,7 @@
         </w:rPr>
         <w:t>version</w:t>
       </w:r>
+      <w:proofErr w:type="spellEnd"/>
       <w:r>
         <w:rPr>
           <w:rFonts w:ascii="Consolas" w:eastAsia="Times New Roman" w:hAnsi="Consolas" w:cs="Times New Roman"/>
@@ -4906,6 +6088,7 @@
         </w:rPr>
         <w:t>&lt;</w:t>
       </w:r>
+      <w:proofErr w:type="spellStart"/>
       <w:r>
         <w:rPr>
           <w:rFonts w:ascii="Consolas" w:eastAsia="Times New Roman" w:hAnsi="Consolas" w:cs="Times New Roman"/>
@@ -4918,6 +6101,7 @@
         </w:rPr>
         <w:t>executions</w:t>
       </w:r>
+      <w:proofErr w:type="spellEnd"/>
       <w:r>
         <w:rPr>
           <w:rFonts w:ascii="Consolas" w:eastAsia="Times New Roman" w:hAnsi="Consolas" w:cs="Times New Roman"/>
@@ -4969,6 +6153,7 @@
         </w:rPr>
         <w:t>&lt;</w:t>
       </w:r>
+      <w:proofErr w:type="spellStart"/>
       <w:r>
         <w:rPr>
           <w:rFonts w:ascii="Consolas" w:eastAsia="Times New Roman" w:hAnsi="Consolas" w:cs="Times New Roman"/>
@@ -4981,6 +6166,7 @@
         </w:rPr>
         <w:t>execution</w:t>
       </w:r>
+      <w:proofErr w:type="spellEnd"/>
       <w:r>
         <w:rPr>
           <w:rFonts w:ascii="Consolas" w:eastAsia="Times New Roman" w:hAnsi="Consolas" w:cs="Times New Roman"/>
@@ -5066,8 +6252,22 @@
           <w:lang w:eastAsia="es-CL"/>
           <w14:ligatures w14:val="none"/>
         </w:rPr>
-        <w:t>prepare-agent</w:t>
-      </w:r>
+        <w:t>prepare-</w:t>
+      </w:r>
+      <w:proofErr w:type="spellStart"/>
+      <w:r>
+        <w:rPr>
+          <w:rFonts w:ascii="Consolas" w:eastAsia="Times New Roman" w:hAnsi="Consolas" w:cs="Times New Roman"/>
+          <w:color w:val="BBBEBF"/>
+          <w:kern w:val="0"/>
+          <w:sz w:val="21"/>
+          <w:szCs w:val="21"/>
+          <w:lang w:eastAsia="es-CL"/>
+          <w14:ligatures w14:val="none"/>
+        </w:rPr>
+        <w:t>agent</w:t>
+      </w:r>
+      <w:proofErr w:type="spellEnd"/>
       <w:r>
         <w:rPr>
           <w:rFonts w:ascii="Consolas" w:eastAsia="Times New Roman" w:hAnsi="Consolas" w:cs="Times New Roman"/>
@@ -5143,6 +6343,7 @@
         </w:rPr>
         <w:t>&lt;</w:t>
       </w:r>
+      <w:proofErr w:type="spellStart"/>
       <w:r>
         <w:rPr>
           <w:rFonts w:ascii="Consolas" w:eastAsia="Times New Roman" w:hAnsi="Consolas" w:cs="Times New Roman"/>
@@ -5155,6 +6356,7 @@
         </w:rPr>
         <w:t>goals</w:t>
       </w:r>
+      <w:proofErr w:type="spellEnd"/>
       <w:r>
         <w:rPr>
           <w:rFonts w:ascii="Consolas" w:eastAsia="Times New Roman" w:hAnsi="Consolas" w:cs="Times New Roman"/>
@@ -5206,6 +6408,7 @@
         </w:rPr>
         <w:t>&lt;</w:t>
       </w:r>
+      <w:proofErr w:type="spellStart"/>
       <w:r>
         <w:rPr>
           <w:rFonts w:ascii="Consolas" w:eastAsia="Times New Roman" w:hAnsi="Consolas" w:cs="Times New Roman"/>
@@ -5218,6 +6421,7 @@
         </w:rPr>
         <w:t>goal</w:t>
       </w:r>
+      <w:proofErr w:type="spellEnd"/>
       <w:r>
         <w:rPr>
           <w:rFonts w:ascii="Consolas" w:eastAsia="Times New Roman" w:hAnsi="Consolas" w:cs="Times New Roman"/>
@@ -5240,8 +6444,22 @@
           <w:lang w:eastAsia="es-CL"/>
           <w14:ligatures w14:val="none"/>
         </w:rPr>
-        <w:t>prepare-agent</w:t>
-      </w:r>
+        <w:t>prepare-</w:t>
+      </w:r>
+      <w:proofErr w:type="spellStart"/>
+      <w:r>
+        <w:rPr>
+          <w:rFonts w:ascii="Consolas" w:eastAsia="Times New Roman" w:hAnsi="Consolas" w:cs="Times New Roman"/>
+          <w:color w:val="BBBEBF"/>
+          <w:kern w:val="0"/>
+          <w:sz w:val="21"/>
+          <w:szCs w:val="21"/>
+          <w:lang w:eastAsia="es-CL"/>
+          <w14:ligatures w14:val="none"/>
+        </w:rPr>
+        <w:t>agent</w:t>
+      </w:r>
+      <w:proofErr w:type="spellEnd"/>
       <w:r>
         <w:rPr>
           <w:rFonts w:ascii="Consolas" w:eastAsia="Times New Roman" w:hAnsi="Consolas" w:cs="Times New Roman"/>
@@ -5254,6 +6472,7 @@
         </w:rPr>
         <w:t>&lt;/</w:t>
       </w:r>
+      <w:proofErr w:type="spellStart"/>
       <w:r>
         <w:rPr>
           <w:rFonts w:ascii="Consolas" w:eastAsia="Times New Roman" w:hAnsi="Consolas" w:cs="Times New Roman"/>
@@ -5266,6 +6485,7 @@
         </w:rPr>
         <w:t>goal</w:t>
       </w:r>
+      <w:proofErr w:type="spellEnd"/>
       <w:r>
         <w:rPr>
           <w:rFonts w:ascii="Consolas" w:eastAsia="Times New Roman" w:hAnsi="Consolas" w:cs="Times New Roman"/>
@@ -5317,6 +6537,7 @@
         </w:rPr>
         <w:t>&lt;/</w:t>
       </w:r>
+      <w:proofErr w:type="spellStart"/>
       <w:r>
         <w:rPr>
           <w:rFonts w:ascii="Consolas" w:eastAsia="Times New Roman" w:hAnsi="Consolas" w:cs="Times New Roman"/>
@@ -5329,6 +6550,7 @@
         </w:rPr>
         <w:t>goals</w:t>
       </w:r>
+      <w:proofErr w:type="spellEnd"/>
       <w:r>
         <w:rPr>
           <w:rFonts w:ascii="Consolas" w:eastAsia="Times New Roman" w:hAnsi="Consolas" w:cs="Times New Roman"/>
@@ -5380,6 +6602,7 @@
         </w:rPr>
         <w:t>&lt;/</w:t>
       </w:r>
+      <w:proofErr w:type="spellStart"/>
       <w:r>
         <w:rPr>
           <w:rFonts w:ascii="Consolas" w:eastAsia="Times New Roman" w:hAnsi="Consolas" w:cs="Times New Roman"/>
@@ -5392,6 +6615,7 @@
         </w:rPr>
         <w:t>execution</w:t>
       </w:r>
+      <w:proofErr w:type="spellEnd"/>
       <w:r>
         <w:rPr>
           <w:rFonts w:ascii="Consolas" w:eastAsia="Times New Roman" w:hAnsi="Consolas" w:cs="Times New Roman"/>
@@ -5443,6 +6667,7 @@
         </w:rPr>
         <w:t>&lt;</w:t>
       </w:r>
+      <w:proofErr w:type="spellStart"/>
       <w:r>
         <w:rPr>
           <w:rFonts w:ascii="Consolas" w:eastAsia="Times New Roman" w:hAnsi="Consolas" w:cs="Times New Roman"/>
@@ -5455,6 +6680,7 @@
         </w:rPr>
         <w:t>execution</w:t>
       </w:r>
+      <w:proofErr w:type="spellEnd"/>
       <w:r>
         <w:rPr>
           <w:rFonts w:ascii="Consolas" w:eastAsia="Times New Roman" w:hAnsi="Consolas" w:cs="Times New Roman"/>
@@ -5530,6 +6756,7 @@
         </w:rPr>
         <w:t>&gt;</w:t>
       </w:r>
+      <w:proofErr w:type="spellStart"/>
       <w:r>
         <w:rPr>
           <w:rFonts w:ascii="Consolas" w:eastAsia="Times New Roman" w:hAnsi="Consolas" w:cs="Times New Roman"/>
@@ -5542,6 +6769,7 @@
         </w:rPr>
         <w:t>report</w:t>
       </w:r>
+      <w:proofErr w:type="spellEnd"/>
       <w:r>
         <w:rPr>
           <w:rFonts w:ascii="Consolas" w:eastAsia="Times New Roman" w:hAnsi="Consolas" w:cs="Times New Roman"/>
@@ -5617,6 +6845,7 @@
         </w:rPr>
         <w:t>&lt;</w:t>
       </w:r>
+      <w:proofErr w:type="spellStart"/>
       <w:r>
         <w:rPr>
           <w:rFonts w:ascii="Consolas" w:eastAsia="Times New Roman" w:hAnsi="Consolas" w:cs="Times New Roman"/>
@@ -5629,6 +6858,7 @@
         </w:rPr>
         <w:t>phase</w:t>
       </w:r>
+      <w:proofErr w:type="spellEnd"/>
       <w:r>
         <w:rPr>
           <w:rFonts w:ascii="Consolas" w:eastAsia="Times New Roman" w:hAnsi="Consolas" w:cs="Times New Roman"/>
@@ -5641,6 +6871,7 @@
         </w:rPr>
         <w:t>&gt;</w:t>
       </w:r>
+      <w:proofErr w:type="spellStart"/>
       <w:r>
         <w:rPr>
           <w:rFonts w:ascii="Consolas" w:eastAsia="Times New Roman" w:hAnsi="Consolas" w:cs="Times New Roman"/>
@@ -5653,6 +6884,7 @@
         </w:rPr>
         <w:t>verify</w:t>
       </w:r>
+      <w:proofErr w:type="spellEnd"/>
       <w:r>
         <w:rPr>
           <w:rFonts w:ascii="Consolas" w:eastAsia="Times New Roman" w:hAnsi="Consolas" w:cs="Times New Roman"/>
@@ -5665,6 +6897,7 @@
         </w:rPr>
         <w:t>&lt;/</w:t>
       </w:r>
+      <w:proofErr w:type="spellStart"/>
       <w:r>
         <w:rPr>
           <w:rFonts w:ascii="Consolas" w:eastAsia="Times New Roman" w:hAnsi="Consolas" w:cs="Times New Roman"/>
@@ -5677,6 +6910,7 @@
         </w:rPr>
         <w:t>phase</w:t>
       </w:r>
+      <w:proofErr w:type="spellEnd"/>
       <w:r>
         <w:rPr>
           <w:rFonts w:ascii="Consolas" w:eastAsia="Times New Roman" w:hAnsi="Consolas" w:cs="Times New Roman"/>
@@ -5728,6 +6962,7 @@
         </w:rPr>
         <w:t>&lt;</w:t>
       </w:r>
+      <w:proofErr w:type="spellStart"/>
       <w:r>
         <w:rPr>
           <w:rFonts w:ascii="Consolas" w:eastAsia="Times New Roman" w:hAnsi="Consolas" w:cs="Times New Roman"/>
@@ -5740,6 +6975,7 @@
         </w:rPr>
         <w:t>goals</w:t>
       </w:r>
+      <w:proofErr w:type="spellEnd"/>
       <w:r>
         <w:rPr>
           <w:rFonts w:ascii="Consolas" w:eastAsia="Times New Roman" w:hAnsi="Consolas" w:cs="Times New Roman"/>
@@ -5791,6 +7027,7 @@
         </w:rPr>
         <w:t>&lt;</w:t>
       </w:r>
+      <w:proofErr w:type="spellStart"/>
       <w:r>
         <w:rPr>
           <w:rFonts w:ascii="Consolas" w:eastAsia="Times New Roman" w:hAnsi="Consolas" w:cs="Times New Roman"/>
@@ -5803,6 +7040,7 @@
         </w:rPr>
         <w:t>goal</w:t>
       </w:r>
+      <w:proofErr w:type="spellEnd"/>
       <w:r>
         <w:rPr>
           <w:rFonts w:ascii="Consolas" w:eastAsia="Times New Roman" w:hAnsi="Consolas" w:cs="Times New Roman"/>
@@ -5815,6 +7053,7 @@
         </w:rPr>
         <w:t>&gt;</w:t>
       </w:r>
+      <w:proofErr w:type="spellStart"/>
       <w:r>
         <w:rPr>
           <w:rFonts w:ascii="Consolas" w:eastAsia="Times New Roman" w:hAnsi="Consolas" w:cs="Times New Roman"/>
@@ -5827,6 +7066,7 @@
         </w:rPr>
         <w:t>report</w:t>
       </w:r>
+      <w:proofErr w:type="spellEnd"/>
       <w:r>
         <w:rPr>
           <w:rFonts w:ascii="Consolas" w:eastAsia="Times New Roman" w:hAnsi="Consolas" w:cs="Times New Roman"/>
@@ -5839,6 +7079,7 @@
         </w:rPr>
         <w:t>&lt;/</w:t>
       </w:r>
+      <w:proofErr w:type="spellStart"/>
       <w:r>
         <w:rPr>
           <w:rFonts w:ascii="Consolas" w:eastAsia="Times New Roman" w:hAnsi="Consolas" w:cs="Times New Roman"/>
@@ -5851,6 +7092,7 @@
         </w:rPr>
         <w:t>goal</w:t>
       </w:r>
+      <w:proofErr w:type="spellEnd"/>
       <w:r>
         <w:rPr>
           <w:rFonts w:ascii="Consolas" w:eastAsia="Times New Roman" w:hAnsi="Consolas" w:cs="Times New Roman"/>
@@ -5902,6 +7144,7 @@
         </w:rPr>
         <w:t>&lt;/</w:t>
       </w:r>
+      <w:proofErr w:type="spellStart"/>
       <w:r>
         <w:rPr>
           <w:rFonts w:ascii="Consolas" w:eastAsia="Times New Roman" w:hAnsi="Consolas" w:cs="Times New Roman"/>
@@ -5914,6 +7157,7 @@
         </w:rPr>
         <w:t>goals</w:t>
       </w:r>
+      <w:proofErr w:type="spellEnd"/>
       <w:r>
         <w:rPr>
           <w:rFonts w:ascii="Consolas" w:eastAsia="Times New Roman" w:hAnsi="Consolas" w:cs="Times New Roman"/>
@@ -5966,6 +7210,7 @@
         </w:rPr>
         <w:t>&lt;/</w:t>
       </w:r>
+      <w:proofErr w:type="spellStart"/>
       <w:r>
         <w:rPr>
           <w:rFonts w:ascii="Consolas" w:eastAsia="Times New Roman" w:hAnsi="Consolas" w:cs="Times New Roman"/>
@@ -5978,6 +7223,7 @@
         </w:rPr>
         <w:t>execution</w:t>
       </w:r>
+      <w:proofErr w:type="spellEnd"/>
       <w:r>
         <w:rPr>
           <w:rFonts w:ascii="Consolas" w:eastAsia="Times New Roman" w:hAnsi="Consolas" w:cs="Times New Roman"/>
@@ -6029,6 +7275,7 @@
         </w:rPr>
         <w:t>&lt;/</w:t>
       </w:r>
+      <w:proofErr w:type="spellStart"/>
       <w:r>
         <w:rPr>
           <w:rFonts w:ascii="Consolas" w:eastAsia="Times New Roman" w:hAnsi="Consolas" w:cs="Times New Roman"/>
@@ -6041,6 +7288,7 @@
         </w:rPr>
         <w:t>executions</w:t>
       </w:r>
+      <w:proofErr w:type="spellEnd"/>
       <w:r>
         <w:rPr>
           <w:rFonts w:ascii="Consolas" w:eastAsia="Times New Roman" w:hAnsi="Consolas" w:cs="Times New Roman"/>
@@ -6092,6 +7340,7 @@
         </w:rPr>
         <w:t>&lt;</w:t>
       </w:r>
+      <w:proofErr w:type="spellStart"/>
       <w:r>
         <w:rPr>
           <w:rFonts w:ascii="Consolas" w:eastAsia="Times New Roman" w:hAnsi="Consolas" w:cs="Times New Roman"/>
@@ -6104,6 +7353,7 @@
         </w:rPr>
         <w:t>configuration</w:t>
       </w:r>
+      <w:proofErr w:type="spellEnd"/>
       <w:r>
         <w:rPr>
           <w:rFonts w:ascii="Consolas" w:eastAsia="Times New Roman" w:hAnsi="Consolas" w:cs="Times New Roman"/>
@@ -6155,6 +7405,7 @@
         </w:rPr>
         <w:t>&lt;</w:t>
       </w:r>
+      <w:proofErr w:type="spellStart"/>
       <w:r>
         <w:rPr>
           <w:rFonts w:ascii="Consolas" w:eastAsia="Times New Roman" w:hAnsi="Consolas" w:cs="Times New Roman"/>
@@ -6167,6 +7418,7 @@
         </w:rPr>
         <w:t>excludes</w:t>
       </w:r>
+      <w:proofErr w:type="spellEnd"/>
       <w:r>
         <w:rPr>
           <w:rFonts w:ascii="Consolas" w:eastAsia="Times New Roman" w:hAnsi="Consolas" w:cs="Times New Roman"/>
@@ -6218,6 +7470,7 @@
         </w:rPr>
         <w:t>&lt;</w:t>
       </w:r>
+      <w:proofErr w:type="spellStart"/>
       <w:r>
         <w:rPr>
           <w:rFonts w:ascii="Consolas" w:eastAsia="Times New Roman" w:hAnsi="Consolas" w:cs="Times New Roman"/>
@@ -6230,6 +7483,7 @@
         </w:rPr>
         <w:t>exclude</w:t>
       </w:r>
+      <w:proofErr w:type="spellEnd"/>
       <w:r>
         <w:rPr>
           <w:rFonts w:ascii="Consolas" w:eastAsia="Times New Roman" w:hAnsi="Consolas" w:cs="Times New Roman"/>
@@ -6252,8 +7506,22 @@
           <w:lang w:eastAsia="es-CL"/>
           <w14:ligatures w14:val="none"/>
         </w:rPr>
-        <w:t>**/MinimarketApplication.class</w:t>
-      </w:r>
+        <w:t>**/</w:t>
+      </w:r>
+      <w:proofErr w:type="spellStart"/>
+      <w:r>
+        <w:rPr>
+          <w:rFonts w:ascii="Consolas" w:eastAsia="Times New Roman" w:hAnsi="Consolas" w:cs="Times New Roman"/>
+          <w:color w:val="BBBEBF"/>
+          <w:kern w:val="0"/>
+          <w:sz w:val="21"/>
+          <w:szCs w:val="21"/>
+          <w:lang w:eastAsia="es-CL"/>
+          <w14:ligatures w14:val="none"/>
+        </w:rPr>
+        <w:t>MinimarketApplication.class</w:t>
+      </w:r>
+      <w:proofErr w:type="spellEnd"/>
       <w:r>
         <w:rPr>
           <w:rFonts w:ascii="Consolas" w:eastAsia="Times New Roman" w:hAnsi="Consolas" w:cs="Times New Roman"/>
@@ -6266,6 +7534,7 @@
         </w:rPr>
         <w:t>&lt;/</w:t>
       </w:r>
+      <w:proofErr w:type="spellStart"/>
       <w:r>
         <w:rPr>
           <w:rFonts w:ascii="Consolas" w:eastAsia="Times New Roman" w:hAnsi="Consolas" w:cs="Times New Roman"/>
@@ -6278,6 +7547,7 @@
         </w:rPr>
         <w:t>exclude</w:t>
       </w:r>
+      <w:proofErr w:type="spellEnd"/>
       <w:r>
         <w:rPr>
           <w:rFonts w:ascii="Consolas" w:eastAsia="Times New Roman" w:hAnsi="Consolas" w:cs="Times New Roman"/>
@@ -6329,6 +7599,7 @@
         </w:rPr>
         <w:t>&lt;</w:t>
       </w:r>
+      <w:proofErr w:type="spellStart"/>
       <w:r>
         <w:rPr>
           <w:rFonts w:ascii="Consolas" w:eastAsia="Times New Roman" w:hAnsi="Consolas" w:cs="Times New Roman"/>
@@ -6341,6 +7612,7 @@
         </w:rPr>
         <w:t>exclude</w:t>
       </w:r>
+      <w:proofErr w:type="spellEnd"/>
       <w:r>
         <w:rPr>
           <w:rFonts w:ascii="Consolas" w:eastAsia="Times New Roman" w:hAnsi="Consolas" w:cs="Times New Roman"/>
@@ -6363,8 +7635,48 @@
           <w:lang w:eastAsia="es-CL"/>
           <w14:ligatures w14:val="none"/>
         </w:rPr>
-        <w:t>**/config/DataInitializer.class</w:t>
-      </w:r>
+        <w:t>**/</w:t>
+      </w:r>
+      <w:proofErr w:type="spellStart"/>
+      <w:r>
+        <w:rPr>
+          <w:rFonts w:ascii="Consolas" w:eastAsia="Times New Roman" w:hAnsi="Consolas" w:cs="Times New Roman"/>
+          <w:color w:val="BBBEBF"/>
+          <w:kern w:val="0"/>
+          <w:sz w:val="21"/>
+          <w:szCs w:val="21"/>
+          <w:lang w:eastAsia="es-CL"/>
+          <w14:ligatures w14:val="none"/>
+        </w:rPr>
+        <w:t>config</w:t>
+      </w:r>
+      <w:proofErr w:type="spellEnd"/>
+      <w:r>
+        <w:rPr>
+          <w:rFonts w:ascii="Consolas" w:eastAsia="Times New Roman" w:hAnsi="Consolas" w:cs="Times New Roman"/>
+          <w:color w:val="BBBEBF"/>
+          <w:kern w:val="0"/>
+          <w:sz w:val="21"/>
+          <w:szCs w:val="21"/>
+          <w:lang w:eastAsia="es-CL"/>
+          <w14:ligatures w14:val="none"/>
+        </w:rPr>
+        <w:t>/</w:t>
+      </w:r>
+      <w:proofErr w:type="spellStart"/>
+      <w:r>
+        <w:rPr>
+          <w:rFonts w:ascii="Consolas" w:eastAsia="Times New Roman" w:hAnsi="Consolas" w:cs="Times New Roman"/>
+          <w:color w:val="BBBEBF"/>
+          <w:kern w:val="0"/>
+          <w:sz w:val="21"/>
+          <w:szCs w:val="21"/>
+          <w:lang w:eastAsia="es-CL"/>
+          <w14:ligatures w14:val="none"/>
+        </w:rPr>
+        <w:t>DataInitializer.class</w:t>
+      </w:r>
+      <w:proofErr w:type="spellEnd"/>
       <w:r>
         <w:rPr>
           <w:rFonts w:ascii="Consolas" w:eastAsia="Times New Roman" w:hAnsi="Consolas" w:cs="Times New Roman"/>
@@ -6377,6 +7689,7 @@
         </w:rPr>
         <w:t>&lt;/</w:t>
       </w:r>
+      <w:proofErr w:type="spellStart"/>
       <w:r>
         <w:rPr>
           <w:rFonts w:ascii="Consolas" w:eastAsia="Times New Roman" w:hAnsi="Consolas" w:cs="Times New Roman"/>
@@ -6389,6 +7702,7 @@
         </w:rPr>
         <w:t>exclude</w:t>
       </w:r>
+      <w:proofErr w:type="spellEnd"/>
       <w:r>
         <w:rPr>
           <w:rFonts w:ascii="Consolas" w:eastAsia="Times New Roman" w:hAnsi="Consolas" w:cs="Times New Roman"/>
@@ -6440,6 +7754,7 @@
         </w:rPr>
         <w:t>&lt;/</w:t>
       </w:r>
+      <w:proofErr w:type="spellStart"/>
       <w:r>
         <w:rPr>
           <w:rFonts w:ascii="Consolas" w:eastAsia="Times New Roman" w:hAnsi="Consolas" w:cs="Times New Roman"/>
@@ -6452,6 +7767,7 @@
         </w:rPr>
         <w:t>excludes</w:t>
       </w:r>
+      <w:proofErr w:type="spellEnd"/>
       <w:r>
         <w:rPr>
           <w:rFonts w:ascii="Consolas" w:eastAsia="Times New Roman" w:hAnsi="Consolas" w:cs="Times New Roman"/>
@@ -6503,6 +7819,7 @@
         </w:rPr>
         <w:t>&lt;/</w:t>
       </w:r>
+      <w:proofErr w:type="spellStart"/>
       <w:r>
         <w:rPr>
           <w:rFonts w:ascii="Consolas" w:eastAsia="Times New Roman" w:hAnsi="Consolas" w:cs="Times New Roman"/>
@@ -6515,6 +7832,7 @@
         </w:rPr>
         <w:t>configuration</w:t>
       </w:r>
+      <w:proofErr w:type="spellEnd"/>
       <w:r>
         <w:rPr>
           <w:rFonts w:ascii="Consolas" w:eastAsia="Times New Roman" w:hAnsi="Consolas" w:cs="Times New Roman"/>
@@ -6566,6 +7884,7 @@
         </w:rPr>
         <w:t>&lt;/</w:t>
       </w:r>
+      <w:proofErr w:type="spellStart"/>
       <w:r>
         <w:rPr>
           <w:rFonts w:ascii="Consolas" w:eastAsia="Times New Roman" w:hAnsi="Consolas" w:cs="Times New Roman"/>
@@ -6578,6 +7897,7 @@
         </w:rPr>
         <w:t>plugin</w:t>
       </w:r>
+      <w:proofErr w:type="spellEnd"/>
       <w:r>
         <w:rPr>
           <w:rFonts w:ascii="Consolas" w:eastAsia="Times New Roman" w:hAnsi="Consolas" w:cs="Times New Roman"/>
@@ -6629,6 +7949,7 @@
         </w:rPr>
         <w:t>&lt;/</w:t>
       </w:r>
+      <w:proofErr w:type="spellStart"/>
       <w:r>
         <w:rPr>
           <w:rFonts w:ascii="Consolas" w:eastAsia="Times New Roman" w:hAnsi="Consolas" w:cs="Times New Roman"/>
@@ -6641,6 +7962,7 @@
         </w:rPr>
         <w:t>plugins</w:t>
       </w:r>
+      <w:proofErr w:type="spellEnd"/>
       <w:r>
         <w:rPr>
           <w:rFonts w:ascii="Consolas" w:eastAsia="Times New Roman" w:hAnsi="Consolas" w:cs="Times New Roman"/>
@@ -6692,6 +8014,7 @@
         </w:rPr>
         <w:t>&lt;/</w:t>
       </w:r>
+      <w:proofErr w:type="spellStart"/>
       <w:r>
         <w:rPr>
           <w:rFonts w:ascii="Consolas" w:eastAsia="Times New Roman" w:hAnsi="Consolas" w:cs="Times New Roman"/>
@@ -6704,6 +8027,7 @@
         </w:rPr>
         <w:t>build</w:t>
       </w:r>
+      <w:proofErr w:type="spellEnd"/>
       <w:r>
         <w:rPr>
           <w:rFonts w:ascii="Consolas" w:eastAsia="Times New Roman" w:hAnsi="Consolas" w:cs="Times New Roman"/>
@@ -6748,13 +8072,113 @@
           <w:b/>
           <w:lang w:val="es-MX"/>
         </w:rPr>
-        <w:t>Ajuste de precisión de JaCoCo:</w:t>
-      </w:r>
-      <w:r>
-        <w:rPr>
+        <w:t xml:space="preserve">Ajuste de precisión de </w:t>
+      </w:r>
+      <w:proofErr w:type="spellStart"/>
+      <w:r>
+        <w:rPr>
+          <w:b/>
           <w:lang w:val="es-MX"/>
         </w:rPr>
-        <w:t xml:space="preserve"> Se configuro el plugin con las metas prepare-agent (para instrumentación) y report (para la generación del HTML). Se aplicó un ajuste crítico utilizando la etiqueta &lt;excludes&gt; para omitir las clases de arranque (MinimarketApplication.class) y de inicialización de datos (DataInitializer.class). Este ajuste fue necesario para evitar que clases sin lógica de negocio evaluable distorsionen negativamente la métrica de cobertura global.</w:t>
+        <w:t>JaCoCo</w:t>
+      </w:r>
+      <w:proofErr w:type="spellEnd"/>
+      <w:r>
+        <w:rPr>
+          <w:b/>
+          <w:lang w:val="es-MX"/>
+        </w:rPr>
+        <w:t>:</w:t>
+      </w:r>
+      <w:r>
+        <w:rPr>
+          <w:lang w:val="es-MX"/>
+        </w:rPr>
+        <w:t xml:space="preserve"> Se configuro el </w:t>
+      </w:r>
+      <w:proofErr w:type="spellStart"/>
+      <w:r>
+        <w:rPr>
+          <w:lang w:val="es-MX"/>
+        </w:rPr>
+        <w:t>plugin</w:t>
+      </w:r>
+      <w:proofErr w:type="spellEnd"/>
+      <w:r>
+        <w:rPr>
+          <w:lang w:val="es-MX"/>
+        </w:rPr>
+        <w:t xml:space="preserve"> con las metas prepare-</w:t>
+      </w:r>
+      <w:proofErr w:type="spellStart"/>
+      <w:r>
+        <w:rPr>
+          <w:lang w:val="es-MX"/>
+        </w:rPr>
+        <w:t>agent</w:t>
+      </w:r>
+      <w:proofErr w:type="spellEnd"/>
+      <w:r>
+        <w:rPr>
+          <w:lang w:val="es-MX"/>
+        </w:rPr>
+        <w:t xml:space="preserve"> (para instrumentación) y </w:t>
+      </w:r>
+      <w:proofErr w:type="spellStart"/>
+      <w:r>
+        <w:rPr>
+          <w:lang w:val="es-MX"/>
+        </w:rPr>
+        <w:t>report</w:t>
+      </w:r>
+      <w:proofErr w:type="spellEnd"/>
+      <w:r>
+        <w:rPr>
+          <w:lang w:val="es-MX"/>
+        </w:rPr>
+        <w:t xml:space="preserve"> (para la generación del HTML). Se aplicó un ajuste crítico utilizando la etiqueta &lt;</w:t>
+      </w:r>
+      <w:proofErr w:type="spellStart"/>
+      <w:r>
+        <w:rPr>
+          <w:lang w:val="es-MX"/>
+        </w:rPr>
+        <w:t>excludes</w:t>
+      </w:r>
+      <w:proofErr w:type="spellEnd"/>
+      <w:r>
+        <w:rPr>
+          <w:lang w:val="es-MX"/>
+        </w:rPr>
+        <w:t>&gt; para omitir las clases de arranque (</w:t>
+      </w:r>
+      <w:proofErr w:type="spellStart"/>
+      <w:r>
+        <w:rPr>
+          <w:lang w:val="es-MX"/>
+        </w:rPr>
+        <w:t>MinimarketApplication.class</w:t>
+      </w:r>
+      <w:proofErr w:type="spellEnd"/>
+      <w:r>
+        <w:rPr>
+          <w:lang w:val="es-MX"/>
+        </w:rPr>
+        <w:t>) y de inicialización de datos (</w:t>
+      </w:r>
+      <w:proofErr w:type="spellStart"/>
+      <w:r>
+        <w:rPr>
+          <w:lang w:val="es-MX"/>
+        </w:rPr>
+        <w:t>DataInitializer.class</w:t>
+      </w:r>
+      <w:proofErr w:type="spellEnd"/>
+      <w:r>
+        <w:rPr>
+          <w:lang w:val="es-MX"/>
+        </w:rPr>
+        <w:t>). Este ajuste fue necesario para evitar que clases sin lógica de negocio evaluable distorsionen negativamente la métrica de cobertura global.</w:t>
       </w:r>
     </w:p>
     <w:p>
@@ -6797,7 +8221,21 @@
         <w:rPr>
           <w:b/>
         </w:rPr>
-        <w:t>Pruebas aplicadas a la entidad Carrito (CarritoServiceImplTest).</w:t>
+        <w:t>Pruebas aplicadas a la entidad Carrito (</w:t>
+      </w:r>
+      <w:proofErr w:type="spellStart"/>
+      <w:r>
+        <w:rPr>
+          <w:b/>
+        </w:rPr>
+        <w:t>CarritoServiceImplTest</w:t>
+      </w:r>
+      <w:proofErr w:type="spellEnd"/>
+      <w:r>
+        <w:rPr>
+          <w:b/>
+        </w:rPr>
+        <w:t>).</w:t>
       </w:r>
     </w:p>
     <w:p>
@@ -6896,12 +8334,14 @@
                 <w:szCs w:val="24"/>
               </w:rPr>
             </w:pPr>
+            <w:proofErr w:type="spellStart"/>
             <w:r>
               <w:rPr>
                 <w:szCs w:val="24"/>
               </w:rPr>
               <w:t>testAgregarProducto_Stoc</w:t>
             </w:r>
+            <w:proofErr w:type="spellEnd"/>
           </w:p>
           <w:p>
             <w:pPr>
@@ -6909,12 +8349,14 @@
                 <w:szCs w:val="24"/>
               </w:rPr>
             </w:pPr>
+            <w:proofErr w:type="spellStart"/>
             <w:r>
               <w:rPr>
                 <w:szCs w:val="24"/>
               </w:rPr>
               <w:t>kSuficiente_GuardaExitosamente</w:t>
             </w:r>
+            <w:proofErr w:type="spellEnd"/>
           </w:p>
         </w:tc>
         <w:tc>
@@ -6938,8 +8380,13 @@
             <w:pPr>
               <w:cnfStyle w:val="000000100000" w:firstRow="0" w:lastRow="0" w:firstColumn="0" w:lastColumn="0" w:oddVBand="0" w:evenVBand="0" w:oddHBand="1" w:evenHBand="0" w:firstRowFirstColumn="0" w:firstRowLastColumn="0" w:lastRowFirstColumn="0" w:lastRowLastColumn="0"/>
             </w:pPr>
+            <w:proofErr w:type="spellStart"/>
             <w:r>
-              <w:t>carritoRepository.save() se ejecuta correctamente</w:t>
+              <w:t>carritoRepository.save</w:t>
+            </w:r>
+            <w:proofErr w:type="spellEnd"/>
+            <w:r>
+              <w:t>() se ejecuta correctamente</w:t>
             </w:r>
           </w:p>
         </w:tc>
@@ -6956,9 +8403,11 @@
                 <w:tab w:val="left" w:pos="1140"/>
               </w:tabs>
             </w:pPr>
+            <w:proofErr w:type="spellStart"/>
             <w:r>
               <w:t>testAgregarProducto_Stoc</w:t>
             </w:r>
+            <w:proofErr w:type="spellEnd"/>
           </w:p>
           <w:p>
             <w:pPr>
@@ -6966,9 +8415,11 @@
                 <w:tab w:val="left" w:pos="1140"/>
               </w:tabs>
             </w:pPr>
+            <w:proofErr w:type="spellStart"/>
             <w:r>
               <w:t>kInsuficiente_LanzaExcepcion</w:t>
             </w:r>
+            <w:proofErr w:type="spellEnd"/>
             <w:r>
               <w:tab/>
             </w:r>
@@ -6983,7 +8434,15 @@
               <w:cnfStyle w:val="000000000000" w:firstRow="0" w:lastRow="0" w:firstColumn="0" w:lastColumn="0" w:oddVBand="0" w:evenVBand="0" w:oddHBand="0" w:evenHBand="0" w:firstRowFirstColumn="0" w:firstRowLastColumn="0" w:lastRowFirstColumn="0" w:lastRowLastColumn="0"/>
             </w:pPr>
             <w:r>
-              <w:t>Inyecta un caso donde el Carrito solicita 15 unidades, pero el ProductRepository simula tener solo 10</w:t>
+              <w:t xml:space="preserve">Inyecta un caso donde el Carrito solicita 15 unidades, pero el </w:t>
+            </w:r>
+            <w:proofErr w:type="spellStart"/>
+            <w:r>
+              <w:t>ProductRepository</w:t>
+            </w:r>
+            <w:proofErr w:type="spellEnd"/>
+            <w:r>
+              <w:t xml:space="preserve"> simula tener solo 10</w:t>
             </w:r>
           </w:p>
         </w:tc>
@@ -6996,7 +8455,39 @@
               <w:cnfStyle w:val="000000000000" w:firstRow="0" w:lastRow="0" w:firstColumn="0" w:lastColumn="0" w:oddVBand="0" w:evenVBand="0" w:oddHBand="0" w:evenHBand="0" w:firstRowFirstColumn="0" w:firstRowLastColumn="0" w:lastRowFirstColumn="0" w:lastRowLastColumn="0"/>
             </w:pPr>
             <w:r>
-              <w:t>Lanza IllegalStateException y bloquea la interaccion con la base de datos (neveer().save())</w:t>
+              <w:t xml:space="preserve">Lanza </w:t>
+            </w:r>
+            <w:proofErr w:type="spellStart"/>
+            <w:r>
+              <w:t>IllegalStateException</w:t>
+            </w:r>
+            <w:proofErr w:type="spellEnd"/>
+            <w:r>
+              <w:t xml:space="preserve"> y bloquea la </w:t>
+            </w:r>
+            <w:proofErr w:type="spellStart"/>
+            <w:r>
+              <w:t>interaccion</w:t>
+            </w:r>
+            <w:proofErr w:type="spellEnd"/>
+            <w:r>
+              <w:t xml:space="preserve"> con la base de datos (</w:t>
+            </w:r>
+            <w:proofErr w:type="spellStart"/>
+            <w:r>
+              <w:t>neveer</w:t>
+            </w:r>
+            <w:proofErr w:type="spellEnd"/>
+            <w:r>
+              <w:t>().</w:t>
+            </w:r>
+            <w:proofErr w:type="spellStart"/>
+            <w:r>
+              <w:t>save</w:t>
+            </w:r>
+            <w:proofErr w:type="spellEnd"/>
+            <w:r>
+              <w:t>())</w:t>
             </w:r>
           </w:p>
         </w:tc>
@@ -7011,14 +8502,18 @@
             <w:tcW w:w="4248" w:type="dxa"/>
           </w:tcPr>
           <w:p>
+            <w:proofErr w:type="spellStart"/>
             <w:r>
               <w:t>testAgregarProducto_Usuari</w:t>
             </w:r>
+            <w:proofErr w:type="spellEnd"/>
           </w:p>
           <w:p>
+            <w:proofErr w:type="spellStart"/>
             <w:r>
               <w:t>oInvalido_LanzaExcepcion</w:t>
             </w:r>
+            <w:proofErr w:type="spellEnd"/>
           </w:p>
         </w:tc>
         <w:tc>
@@ -7043,7 +8538,15 @@
               <w:cnfStyle w:val="000000100000" w:firstRow="0" w:lastRow="0" w:firstColumn="0" w:lastColumn="0" w:oddVBand="0" w:evenVBand="0" w:oddHBand="1" w:evenHBand="0" w:firstRowFirstColumn="0" w:firstRowLastColumn="0" w:lastRowFirstColumn="0" w:lastRowLastColumn="0"/>
             </w:pPr>
             <w:r>
-              <w:t>Lanza IllegalStateException inmediatamente, protegiendo la integridad referencial</w:t>
+              <w:t xml:space="preserve">Lanza </w:t>
+            </w:r>
+            <w:proofErr w:type="spellStart"/>
+            <w:r>
+              <w:t>IllegalStateException</w:t>
+            </w:r>
+            <w:proofErr w:type="spellEnd"/>
+            <w:r>
+              <w:t xml:space="preserve"> inmediatamente, protegiendo la integridad referencial</w:t>
             </w:r>
           </w:p>
         </w:tc>
@@ -7138,6 +8641,7 @@
         </w:rPr>
         <w:t xml:space="preserve">    </w:t>
       </w:r>
+      <w:proofErr w:type="spellStart"/>
       <w:r>
         <w:rPr>
           <w:rFonts w:ascii="Consolas" w:eastAsia="Times New Roman" w:hAnsi="Consolas" w:cs="Times New Roman"/>
@@ -7150,6 +8654,7 @@
         </w:rPr>
         <w:t>void</w:t>
       </w:r>
+      <w:proofErr w:type="spellEnd"/>
       <w:r>
         <w:rPr>
           <w:rFonts w:ascii="Consolas" w:eastAsia="Times New Roman" w:hAnsi="Consolas" w:cs="Times New Roman"/>
@@ -7162,6 +8667,7 @@
         </w:rPr>
         <w:t xml:space="preserve"> </w:t>
       </w:r>
+      <w:proofErr w:type="spellStart"/>
       <w:r>
         <w:rPr>
           <w:rFonts w:ascii="Consolas" w:eastAsia="Times New Roman" w:hAnsi="Consolas" w:cs="Times New Roman"/>
@@ -7172,19 +8678,46 @@
           <w:lang w:eastAsia="es-CL"/>
           <w14:ligatures w14:val="none"/>
         </w:rPr>
-        <w:t>testAgregarProducto_StockInsuficiente_LanzaExcepcion</w:t>
-      </w:r>
-      <w:r>
-        <w:rPr>
-          <w:rFonts w:ascii="Consolas" w:eastAsia="Times New Roman" w:hAnsi="Consolas" w:cs="Times New Roman"/>
-          <w:color w:val="BBBEBF"/>
-          <w:kern w:val="0"/>
-          <w:sz w:val="21"/>
-          <w:szCs w:val="21"/>
-          <w:lang w:eastAsia="es-CL"/>
-          <w14:ligatures w14:val="none"/>
-        </w:rPr>
-        <w:t>() {</w:t>
+        <w:t>testAgregarProducto_StockInsuficiente_</w:t>
+      </w:r>
+      <w:proofErr w:type="gramStart"/>
+      <w:r>
+        <w:rPr>
+          <w:rFonts w:ascii="Consolas" w:eastAsia="Times New Roman" w:hAnsi="Consolas" w:cs="Times New Roman"/>
+          <w:color w:val="D2A8FF"/>
+          <w:kern w:val="0"/>
+          <w:sz w:val="21"/>
+          <w:szCs w:val="21"/>
+          <w:lang w:eastAsia="es-CL"/>
+          <w14:ligatures w14:val="none"/>
+        </w:rPr>
+        <w:t>LanzaExcepcion</w:t>
+      </w:r>
+      <w:proofErr w:type="spellEnd"/>
+      <w:r>
+        <w:rPr>
+          <w:rFonts w:ascii="Consolas" w:eastAsia="Times New Roman" w:hAnsi="Consolas" w:cs="Times New Roman"/>
+          <w:color w:val="BBBEBF"/>
+          <w:kern w:val="0"/>
+          <w:sz w:val="21"/>
+          <w:szCs w:val="21"/>
+          <w:lang w:eastAsia="es-CL"/>
+          <w14:ligatures w14:val="none"/>
+        </w:rPr>
+        <w:t>(</w:t>
+      </w:r>
+      <w:proofErr w:type="gramEnd"/>
+      <w:r>
+        <w:rPr>
+          <w:rFonts w:ascii="Consolas" w:eastAsia="Times New Roman" w:hAnsi="Consolas" w:cs="Times New Roman"/>
+          <w:color w:val="BBBEBF"/>
+          <w:kern w:val="0"/>
+          <w:sz w:val="21"/>
+          <w:szCs w:val="21"/>
+          <w:lang w:eastAsia="es-CL"/>
+          <w14:ligatures w14:val="none"/>
+        </w:rPr>
+        <w:t>) {</w:t>
       </w:r>
     </w:p>
     <w:p>
@@ -7213,6 +8746,8 @@
         </w:rPr>
         <w:t xml:space="preserve">        </w:t>
       </w:r>
+      <w:proofErr w:type="spellStart"/>
+      <w:proofErr w:type="gramStart"/>
       <w:r>
         <w:rPr>
           <w:rFonts w:ascii="Consolas" w:eastAsia="Times New Roman" w:hAnsi="Consolas" w:cs="Times New Roman"/>
@@ -7249,6 +8784,8 @@
         </w:rPr>
         <w:t>setCantidad</w:t>
       </w:r>
+      <w:proofErr w:type="spellEnd"/>
+      <w:proofErr w:type="gramEnd"/>
       <w:r>
         <w:rPr>
           <w:rFonts w:ascii="Consolas" w:eastAsia="Times New Roman" w:hAnsi="Consolas" w:cs="Times New Roman"/>
@@ -7418,7 +8955,20 @@
           <w:lang w:eastAsia="es-CL"/>
           <w14:ligatures w14:val="none"/>
         </w:rPr>
-        <w:t>)).</w:t>
+        <w:t>)</w:t>
+      </w:r>
+      <w:proofErr w:type="gramStart"/>
+      <w:r>
+        <w:rPr>
+          <w:rFonts w:ascii="Consolas" w:eastAsia="Times New Roman" w:hAnsi="Consolas" w:cs="Times New Roman"/>
+          <w:color w:val="BBBEBF"/>
+          <w:kern w:val="0"/>
+          <w:sz w:val="21"/>
+          <w:szCs w:val="21"/>
+          <w:lang w:eastAsia="es-CL"/>
+          <w14:ligatures w14:val="none"/>
+        </w:rPr>
+        <w:t>).</w:t>
       </w:r>
       <w:r>
         <w:rPr>
@@ -7432,6 +8982,7 @@
         </w:rPr>
         <w:t>thenReturn</w:t>
       </w:r>
+      <w:proofErr w:type="gramEnd"/>
       <w:r>
         <w:rPr>
           <w:rFonts w:ascii="Consolas" w:eastAsia="Times New Roman" w:hAnsi="Consolas" w:cs="Times New Roman"/>
@@ -7534,6 +9085,7 @@
         </w:rPr>
         <w:t xml:space="preserve">        </w:t>
       </w:r>
+      <w:proofErr w:type="spellStart"/>
       <w:r>
         <w:rPr>
           <w:rFonts w:ascii="Consolas" w:eastAsia="Times New Roman" w:hAnsi="Consolas" w:cs="Times New Roman"/>
@@ -7546,6 +9098,7 @@
         </w:rPr>
         <w:t>IllegalStateException</w:t>
       </w:r>
+      <w:proofErr w:type="spellEnd"/>
       <w:r>
         <w:rPr>
           <w:rFonts w:ascii="Consolas" w:eastAsia="Times New Roman" w:hAnsi="Consolas" w:cs="Times New Roman"/>
@@ -7556,7 +9109,33 @@
           <w:lang w:eastAsia="es-CL"/>
           <w14:ligatures w14:val="none"/>
         </w:rPr>
-        <w:t xml:space="preserve"> exception </w:t>
+        <w:t xml:space="preserve"> </w:t>
+      </w:r>
+      <w:proofErr w:type="spellStart"/>
+      <w:r>
+        <w:rPr>
+          <w:rFonts w:ascii="Consolas" w:eastAsia="Times New Roman" w:hAnsi="Consolas" w:cs="Times New Roman"/>
+          <w:color w:val="FFA657"/>
+          <w:kern w:val="0"/>
+          <w:sz w:val="21"/>
+          <w:szCs w:val="21"/>
+          <w:lang w:eastAsia="es-CL"/>
+          <w14:ligatures w14:val="none"/>
+        </w:rPr>
+        <w:t>exception</w:t>
+      </w:r>
+      <w:proofErr w:type="spellEnd"/>
+      <w:r>
+        <w:rPr>
+          <w:rFonts w:ascii="Consolas" w:eastAsia="Times New Roman" w:hAnsi="Consolas" w:cs="Times New Roman"/>
+          <w:color w:val="FFA657"/>
+          <w:kern w:val="0"/>
+          <w:sz w:val="21"/>
+          <w:szCs w:val="21"/>
+          <w:lang w:eastAsia="es-CL"/>
+          <w14:ligatures w14:val="none"/>
+        </w:rPr>
+        <w:t xml:space="preserve"> </w:t>
       </w:r>
       <w:r>
         <w:rPr>
@@ -7582,6 +9161,8 @@
         </w:rPr>
         <w:t xml:space="preserve"> </w:t>
       </w:r>
+      <w:proofErr w:type="spellStart"/>
+      <w:proofErr w:type="gramStart"/>
       <w:r>
         <w:rPr>
           <w:rFonts w:ascii="Consolas" w:eastAsia="Times New Roman" w:hAnsi="Consolas" w:cs="Times New Roman"/>
@@ -7594,6 +9175,7 @@
         </w:rPr>
         <w:t>assertThrows</w:t>
       </w:r>
+      <w:proofErr w:type="spellEnd"/>
       <w:r>
         <w:rPr>
           <w:rFonts w:ascii="Consolas" w:eastAsia="Times New Roman" w:hAnsi="Consolas" w:cs="Times New Roman"/>
@@ -7606,6 +9188,8 @@
         </w:rPr>
         <w:t>(</w:t>
       </w:r>
+      <w:proofErr w:type="spellStart"/>
+      <w:proofErr w:type="gramEnd"/>
       <w:r>
         <w:rPr>
           <w:rFonts w:ascii="Consolas" w:eastAsia="Times New Roman" w:hAnsi="Consolas" w:cs="Times New Roman"/>
@@ -7642,6 +9226,7 @@
         </w:rPr>
         <w:t>class</w:t>
       </w:r>
+      <w:proofErr w:type="spellEnd"/>
       <w:r>
         <w:rPr>
           <w:rFonts w:ascii="Consolas" w:eastAsia="Times New Roman" w:hAnsi="Consolas" w:cs="Times New Roman"/>
@@ -7705,6 +9290,7 @@
         </w:rPr>
         <w:t xml:space="preserve">            </w:t>
       </w:r>
+      <w:proofErr w:type="spellStart"/>
       <w:r>
         <w:rPr>
           <w:rFonts w:ascii="Consolas" w:eastAsia="Times New Roman" w:hAnsi="Consolas" w:cs="Times New Roman"/>
@@ -7741,6 +9327,7 @@
         </w:rPr>
         <w:t>agregarProducto</w:t>
       </w:r>
+      <w:proofErr w:type="spellEnd"/>
       <w:r>
         <w:rPr>
           <w:rFonts w:ascii="Consolas" w:eastAsia="Times New Roman" w:hAnsi="Consolas" w:cs="Times New Roman"/>
@@ -7822,6 +9409,8 @@
         </w:rPr>
         <w:t xml:space="preserve">        </w:t>
       </w:r>
+      <w:proofErr w:type="spellStart"/>
+      <w:proofErr w:type="gramStart"/>
       <w:r>
         <w:rPr>
           <w:rFonts w:ascii="Consolas" w:eastAsia="Times New Roman" w:hAnsi="Consolas" w:cs="Times New Roman"/>
@@ -7834,6 +9423,7 @@
         </w:rPr>
         <w:t>assertEquals</w:t>
       </w:r>
+      <w:proofErr w:type="spellEnd"/>
       <w:r>
         <w:rPr>
           <w:rFonts w:ascii="Consolas" w:eastAsia="Times New Roman" w:hAnsi="Consolas" w:cs="Times New Roman"/>
@@ -7846,6 +9436,7 @@
         </w:rPr>
         <w:t>(</w:t>
       </w:r>
+      <w:proofErr w:type="gramEnd"/>
       <w:r>
         <w:rPr>
           <w:rFonts w:ascii="Consolas" w:eastAsia="Times New Roman" w:hAnsi="Consolas" w:cs="Times New Roman"/>
@@ -7870,6 +9461,7 @@
         </w:rPr>
         <w:t xml:space="preserve">, </w:t>
       </w:r>
+      <w:proofErr w:type="spellStart"/>
       <w:r>
         <w:rPr>
           <w:rFonts w:ascii="Consolas" w:eastAsia="Times New Roman" w:hAnsi="Consolas" w:cs="Times New Roman"/>
@@ -7906,6 +9498,7 @@
         </w:rPr>
         <w:t>getMessage</w:t>
       </w:r>
+      <w:proofErr w:type="spellEnd"/>
       <w:r>
         <w:rPr>
           <w:rFonts w:ascii="Consolas" w:eastAsia="Times New Roman" w:hAnsi="Consolas" w:cs="Times New Roman"/>
@@ -7945,6 +9538,8 @@
         </w:rPr>
         <w:t xml:space="preserve">        </w:t>
       </w:r>
+      <w:proofErr w:type="spellStart"/>
+      <w:proofErr w:type="gramStart"/>
       <w:r>
         <w:rPr>
           <w:rFonts w:ascii="Consolas" w:eastAsia="Times New Roman" w:hAnsi="Consolas" w:cs="Times New Roman"/>
@@ -7957,18 +9552,47 @@
         </w:rPr>
         <w:t>verify</w:t>
       </w:r>
-      <w:r>
-        <w:rPr>
-          <w:rFonts w:ascii="Consolas" w:eastAsia="Times New Roman" w:hAnsi="Consolas" w:cs="Times New Roman"/>
-          <w:color w:val="BBBEBF"/>
-          <w:kern w:val="0"/>
-          <w:sz w:val="21"/>
-          <w:szCs w:val="21"/>
-          <w:lang w:eastAsia="es-CL"/>
-          <w14:ligatures w14:val="none"/>
-        </w:rPr>
-        <w:t xml:space="preserve">(carritoRepository, </w:t>
-      </w:r>
+      <w:proofErr w:type="spellEnd"/>
+      <w:r>
+        <w:rPr>
+          <w:rFonts w:ascii="Consolas" w:eastAsia="Times New Roman" w:hAnsi="Consolas" w:cs="Times New Roman"/>
+          <w:color w:val="BBBEBF"/>
+          <w:kern w:val="0"/>
+          <w:sz w:val="21"/>
+          <w:szCs w:val="21"/>
+          <w:lang w:eastAsia="es-CL"/>
+          <w14:ligatures w14:val="none"/>
+        </w:rPr>
+        <w:t>(</w:t>
+      </w:r>
+      <w:proofErr w:type="spellStart"/>
+      <w:proofErr w:type="gramEnd"/>
+      <w:r>
+        <w:rPr>
+          <w:rFonts w:ascii="Consolas" w:eastAsia="Times New Roman" w:hAnsi="Consolas" w:cs="Times New Roman"/>
+          <w:color w:val="BBBEBF"/>
+          <w:kern w:val="0"/>
+          <w:sz w:val="21"/>
+          <w:szCs w:val="21"/>
+          <w:lang w:eastAsia="es-CL"/>
+          <w14:ligatures w14:val="none"/>
+        </w:rPr>
+        <w:t>carritoRepository</w:t>
+      </w:r>
+      <w:proofErr w:type="spellEnd"/>
+      <w:r>
+        <w:rPr>
+          <w:rFonts w:ascii="Consolas" w:eastAsia="Times New Roman" w:hAnsi="Consolas" w:cs="Times New Roman"/>
+          <w:color w:val="BBBEBF"/>
+          <w:kern w:val="0"/>
+          <w:sz w:val="21"/>
+          <w:szCs w:val="21"/>
+          <w:lang w:eastAsia="es-CL"/>
+          <w14:ligatures w14:val="none"/>
+        </w:rPr>
+        <w:t xml:space="preserve">, </w:t>
+      </w:r>
+      <w:proofErr w:type="spellStart"/>
       <w:r>
         <w:rPr>
           <w:rFonts w:ascii="Consolas" w:eastAsia="Times New Roman" w:hAnsi="Consolas" w:cs="Times New Roman"/>
@@ -7981,6 +9605,7 @@
         </w:rPr>
         <w:t>never</w:t>
       </w:r>
+      <w:proofErr w:type="spellEnd"/>
       <w:r>
         <w:rPr>
           <w:rFonts w:ascii="Consolas" w:eastAsia="Times New Roman" w:hAnsi="Consolas" w:cs="Times New Roman"/>
@@ -7993,6 +9618,7 @@
         </w:rPr>
         <w:t>()).</w:t>
       </w:r>
+      <w:proofErr w:type="spellStart"/>
       <w:r>
         <w:rPr>
           <w:rFonts w:ascii="Consolas" w:eastAsia="Times New Roman" w:hAnsi="Consolas" w:cs="Times New Roman"/>
@@ -8005,6 +9631,7 @@
         </w:rPr>
         <w:t>save</w:t>
       </w:r>
+      <w:proofErr w:type="spellEnd"/>
       <w:r>
         <w:rPr>
           <w:rFonts w:ascii="Consolas" w:eastAsia="Times New Roman" w:hAnsi="Consolas" w:cs="Times New Roman"/>
@@ -8017,6 +9644,7 @@
         </w:rPr>
         <w:t>(</w:t>
       </w:r>
+      <w:proofErr w:type="spellStart"/>
       <w:r>
         <w:rPr>
           <w:rFonts w:ascii="Consolas" w:eastAsia="Times New Roman" w:hAnsi="Consolas" w:cs="Times New Roman"/>
@@ -8029,6 +9657,7 @@
         </w:rPr>
         <w:t>any</w:t>
       </w:r>
+      <w:proofErr w:type="spellEnd"/>
       <w:r>
         <w:rPr>
           <w:rFonts w:ascii="Consolas" w:eastAsia="Times New Roman" w:hAnsi="Consolas" w:cs="Times New Roman"/>
@@ -8149,6 +9778,7 @@
         </w:rPr>
         <w:t xml:space="preserve">    </w:t>
       </w:r>
+      <w:proofErr w:type="spellStart"/>
       <w:r>
         <w:rPr>
           <w:rFonts w:ascii="Consolas" w:eastAsia="Times New Roman" w:hAnsi="Consolas" w:cs="Times New Roman"/>
@@ -8161,6 +9791,7 @@
         </w:rPr>
         <w:t>void</w:t>
       </w:r>
+      <w:proofErr w:type="spellEnd"/>
       <w:r>
         <w:rPr>
           <w:rFonts w:ascii="Consolas" w:eastAsia="Times New Roman" w:hAnsi="Consolas" w:cs="Times New Roman"/>
@@ -8173,6 +9804,7 @@
         </w:rPr>
         <w:t xml:space="preserve"> </w:t>
       </w:r>
+      <w:proofErr w:type="spellStart"/>
       <w:r>
         <w:rPr>
           <w:rFonts w:ascii="Consolas" w:eastAsia="Times New Roman" w:hAnsi="Consolas" w:cs="Times New Roman"/>
@@ -8183,19 +9815,46 @@
           <w:lang w:eastAsia="es-CL"/>
           <w14:ligatures w14:val="none"/>
         </w:rPr>
-        <w:t>testAgregarProducto_UsuarioInvalido_LanzaExcepcion</w:t>
-      </w:r>
-      <w:r>
-        <w:rPr>
-          <w:rFonts w:ascii="Consolas" w:eastAsia="Times New Roman" w:hAnsi="Consolas" w:cs="Times New Roman"/>
-          <w:color w:val="BBBEBF"/>
-          <w:kern w:val="0"/>
-          <w:sz w:val="21"/>
-          <w:szCs w:val="21"/>
-          <w:lang w:eastAsia="es-CL"/>
-          <w14:ligatures w14:val="none"/>
-        </w:rPr>
-        <w:t>() {</w:t>
+        <w:t>testAgregarProducto_UsuarioInvalido_</w:t>
+      </w:r>
+      <w:proofErr w:type="gramStart"/>
+      <w:r>
+        <w:rPr>
+          <w:rFonts w:ascii="Consolas" w:eastAsia="Times New Roman" w:hAnsi="Consolas" w:cs="Times New Roman"/>
+          <w:color w:val="D2A8FF"/>
+          <w:kern w:val="0"/>
+          <w:sz w:val="21"/>
+          <w:szCs w:val="21"/>
+          <w:lang w:eastAsia="es-CL"/>
+          <w14:ligatures w14:val="none"/>
+        </w:rPr>
+        <w:t>LanzaExcepcion</w:t>
+      </w:r>
+      <w:proofErr w:type="spellEnd"/>
+      <w:r>
+        <w:rPr>
+          <w:rFonts w:ascii="Consolas" w:eastAsia="Times New Roman" w:hAnsi="Consolas" w:cs="Times New Roman"/>
+          <w:color w:val="BBBEBF"/>
+          <w:kern w:val="0"/>
+          <w:sz w:val="21"/>
+          <w:szCs w:val="21"/>
+          <w:lang w:eastAsia="es-CL"/>
+          <w14:ligatures w14:val="none"/>
+        </w:rPr>
+        <w:t>(</w:t>
+      </w:r>
+      <w:proofErr w:type="gramEnd"/>
+      <w:r>
+        <w:rPr>
+          <w:rFonts w:ascii="Consolas" w:eastAsia="Times New Roman" w:hAnsi="Consolas" w:cs="Times New Roman"/>
+          <w:color w:val="BBBEBF"/>
+          <w:kern w:val="0"/>
+          <w:sz w:val="21"/>
+          <w:szCs w:val="21"/>
+          <w:lang w:eastAsia="es-CL"/>
+          <w14:ligatures w14:val="none"/>
+        </w:rPr>
+        <w:t>) {</w:t>
       </w:r>
     </w:p>
     <w:p>
@@ -8224,6 +9883,8 @@
         </w:rPr>
         <w:t xml:space="preserve">        </w:t>
       </w:r>
+      <w:proofErr w:type="spellStart"/>
+      <w:proofErr w:type="gramStart"/>
       <w:r>
         <w:rPr>
           <w:rFonts w:ascii="Consolas" w:eastAsia="Times New Roman" w:hAnsi="Consolas" w:cs="Times New Roman"/>
@@ -8260,6 +9921,8 @@
         </w:rPr>
         <w:t>setUsuario</w:t>
       </w:r>
+      <w:proofErr w:type="spellEnd"/>
+      <w:proofErr w:type="gramEnd"/>
       <w:r>
         <w:rPr>
           <w:rFonts w:ascii="Consolas" w:eastAsia="Times New Roman" w:hAnsi="Consolas" w:cs="Times New Roman"/>
@@ -8272,6 +9935,7 @@
         </w:rPr>
         <w:t>(</w:t>
       </w:r>
+      <w:proofErr w:type="spellStart"/>
       <w:r>
         <w:rPr>
           <w:rFonts w:ascii="Consolas" w:eastAsia="Times New Roman" w:hAnsi="Consolas" w:cs="Times New Roman"/>
@@ -8284,6 +9948,7 @@
         </w:rPr>
         <w:t>null</w:t>
       </w:r>
+      <w:proofErr w:type="spellEnd"/>
       <w:r>
         <w:rPr>
           <w:rFonts w:ascii="Consolas" w:eastAsia="Times New Roman" w:hAnsi="Consolas" w:cs="Times New Roman"/>
@@ -8338,6 +10003,7 @@
         </w:rPr>
         <w:t xml:space="preserve">        </w:t>
       </w:r>
+      <w:proofErr w:type="spellStart"/>
       <w:r>
         <w:rPr>
           <w:rFonts w:ascii="Consolas" w:eastAsia="Times New Roman" w:hAnsi="Consolas" w:cs="Times New Roman"/>
@@ -8350,6 +10016,7 @@
         </w:rPr>
         <w:t>IllegalArgumentException</w:t>
       </w:r>
+      <w:proofErr w:type="spellEnd"/>
       <w:r>
         <w:rPr>
           <w:rFonts w:ascii="Consolas" w:eastAsia="Times New Roman" w:hAnsi="Consolas" w:cs="Times New Roman"/>
@@ -8360,7 +10027,33 @@
           <w:lang w:eastAsia="es-CL"/>
           <w14:ligatures w14:val="none"/>
         </w:rPr>
-        <w:t xml:space="preserve"> exception </w:t>
+        <w:t xml:space="preserve"> </w:t>
+      </w:r>
+      <w:proofErr w:type="spellStart"/>
+      <w:r>
+        <w:rPr>
+          <w:rFonts w:ascii="Consolas" w:eastAsia="Times New Roman" w:hAnsi="Consolas" w:cs="Times New Roman"/>
+          <w:color w:val="FFA657"/>
+          <w:kern w:val="0"/>
+          <w:sz w:val="21"/>
+          <w:szCs w:val="21"/>
+          <w:lang w:eastAsia="es-CL"/>
+          <w14:ligatures w14:val="none"/>
+        </w:rPr>
+        <w:t>exception</w:t>
+      </w:r>
+      <w:proofErr w:type="spellEnd"/>
+      <w:r>
+        <w:rPr>
+          <w:rFonts w:ascii="Consolas" w:eastAsia="Times New Roman" w:hAnsi="Consolas" w:cs="Times New Roman"/>
+          <w:color w:val="FFA657"/>
+          <w:kern w:val="0"/>
+          <w:sz w:val="21"/>
+          <w:szCs w:val="21"/>
+          <w:lang w:eastAsia="es-CL"/>
+          <w14:ligatures w14:val="none"/>
+        </w:rPr>
+        <w:t xml:space="preserve"> </w:t>
       </w:r>
       <w:r>
         <w:rPr>
@@ -8386,6 +10079,8 @@
         </w:rPr>
         <w:t xml:space="preserve"> </w:t>
       </w:r>
+      <w:proofErr w:type="spellStart"/>
+      <w:proofErr w:type="gramStart"/>
       <w:r>
         <w:rPr>
           <w:rFonts w:ascii="Consolas" w:eastAsia="Times New Roman" w:hAnsi="Consolas" w:cs="Times New Roman"/>
@@ -8398,6 +10093,7 @@
         </w:rPr>
         <w:t>assertThrows</w:t>
       </w:r>
+      <w:proofErr w:type="spellEnd"/>
       <w:r>
         <w:rPr>
           <w:rFonts w:ascii="Consolas" w:eastAsia="Times New Roman" w:hAnsi="Consolas" w:cs="Times New Roman"/>
@@ -8410,6 +10106,8 @@
         </w:rPr>
         <w:t>(</w:t>
       </w:r>
+      <w:proofErr w:type="spellStart"/>
+      <w:proofErr w:type="gramEnd"/>
       <w:r>
         <w:rPr>
           <w:rFonts w:ascii="Consolas" w:eastAsia="Times New Roman" w:hAnsi="Consolas" w:cs="Times New Roman"/>
@@ -8446,6 +10144,7 @@
         </w:rPr>
         <w:t>class</w:t>
       </w:r>
+      <w:proofErr w:type="spellEnd"/>
       <w:r>
         <w:rPr>
           <w:rFonts w:ascii="Consolas" w:eastAsia="Times New Roman" w:hAnsi="Consolas" w:cs="Times New Roman"/>
@@ -8509,6 +10208,7 @@
         </w:rPr>
         <w:t xml:space="preserve">            </w:t>
       </w:r>
+      <w:proofErr w:type="spellStart"/>
       <w:r>
         <w:rPr>
           <w:rFonts w:ascii="Consolas" w:eastAsia="Times New Roman" w:hAnsi="Consolas" w:cs="Times New Roman"/>
@@ -8545,6 +10245,7 @@
         </w:rPr>
         <w:t>agregarProducto</w:t>
       </w:r>
+      <w:proofErr w:type="spellEnd"/>
       <w:r>
         <w:rPr>
           <w:rFonts w:ascii="Consolas" w:eastAsia="Times New Roman" w:hAnsi="Consolas" w:cs="Times New Roman"/>
@@ -8626,6 +10327,8 @@
         </w:rPr>
         <w:t xml:space="preserve">        </w:t>
       </w:r>
+      <w:proofErr w:type="spellStart"/>
+      <w:proofErr w:type="gramStart"/>
       <w:r>
         <w:rPr>
           <w:rFonts w:ascii="Consolas" w:eastAsia="Times New Roman" w:hAnsi="Consolas" w:cs="Times New Roman"/>
@@ -8638,6 +10341,7 @@
         </w:rPr>
         <w:t>assertEquals</w:t>
       </w:r>
+      <w:proofErr w:type="spellEnd"/>
       <w:r>
         <w:rPr>
           <w:rFonts w:ascii="Consolas" w:eastAsia="Times New Roman" w:hAnsi="Consolas" w:cs="Times New Roman"/>
@@ -8650,6 +10354,7 @@
         </w:rPr>
         <w:t>(</w:t>
       </w:r>
+      <w:proofErr w:type="gramEnd"/>
       <w:r>
         <w:rPr>
           <w:rFonts w:ascii="Consolas" w:eastAsia="Times New Roman" w:hAnsi="Consolas" w:cs="Times New Roman"/>
@@ -8674,6 +10379,7 @@
         </w:rPr>
         <w:t xml:space="preserve">, </w:t>
       </w:r>
+      <w:proofErr w:type="spellStart"/>
       <w:r>
         <w:rPr>
           <w:rFonts w:ascii="Consolas" w:eastAsia="Times New Roman" w:hAnsi="Consolas" w:cs="Times New Roman"/>
@@ -8710,6 +10416,7 @@
         </w:rPr>
         <w:t>getMessage</w:t>
       </w:r>
+      <w:proofErr w:type="spellEnd"/>
       <w:r>
         <w:rPr>
           <w:rFonts w:ascii="Consolas" w:eastAsia="Times New Roman" w:hAnsi="Consolas" w:cs="Times New Roman"/>
@@ -8749,6 +10456,8 @@
         </w:rPr>
         <w:t xml:space="preserve">        </w:t>
       </w:r>
+      <w:proofErr w:type="spellStart"/>
+      <w:proofErr w:type="gramStart"/>
       <w:r>
         <w:rPr>
           <w:rFonts w:ascii="Consolas" w:eastAsia="Times New Roman" w:hAnsi="Consolas" w:cs="Times New Roman"/>
@@ -8761,18 +10470,47 @@
         </w:rPr>
         <w:t>verify</w:t>
       </w:r>
-      <w:r>
-        <w:rPr>
-          <w:rFonts w:ascii="Consolas" w:eastAsia="Times New Roman" w:hAnsi="Consolas" w:cs="Times New Roman"/>
-          <w:color w:val="BBBEBF"/>
-          <w:kern w:val="0"/>
-          <w:sz w:val="21"/>
-          <w:szCs w:val="21"/>
-          <w:lang w:eastAsia="es-CL"/>
-          <w14:ligatures w14:val="none"/>
-        </w:rPr>
-        <w:t xml:space="preserve">(productoRepository, </w:t>
-      </w:r>
+      <w:proofErr w:type="spellEnd"/>
+      <w:r>
+        <w:rPr>
+          <w:rFonts w:ascii="Consolas" w:eastAsia="Times New Roman" w:hAnsi="Consolas" w:cs="Times New Roman"/>
+          <w:color w:val="BBBEBF"/>
+          <w:kern w:val="0"/>
+          <w:sz w:val="21"/>
+          <w:szCs w:val="21"/>
+          <w:lang w:eastAsia="es-CL"/>
+          <w14:ligatures w14:val="none"/>
+        </w:rPr>
+        <w:t>(</w:t>
+      </w:r>
+      <w:proofErr w:type="spellStart"/>
+      <w:proofErr w:type="gramEnd"/>
+      <w:r>
+        <w:rPr>
+          <w:rFonts w:ascii="Consolas" w:eastAsia="Times New Roman" w:hAnsi="Consolas" w:cs="Times New Roman"/>
+          <w:color w:val="BBBEBF"/>
+          <w:kern w:val="0"/>
+          <w:sz w:val="21"/>
+          <w:szCs w:val="21"/>
+          <w:lang w:eastAsia="es-CL"/>
+          <w14:ligatures w14:val="none"/>
+        </w:rPr>
+        <w:t>productoRepository</w:t>
+      </w:r>
+      <w:proofErr w:type="spellEnd"/>
+      <w:r>
+        <w:rPr>
+          <w:rFonts w:ascii="Consolas" w:eastAsia="Times New Roman" w:hAnsi="Consolas" w:cs="Times New Roman"/>
+          <w:color w:val="BBBEBF"/>
+          <w:kern w:val="0"/>
+          <w:sz w:val="21"/>
+          <w:szCs w:val="21"/>
+          <w:lang w:eastAsia="es-CL"/>
+          <w14:ligatures w14:val="none"/>
+        </w:rPr>
+        <w:t xml:space="preserve">, </w:t>
+      </w:r>
+      <w:proofErr w:type="spellStart"/>
       <w:r>
         <w:rPr>
           <w:rFonts w:ascii="Consolas" w:eastAsia="Times New Roman" w:hAnsi="Consolas" w:cs="Times New Roman"/>
@@ -8785,6 +10523,7 @@
         </w:rPr>
         <w:t>never</w:t>
       </w:r>
+      <w:proofErr w:type="spellEnd"/>
       <w:r>
         <w:rPr>
           <w:rFonts w:ascii="Consolas" w:eastAsia="Times New Roman" w:hAnsi="Consolas" w:cs="Times New Roman"/>
@@ -8797,6 +10536,7 @@
         </w:rPr>
         <w:t>()).</w:t>
       </w:r>
+      <w:proofErr w:type="spellStart"/>
       <w:r>
         <w:rPr>
           <w:rFonts w:ascii="Consolas" w:eastAsia="Times New Roman" w:hAnsi="Consolas" w:cs="Times New Roman"/>
@@ -8809,6 +10549,7 @@
         </w:rPr>
         <w:t>findById</w:t>
       </w:r>
+      <w:proofErr w:type="spellEnd"/>
       <w:r>
         <w:rPr>
           <w:rFonts w:ascii="Consolas" w:eastAsia="Times New Roman" w:hAnsi="Consolas" w:cs="Times New Roman"/>
@@ -8821,6 +10562,7 @@
         </w:rPr>
         <w:t>(</w:t>
       </w:r>
+      <w:proofErr w:type="spellStart"/>
       <w:r>
         <w:rPr>
           <w:rFonts w:ascii="Consolas" w:eastAsia="Times New Roman" w:hAnsi="Consolas" w:cs="Times New Roman"/>
@@ -8833,6 +10575,7 @@
         </w:rPr>
         <w:t>anyLong</w:t>
       </w:r>
+      <w:proofErr w:type="spellEnd"/>
       <w:r>
         <w:rPr>
           <w:rFonts w:ascii="Consolas" w:eastAsia="Times New Roman" w:hAnsi="Consolas" w:cs="Times New Roman"/>
@@ -8872,6 +10615,8 @@
         </w:rPr>
         <w:t xml:space="preserve">        </w:t>
       </w:r>
+      <w:proofErr w:type="spellStart"/>
+      <w:proofErr w:type="gramStart"/>
       <w:r>
         <w:rPr>
           <w:rFonts w:ascii="Consolas" w:eastAsia="Times New Roman" w:hAnsi="Consolas" w:cs="Times New Roman"/>
@@ -8884,18 +10629,47 @@
         </w:rPr>
         <w:t>verify</w:t>
       </w:r>
-      <w:r>
-        <w:rPr>
-          <w:rFonts w:ascii="Consolas" w:eastAsia="Times New Roman" w:hAnsi="Consolas" w:cs="Times New Roman"/>
-          <w:color w:val="BBBEBF"/>
-          <w:kern w:val="0"/>
-          <w:sz w:val="21"/>
-          <w:szCs w:val="21"/>
-          <w:lang w:eastAsia="es-CL"/>
-          <w14:ligatures w14:val="none"/>
-        </w:rPr>
-        <w:t xml:space="preserve">(carritoRepository, </w:t>
-      </w:r>
+      <w:proofErr w:type="spellEnd"/>
+      <w:r>
+        <w:rPr>
+          <w:rFonts w:ascii="Consolas" w:eastAsia="Times New Roman" w:hAnsi="Consolas" w:cs="Times New Roman"/>
+          <w:color w:val="BBBEBF"/>
+          <w:kern w:val="0"/>
+          <w:sz w:val="21"/>
+          <w:szCs w:val="21"/>
+          <w:lang w:eastAsia="es-CL"/>
+          <w14:ligatures w14:val="none"/>
+        </w:rPr>
+        <w:t>(</w:t>
+      </w:r>
+      <w:proofErr w:type="spellStart"/>
+      <w:proofErr w:type="gramEnd"/>
+      <w:r>
+        <w:rPr>
+          <w:rFonts w:ascii="Consolas" w:eastAsia="Times New Roman" w:hAnsi="Consolas" w:cs="Times New Roman"/>
+          <w:color w:val="BBBEBF"/>
+          <w:kern w:val="0"/>
+          <w:sz w:val="21"/>
+          <w:szCs w:val="21"/>
+          <w:lang w:eastAsia="es-CL"/>
+          <w14:ligatures w14:val="none"/>
+        </w:rPr>
+        <w:t>carritoRepository</w:t>
+      </w:r>
+      <w:proofErr w:type="spellEnd"/>
+      <w:r>
+        <w:rPr>
+          <w:rFonts w:ascii="Consolas" w:eastAsia="Times New Roman" w:hAnsi="Consolas" w:cs="Times New Roman"/>
+          <w:color w:val="BBBEBF"/>
+          <w:kern w:val="0"/>
+          <w:sz w:val="21"/>
+          <w:szCs w:val="21"/>
+          <w:lang w:eastAsia="es-CL"/>
+          <w14:ligatures w14:val="none"/>
+        </w:rPr>
+        <w:t xml:space="preserve">, </w:t>
+      </w:r>
+      <w:proofErr w:type="spellStart"/>
       <w:r>
         <w:rPr>
           <w:rFonts w:ascii="Consolas" w:eastAsia="Times New Roman" w:hAnsi="Consolas" w:cs="Times New Roman"/>
@@ -8908,6 +10682,7 @@
         </w:rPr>
         <w:t>never</w:t>
       </w:r>
+      <w:proofErr w:type="spellEnd"/>
       <w:r>
         <w:rPr>
           <w:rFonts w:ascii="Consolas" w:eastAsia="Times New Roman" w:hAnsi="Consolas" w:cs="Times New Roman"/>
@@ -8920,6 +10695,7 @@
         </w:rPr>
         <w:t>()).</w:t>
       </w:r>
+      <w:proofErr w:type="spellStart"/>
       <w:r>
         <w:rPr>
           <w:rFonts w:ascii="Consolas" w:eastAsia="Times New Roman" w:hAnsi="Consolas" w:cs="Times New Roman"/>
@@ -8932,6 +10708,7 @@
         </w:rPr>
         <w:t>save</w:t>
       </w:r>
+      <w:proofErr w:type="spellEnd"/>
       <w:r>
         <w:rPr>
           <w:rFonts w:ascii="Consolas" w:eastAsia="Times New Roman" w:hAnsi="Consolas" w:cs="Times New Roman"/>
@@ -8944,6 +10721,7 @@
         </w:rPr>
         <w:t>(</w:t>
       </w:r>
+      <w:proofErr w:type="spellStart"/>
       <w:r>
         <w:rPr>
           <w:rFonts w:ascii="Consolas" w:eastAsia="Times New Roman" w:hAnsi="Consolas" w:cs="Times New Roman"/>
@@ -8956,6 +10734,7 @@
         </w:rPr>
         <w:t>any</w:t>
       </w:r>
+      <w:proofErr w:type="spellEnd"/>
       <w:r>
         <w:rPr>
           <w:rFonts w:ascii="Consolas" w:eastAsia="Times New Roman" w:hAnsi="Consolas" w:cs="Times New Roman"/>
@@ -9025,7 +10804,21 @@
           <w:b/>
         </w:rPr>
         <w:lastRenderedPageBreak/>
-        <w:t>Pruebas aplicadas a la entidad Inventario (InventarioServiceImplTest)</w:t>
+        <w:t>Pruebas aplicadas a la entidad Inventario (</w:t>
+      </w:r>
+      <w:proofErr w:type="spellStart"/>
+      <w:r>
+        <w:rPr>
+          <w:b/>
+        </w:rPr>
+        <w:t>InventarioServiceImplTest</w:t>
+      </w:r>
+      <w:proofErr w:type="spellEnd"/>
+      <w:r>
+        <w:rPr>
+          <w:b/>
+        </w:rPr>
+        <w:t>)</w:t>
       </w:r>
     </w:p>
     <w:p>
@@ -9119,9 +10912,11 @@
             <w:tcW w:w="4248" w:type="dxa"/>
           </w:tcPr>
           <w:p>
+            <w:proofErr w:type="spellStart"/>
             <w:r>
               <w:t>testSave_TipoMovimientoNulo_Lanz</w:t>
             </w:r>
+            <w:proofErr w:type="spellEnd"/>
           </w:p>
           <w:p>
             <w:pPr>
@@ -9129,9 +10924,11 @@
                 <w:szCs w:val="24"/>
               </w:rPr>
             </w:pPr>
+            <w:proofErr w:type="spellStart"/>
             <w:r>
               <w:t>aExcepcion</w:t>
             </w:r>
+            <w:proofErr w:type="spellEnd"/>
           </w:p>
         </w:tc>
         <w:tc>
@@ -9143,8 +10940,21 @@
               <w:cnfStyle w:val="000000100000" w:firstRow="0" w:lastRow="0" w:firstColumn="0" w:lastColumn="0" w:oddVBand="0" w:evenVBand="0" w:oddHBand="1" w:evenHBand="0" w:firstRowFirstColumn="0" w:firstRowLastColumn="0" w:lastRowFirstColumn="0" w:lastRowLastColumn="0"/>
             </w:pPr>
             <w:r>
-              <w:t>Comprueba la información de movimiento validando que tipoMovimiento no sea nulo ni vacio</w:t>
+              <w:t xml:space="preserve">Comprueba la información de movimiento validando que </w:t>
             </w:r>
+            <w:proofErr w:type="spellStart"/>
+            <w:r>
+              <w:t>tipoMovimiento</w:t>
+            </w:r>
+            <w:proofErr w:type="spellEnd"/>
+            <w:r>
+              <w:t xml:space="preserve"> no sea nulo ni </w:t>
+            </w:r>
+            <w:proofErr w:type="spellStart"/>
+            <w:r>
+              <w:t>vacio</w:t>
+            </w:r>
+            <w:proofErr w:type="spellEnd"/>
           </w:p>
         </w:tc>
         <w:tc>
@@ -9156,7 +10966,15 @@
               <w:cnfStyle w:val="000000100000" w:firstRow="0" w:lastRow="0" w:firstColumn="0" w:lastColumn="0" w:oddVBand="0" w:evenVBand="0" w:oddHBand="1" w:evenHBand="0" w:firstRowFirstColumn="0" w:firstRowLastColumn="0" w:lastRowFirstColumn="0" w:lastRowLastColumn="0"/>
             </w:pPr>
             <w:r>
-              <w:t>Lanza IllegalArgumentException. Se rechaza la persistencia</w:t>
+              <w:t xml:space="preserve">Lanza </w:t>
+            </w:r>
+            <w:proofErr w:type="spellStart"/>
+            <w:r>
+              <w:t>IllegalArgumentException</w:t>
+            </w:r>
+            <w:proofErr w:type="spellEnd"/>
+            <w:r>
+              <w:t>. Se rechaza la persistencia</w:t>
             </w:r>
           </w:p>
         </w:tc>
@@ -9173,9 +10991,11 @@
                 <w:tab w:val="left" w:pos="1140"/>
               </w:tabs>
             </w:pPr>
+            <w:proofErr w:type="spellStart"/>
             <w:r>
               <w:t>testSave_CantidadNula_Lanz</w:t>
             </w:r>
+            <w:proofErr w:type="spellEnd"/>
           </w:p>
           <w:p>
             <w:pPr>
@@ -9183,9 +11003,11 @@
                 <w:tab w:val="left" w:pos="1140"/>
               </w:tabs>
             </w:pPr>
+            <w:proofErr w:type="spellStart"/>
             <w:r>
               <w:t>aExcepcion</w:t>
             </w:r>
+            <w:proofErr w:type="spellEnd"/>
           </w:p>
         </w:tc>
         <w:tc>
@@ -9210,8 +11032,13 @@
               <w:cnfStyle w:val="000000000000" w:firstRow="0" w:lastRow="0" w:firstColumn="0" w:lastColumn="0" w:oddVBand="0" w:evenVBand="0" w:oddHBand="0" w:evenHBand="0" w:firstRowFirstColumn="0" w:firstRowLastColumn="0" w:lastRowFirstColumn="0" w:lastRowLastColumn="0"/>
             </w:pPr>
             <w:r>
-              <w:t>Lanza IllegalArgumentException</w:t>
+              <w:t xml:space="preserve">Lanza </w:t>
             </w:r>
+            <w:proofErr w:type="spellStart"/>
+            <w:r>
+              <w:t>IllegalArgumentException</w:t>
+            </w:r>
+            <w:proofErr w:type="spellEnd"/>
           </w:p>
           <w:p>
             <w:pPr>
@@ -9233,14 +11060,18 @@
             <w:tcW w:w="4248" w:type="dxa"/>
           </w:tcPr>
           <w:p>
+            <w:proofErr w:type="spellStart"/>
             <w:r>
               <w:t>testSave_ProductoAsociad</w:t>
             </w:r>
+            <w:proofErr w:type="spellEnd"/>
           </w:p>
           <w:p>
+            <w:proofErr w:type="spellStart"/>
             <w:r>
               <w:t>oInvalido_LanzaExcepcion</w:t>
             </w:r>
+            <w:proofErr w:type="spellEnd"/>
           </w:p>
         </w:tc>
         <w:tc>
@@ -9252,7 +11083,15 @@
               <w:cnfStyle w:val="000000100000" w:firstRow="0" w:lastRow="0" w:firstColumn="0" w:lastColumn="0" w:oddVBand="0" w:evenVBand="0" w:oddHBand="1" w:evenHBand="0" w:firstRowFirstColumn="0" w:firstRowLastColumn="0" w:lastRowFirstColumn="0" w:lastRowLastColumn="0"/>
             </w:pPr>
             <w:r>
-              <w:t>Valida que el producto asociado al inventario sea correcto, inyectando un null en la relación</w:t>
+              <w:t xml:space="preserve">Valida que el producto asociado al inventario sea correcto, inyectando un </w:t>
+            </w:r>
+            <w:proofErr w:type="spellStart"/>
+            <w:r>
+              <w:t>null</w:t>
+            </w:r>
+            <w:proofErr w:type="spellEnd"/>
+            <w:r>
+              <w:t xml:space="preserve"> en la relación</w:t>
             </w:r>
           </w:p>
         </w:tc>
@@ -9265,7 +11104,15 @@
               <w:cnfStyle w:val="000000100000" w:firstRow="0" w:lastRow="0" w:firstColumn="0" w:lastColumn="0" w:oddVBand="0" w:evenVBand="0" w:oddHBand="1" w:evenHBand="0" w:firstRowFirstColumn="0" w:firstRowLastColumn="0" w:lastRowFirstColumn="0" w:lastRowLastColumn="0"/>
             </w:pPr>
             <w:r>
-              <w:t>Intercepta el error lanzando IllegalArgumentException y evita que el servicio prosiga.</w:t>
+              <w:t xml:space="preserve">Intercepta el error lanzando </w:t>
+            </w:r>
+            <w:proofErr w:type="spellStart"/>
+            <w:r>
+              <w:t>IllegalArgumentException</w:t>
+            </w:r>
+            <w:proofErr w:type="spellEnd"/>
+            <w:r>
+              <w:t xml:space="preserve"> y evita que el servicio prosiga.</w:t>
             </w:r>
           </w:p>
         </w:tc>
@@ -9350,6 +11197,7 @@
         </w:rPr>
         <w:t xml:space="preserve">    </w:t>
       </w:r>
+      <w:proofErr w:type="spellStart"/>
       <w:r>
         <w:rPr>
           <w:rFonts w:ascii="Consolas" w:eastAsia="Times New Roman" w:hAnsi="Consolas" w:cs="Times New Roman"/>
@@ -9362,6 +11210,7 @@
         </w:rPr>
         <w:t>void</w:t>
       </w:r>
+      <w:proofErr w:type="spellEnd"/>
       <w:r>
         <w:rPr>
           <w:rFonts w:ascii="Consolas" w:eastAsia="Times New Roman" w:hAnsi="Consolas" w:cs="Times New Roman"/>
@@ -9374,6 +11223,7 @@
         </w:rPr>
         <w:t xml:space="preserve"> </w:t>
       </w:r>
+      <w:proofErr w:type="spellStart"/>
       <w:r>
         <w:rPr>
           <w:rFonts w:ascii="Consolas" w:eastAsia="Times New Roman" w:hAnsi="Consolas" w:cs="Times New Roman"/>
@@ -9384,19 +11234,46 @@
           <w:lang w:eastAsia="es-CL"/>
           <w14:ligatures w14:val="none"/>
         </w:rPr>
-        <w:t>testSave_TipoMovimientoNulo_LanzaExcepcion</w:t>
-      </w:r>
-      <w:r>
-        <w:rPr>
-          <w:rFonts w:ascii="Consolas" w:eastAsia="Times New Roman" w:hAnsi="Consolas" w:cs="Times New Roman"/>
-          <w:color w:val="BBBEBF"/>
-          <w:kern w:val="0"/>
-          <w:sz w:val="21"/>
-          <w:szCs w:val="21"/>
-          <w:lang w:eastAsia="es-CL"/>
-          <w14:ligatures w14:val="none"/>
-        </w:rPr>
-        <w:t>() {</w:t>
+        <w:t>testSave_TipoMovimientoNulo_</w:t>
+      </w:r>
+      <w:proofErr w:type="gramStart"/>
+      <w:r>
+        <w:rPr>
+          <w:rFonts w:ascii="Consolas" w:eastAsia="Times New Roman" w:hAnsi="Consolas" w:cs="Times New Roman"/>
+          <w:color w:val="D2A8FF"/>
+          <w:kern w:val="0"/>
+          <w:sz w:val="21"/>
+          <w:szCs w:val="21"/>
+          <w:lang w:eastAsia="es-CL"/>
+          <w14:ligatures w14:val="none"/>
+        </w:rPr>
+        <w:t>LanzaExcepcion</w:t>
+      </w:r>
+      <w:proofErr w:type="spellEnd"/>
+      <w:r>
+        <w:rPr>
+          <w:rFonts w:ascii="Consolas" w:eastAsia="Times New Roman" w:hAnsi="Consolas" w:cs="Times New Roman"/>
+          <w:color w:val="BBBEBF"/>
+          <w:kern w:val="0"/>
+          <w:sz w:val="21"/>
+          <w:szCs w:val="21"/>
+          <w:lang w:eastAsia="es-CL"/>
+          <w14:ligatures w14:val="none"/>
+        </w:rPr>
+        <w:t>(</w:t>
+      </w:r>
+      <w:proofErr w:type="gramEnd"/>
+      <w:r>
+        <w:rPr>
+          <w:rFonts w:ascii="Consolas" w:eastAsia="Times New Roman" w:hAnsi="Consolas" w:cs="Times New Roman"/>
+          <w:color w:val="BBBEBF"/>
+          <w:kern w:val="0"/>
+          <w:sz w:val="21"/>
+          <w:szCs w:val="21"/>
+          <w:lang w:eastAsia="es-CL"/>
+          <w14:ligatures w14:val="none"/>
+        </w:rPr>
+        <w:t>) {</w:t>
       </w:r>
     </w:p>
     <w:p>
@@ -9425,6 +11302,8 @@
         </w:rPr>
         <w:t xml:space="preserve">        </w:t>
       </w:r>
+      <w:proofErr w:type="spellStart"/>
+      <w:proofErr w:type="gramStart"/>
       <w:r>
         <w:rPr>
           <w:rFonts w:ascii="Consolas" w:eastAsia="Times New Roman" w:hAnsi="Consolas" w:cs="Times New Roman"/>
@@ -9461,6 +11340,8 @@
         </w:rPr>
         <w:t>setTipoMovimiento</w:t>
       </w:r>
+      <w:proofErr w:type="spellEnd"/>
+      <w:proofErr w:type="gramEnd"/>
       <w:r>
         <w:rPr>
           <w:rFonts w:ascii="Consolas" w:eastAsia="Times New Roman" w:hAnsi="Consolas" w:cs="Times New Roman"/>
@@ -9473,6 +11354,7 @@
         </w:rPr>
         <w:t>(</w:t>
       </w:r>
+      <w:proofErr w:type="spellStart"/>
       <w:r>
         <w:rPr>
           <w:rFonts w:ascii="Consolas" w:eastAsia="Times New Roman" w:hAnsi="Consolas" w:cs="Times New Roman"/>
@@ -9485,6 +11367,7 @@
         </w:rPr>
         <w:t>null</w:t>
       </w:r>
+      <w:proofErr w:type="spellEnd"/>
       <w:r>
         <w:rPr>
           <w:rFonts w:ascii="Consolas" w:eastAsia="Times New Roman" w:hAnsi="Consolas" w:cs="Times New Roman"/>
@@ -9524,6 +11407,7 @@
         </w:rPr>
         <w:t xml:space="preserve">        </w:t>
       </w:r>
+      <w:proofErr w:type="spellStart"/>
       <w:r>
         <w:rPr>
           <w:rFonts w:ascii="Consolas" w:eastAsia="Times New Roman" w:hAnsi="Consolas" w:cs="Times New Roman"/>
@@ -9536,6 +11420,7 @@
         </w:rPr>
         <w:t>IllegalArgumentException</w:t>
       </w:r>
+      <w:proofErr w:type="spellEnd"/>
       <w:r>
         <w:rPr>
           <w:rFonts w:ascii="Consolas" w:eastAsia="Times New Roman" w:hAnsi="Consolas" w:cs="Times New Roman"/>
@@ -9546,7 +11431,33 @@
           <w:lang w:eastAsia="es-CL"/>
           <w14:ligatures w14:val="none"/>
         </w:rPr>
-        <w:t xml:space="preserve"> exception </w:t>
+        <w:t xml:space="preserve"> </w:t>
+      </w:r>
+      <w:proofErr w:type="spellStart"/>
+      <w:r>
+        <w:rPr>
+          <w:rFonts w:ascii="Consolas" w:eastAsia="Times New Roman" w:hAnsi="Consolas" w:cs="Times New Roman"/>
+          <w:color w:val="FFA657"/>
+          <w:kern w:val="0"/>
+          <w:sz w:val="21"/>
+          <w:szCs w:val="21"/>
+          <w:lang w:eastAsia="es-CL"/>
+          <w14:ligatures w14:val="none"/>
+        </w:rPr>
+        <w:t>exception</w:t>
+      </w:r>
+      <w:proofErr w:type="spellEnd"/>
+      <w:r>
+        <w:rPr>
+          <w:rFonts w:ascii="Consolas" w:eastAsia="Times New Roman" w:hAnsi="Consolas" w:cs="Times New Roman"/>
+          <w:color w:val="FFA657"/>
+          <w:kern w:val="0"/>
+          <w:sz w:val="21"/>
+          <w:szCs w:val="21"/>
+          <w:lang w:eastAsia="es-CL"/>
+          <w14:ligatures w14:val="none"/>
+        </w:rPr>
+        <w:t xml:space="preserve"> </w:t>
       </w:r>
       <w:r>
         <w:rPr>
@@ -9572,6 +11483,8 @@
         </w:rPr>
         <w:t xml:space="preserve"> </w:t>
       </w:r>
+      <w:proofErr w:type="spellStart"/>
+      <w:proofErr w:type="gramStart"/>
       <w:r>
         <w:rPr>
           <w:rFonts w:ascii="Consolas" w:eastAsia="Times New Roman" w:hAnsi="Consolas" w:cs="Times New Roman"/>
@@ -9584,6 +11497,7 @@
         </w:rPr>
         <w:t>assertThrows</w:t>
       </w:r>
+      <w:proofErr w:type="spellEnd"/>
       <w:r>
         <w:rPr>
           <w:rFonts w:ascii="Consolas" w:eastAsia="Times New Roman" w:hAnsi="Consolas" w:cs="Times New Roman"/>
@@ -9596,6 +11510,8 @@
         </w:rPr>
         <w:t>(</w:t>
       </w:r>
+      <w:proofErr w:type="spellStart"/>
+      <w:proofErr w:type="gramEnd"/>
       <w:r>
         <w:rPr>
           <w:rFonts w:ascii="Consolas" w:eastAsia="Times New Roman" w:hAnsi="Consolas" w:cs="Times New Roman"/>
@@ -9632,6 +11548,7 @@
         </w:rPr>
         <w:t>class</w:t>
       </w:r>
+      <w:proofErr w:type="spellEnd"/>
       <w:r>
         <w:rPr>
           <w:rFonts w:ascii="Consolas" w:eastAsia="Times New Roman" w:hAnsi="Consolas" w:cs="Times New Roman"/>
@@ -9695,6 +11612,7 @@
         </w:rPr>
         <w:t xml:space="preserve">            </w:t>
       </w:r>
+      <w:proofErr w:type="spellStart"/>
       <w:r>
         <w:rPr>
           <w:rFonts w:ascii="Consolas" w:eastAsia="Times New Roman" w:hAnsi="Consolas" w:cs="Times New Roman"/>
@@ -9731,6 +11649,7 @@
         </w:rPr>
         <w:t>save</w:t>
       </w:r>
+      <w:proofErr w:type="spellEnd"/>
       <w:r>
         <w:rPr>
           <w:rFonts w:ascii="Consolas" w:eastAsia="Times New Roman" w:hAnsi="Consolas" w:cs="Times New Roman"/>
@@ -9797,6 +11716,8 @@
         </w:rPr>
         <w:t xml:space="preserve">        </w:t>
       </w:r>
+      <w:proofErr w:type="spellStart"/>
+      <w:proofErr w:type="gramStart"/>
       <w:r>
         <w:rPr>
           <w:rFonts w:ascii="Consolas" w:eastAsia="Times New Roman" w:hAnsi="Consolas" w:cs="Times New Roman"/>
@@ -9809,6 +11730,7 @@
         </w:rPr>
         <w:t>assertEquals</w:t>
       </w:r>
+      <w:proofErr w:type="spellEnd"/>
       <w:r>
         <w:rPr>
           <w:rFonts w:ascii="Consolas" w:eastAsia="Times New Roman" w:hAnsi="Consolas" w:cs="Times New Roman"/>
@@ -9821,6 +11743,7 @@
         </w:rPr>
         <w:t>(</w:t>
       </w:r>
+      <w:proofErr w:type="gramEnd"/>
       <w:r>
         <w:rPr>
           <w:rFonts w:ascii="Consolas" w:eastAsia="Times New Roman" w:hAnsi="Consolas" w:cs="Times New Roman"/>
@@ -9845,6 +11768,7 @@
         </w:rPr>
         <w:t xml:space="preserve">, </w:t>
       </w:r>
+      <w:proofErr w:type="spellStart"/>
       <w:r>
         <w:rPr>
           <w:rFonts w:ascii="Consolas" w:eastAsia="Times New Roman" w:hAnsi="Consolas" w:cs="Times New Roman"/>
@@ -9881,6 +11805,7 @@
         </w:rPr>
         <w:t>getMessage</w:t>
       </w:r>
+      <w:proofErr w:type="spellEnd"/>
       <w:r>
         <w:rPr>
           <w:rFonts w:ascii="Consolas" w:eastAsia="Times New Roman" w:hAnsi="Consolas" w:cs="Times New Roman"/>
@@ -9920,6 +11845,8 @@
         </w:rPr>
         <w:t xml:space="preserve">        </w:t>
       </w:r>
+      <w:proofErr w:type="spellStart"/>
+      <w:proofErr w:type="gramStart"/>
       <w:r>
         <w:rPr>
           <w:rFonts w:ascii="Consolas" w:eastAsia="Times New Roman" w:hAnsi="Consolas" w:cs="Times New Roman"/>
@@ -9932,18 +11859,47 @@
         </w:rPr>
         <w:t>verify</w:t>
       </w:r>
-      <w:r>
-        <w:rPr>
-          <w:rFonts w:ascii="Consolas" w:eastAsia="Times New Roman" w:hAnsi="Consolas" w:cs="Times New Roman"/>
-          <w:color w:val="BBBEBF"/>
-          <w:kern w:val="0"/>
-          <w:sz w:val="21"/>
-          <w:szCs w:val="21"/>
-          <w:lang w:eastAsia="es-CL"/>
-          <w14:ligatures w14:val="none"/>
-        </w:rPr>
-        <w:t xml:space="preserve">(inventarioRepository, </w:t>
-      </w:r>
+      <w:proofErr w:type="spellEnd"/>
+      <w:r>
+        <w:rPr>
+          <w:rFonts w:ascii="Consolas" w:eastAsia="Times New Roman" w:hAnsi="Consolas" w:cs="Times New Roman"/>
+          <w:color w:val="BBBEBF"/>
+          <w:kern w:val="0"/>
+          <w:sz w:val="21"/>
+          <w:szCs w:val="21"/>
+          <w:lang w:eastAsia="es-CL"/>
+          <w14:ligatures w14:val="none"/>
+        </w:rPr>
+        <w:t>(</w:t>
+      </w:r>
+      <w:proofErr w:type="spellStart"/>
+      <w:proofErr w:type="gramEnd"/>
+      <w:r>
+        <w:rPr>
+          <w:rFonts w:ascii="Consolas" w:eastAsia="Times New Roman" w:hAnsi="Consolas" w:cs="Times New Roman"/>
+          <w:color w:val="BBBEBF"/>
+          <w:kern w:val="0"/>
+          <w:sz w:val="21"/>
+          <w:szCs w:val="21"/>
+          <w:lang w:eastAsia="es-CL"/>
+          <w14:ligatures w14:val="none"/>
+        </w:rPr>
+        <w:t>inventarioRepository</w:t>
+      </w:r>
+      <w:proofErr w:type="spellEnd"/>
+      <w:r>
+        <w:rPr>
+          <w:rFonts w:ascii="Consolas" w:eastAsia="Times New Roman" w:hAnsi="Consolas" w:cs="Times New Roman"/>
+          <w:color w:val="BBBEBF"/>
+          <w:kern w:val="0"/>
+          <w:sz w:val="21"/>
+          <w:szCs w:val="21"/>
+          <w:lang w:eastAsia="es-CL"/>
+          <w14:ligatures w14:val="none"/>
+        </w:rPr>
+        <w:t xml:space="preserve">, </w:t>
+      </w:r>
+      <w:proofErr w:type="spellStart"/>
       <w:r>
         <w:rPr>
           <w:rFonts w:ascii="Consolas" w:eastAsia="Times New Roman" w:hAnsi="Consolas" w:cs="Times New Roman"/>
@@ -9956,6 +11912,7 @@
         </w:rPr>
         <w:t>never</w:t>
       </w:r>
+      <w:proofErr w:type="spellEnd"/>
       <w:r>
         <w:rPr>
           <w:rFonts w:ascii="Consolas" w:eastAsia="Times New Roman" w:hAnsi="Consolas" w:cs="Times New Roman"/>
@@ -9968,6 +11925,7 @@
         </w:rPr>
         <w:t>()).</w:t>
       </w:r>
+      <w:proofErr w:type="spellStart"/>
       <w:r>
         <w:rPr>
           <w:rFonts w:ascii="Consolas" w:eastAsia="Times New Roman" w:hAnsi="Consolas" w:cs="Times New Roman"/>
@@ -9980,6 +11938,7 @@
         </w:rPr>
         <w:t>save</w:t>
       </w:r>
+      <w:proofErr w:type="spellEnd"/>
       <w:r>
         <w:rPr>
           <w:rFonts w:ascii="Consolas" w:eastAsia="Times New Roman" w:hAnsi="Consolas" w:cs="Times New Roman"/>
@@ -9992,6 +11951,7 @@
         </w:rPr>
         <w:t>(</w:t>
       </w:r>
+      <w:proofErr w:type="spellStart"/>
       <w:r>
         <w:rPr>
           <w:rFonts w:ascii="Consolas" w:eastAsia="Times New Roman" w:hAnsi="Consolas" w:cs="Times New Roman"/>
@@ -10004,6 +11964,7 @@
         </w:rPr>
         <w:t>any</w:t>
       </w:r>
+      <w:proofErr w:type="spellEnd"/>
       <w:r>
         <w:rPr>
           <w:rFonts w:ascii="Consolas" w:eastAsia="Times New Roman" w:hAnsi="Consolas" w:cs="Times New Roman"/>
@@ -10124,6 +12085,7 @@
         </w:rPr>
         <w:t xml:space="preserve">    </w:t>
       </w:r>
+      <w:proofErr w:type="spellStart"/>
       <w:r>
         <w:rPr>
           <w:rFonts w:ascii="Consolas" w:eastAsia="Times New Roman" w:hAnsi="Consolas" w:cs="Times New Roman"/>
@@ -10136,6 +12098,7 @@
         </w:rPr>
         <w:t>void</w:t>
       </w:r>
+      <w:proofErr w:type="spellEnd"/>
       <w:r>
         <w:rPr>
           <w:rFonts w:ascii="Consolas" w:eastAsia="Times New Roman" w:hAnsi="Consolas" w:cs="Times New Roman"/>
@@ -10148,6 +12111,7 @@
         </w:rPr>
         <w:t xml:space="preserve"> </w:t>
       </w:r>
+      <w:proofErr w:type="spellStart"/>
       <w:r>
         <w:rPr>
           <w:rFonts w:ascii="Consolas" w:eastAsia="Times New Roman" w:hAnsi="Consolas" w:cs="Times New Roman"/>
@@ -10158,19 +12122,46 @@
           <w:lang w:eastAsia="es-CL"/>
           <w14:ligatures w14:val="none"/>
         </w:rPr>
-        <w:t>testSave_ProductoAsociadoInvalido_LanzaExcepcion</w:t>
-      </w:r>
-      <w:r>
-        <w:rPr>
-          <w:rFonts w:ascii="Consolas" w:eastAsia="Times New Roman" w:hAnsi="Consolas" w:cs="Times New Roman"/>
-          <w:color w:val="BBBEBF"/>
-          <w:kern w:val="0"/>
-          <w:sz w:val="21"/>
-          <w:szCs w:val="21"/>
-          <w:lang w:eastAsia="es-CL"/>
-          <w14:ligatures w14:val="none"/>
-        </w:rPr>
-        <w:t>() {</w:t>
+        <w:t>testSave_ProductoAsociadoInvalido_</w:t>
+      </w:r>
+      <w:proofErr w:type="gramStart"/>
+      <w:r>
+        <w:rPr>
+          <w:rFonts w:ascii="Consolas" w:eastAsia="Times New Roman" w:hAnsi="Consolas" w:cs="Times New Roman"/>
+          <w:color w:val="D2A8FF"/>
+          <w:kern w:val="0"/>
+          <w:sz w:val="21"/>
+          <w:szCs w:val="21"/>
+          <w:lang w:eastAsia="es-CL"/>
+          <w14:ligatures w14:val="none"/>
+        </w:rPr>
+        <w:t>LanzaExcepcion</w:t>
+      </w:r>
+      <w:proofErr w:type="spellEnd"/>
+      <w:r>
+        <w:rPr>
+          <w:rFonts w:ascii="Consolas" w:eastAsia="Times New Roman" w:hAnsi="Consolas" w:cs="Times New Roman"/>
+          <w:color w:val="BBBEBF"/>
+          <w:kern w:val="0"/>
+          <w:sz w:val="21"/>
+          <w:szCs w:val="21"/>
+          <w:lang w:eastAsia="es-CL"/>
+          <w14:ligatures w14:val="none"/>
+        </w:rPr>
+        <w:t>(</w:t>
+      </w:r>
+      <w:proofErr w:type="gramEnd"/>
+      <w:r>
+        <w:rPr>
+          <w:rFonts w:ascii="Consolas" w:eastAsia="Times New Roman" w:hAnsi="Consolas" w:cs="Times New Roman"/>
+          <w:color w:val="BBBEBF"/>
+          <w:kern w:val="0"/>
+          <w:sz w:val="21"/>
+          <w:szCs w:val="21"/>
+          <w:lang w:eastAsia="es-CL"/>
+          <w14:ligatures w14:val="none"/>
+        </w:rPr>
+        <w:t>) {</w:t>
       </w:r>
     </w:p>
     <w:p>
@@ -10199,6 +12190,8 @@
         </w:rPr>
         <w:t xml:space="preserve">        </w:t>
       </w:r>
+      <w:proofErr w:type="spellStart"/>
+      <w:proofErr w:type="gramStart"/>
       <w:r>
         <w:rPr>
           <w:rFonts w:ascii="Consolas" w:eastAsia="Times New Roman" w:hAnsi="Consolas" w:cs="Times New Roman"/>
@@ -10235,6 +12228,8 @@
         </w:rPr>
         <w:t>setProducto</w:t>
       </w:r>
+      <w:proofErr w:type="spellEnd"/>
+      <w:proofErr w:type="gramEnd"/>
       <w:r>
         <w:rPr>
           <w:rFonts w:ascii="Consolas" w:eastAsia="Times New Roman" w:hAnsi="Consolas" w:cs="Times New Roman"/>
@@ -10247,6 +12242,7 @@
         </w:rPr>
         <w:t>(</w:t>
       </w:r>
+      <w:proofErr w:type="spellStart"/>
       <w:r>
         <w:rPr>
           <w:rFonts w:ascii="Consolas" w:eastAsia="Times New Roman" w:hAnsi="Consolas" w:cs="Times New Roman"/>
@@ -10259,6 +12255,7 @@
         </w:rPr>
         <w:t>null</w:t>
       </w:r>
+      <w:proofErr w:type="spellEnd"/>
       <w:r>
         <w:rPr>
           <w:rFonts w:ascii="Consolas" w:eastAsia="Times New Roman" w:hAnsi="Consolas" w:cs="Times New Roman"/>
@@ -10298,6 +12295,7 @@
         </w:rPr>
         <w:t xml:space="preserve">        </w:t>
       </w:r>
+      <w:proofErr w:type="spellStart"/>
       <w:r>
         <w:rPr>
           <w:rFonts w:ascii="Consolas" w:eastAsia="Times New Roman" w:hAnsi="Consolas" w:cs="Times New Roman"/>
@@ -10310,6 +12308,7 @@
         </w:rPr>
         <w:t>IllegalArgumentException</w:t>
       </w:r>
+      <w:proofErr w:type="spellEnd"/>
       <w:r>
         <w:rPr>
           <w:rFonts w:ascii="Consolas" w:eastAsia="Times New Roman" w:hAnsi="Consolas" w:cs="Times New Roman"/>
@@ -10320,7 +12319,33 @@
           <w:lang w:eastAsia="es-CL"/>
           <w14:ligatures w14:val="none"/>
         </w:rPr>
-        <w:t xml:space="preserve"> exception </w:t>
+        <w:t xml:space="preserve"> </w:t>
+      </w:r>
+      <w:proofErr w:type="spellStart"/>
+      <w:r>
+        <w:rPr>
+          <w:rFonts w:ascii="Consolas" w:eastAsia="Times New Roman" w:hAnsi="Consolas" w:cs="Times New Roman"/>
+          <w:color w:val="FFA657"/>
+          <w:kern w:val="0"/>
+          <w:sz w:val="21"/>
+          <w:szCs w:val="21"/>
+          <w:lang w:eastAsia="es-CL"/>
+          <w14:ligatures w14:val="none"/>
+        </w:rPr>
+        <w:t>exception</w:t>
+      </w:r>
+      <w:proofErr w:type="spellEnd"/>
+      <w:r>
+        <w:rPr>
+          <w:rFonts w:ascii="Consolas" w:eastAsia="Times New Roman" w:hAnsi="Consolas" w:cs="Times New Roman"/>
+          <w:color w:val="FFA657"/>
+          <w:kern w:val="0"/>
+          <w:sz w:val="21"/>
+          <w:szCs w:val="21"/>
+          <w:lang w:eastAsia="es-CL"/>
+          <w14:ligatures w14:val="none"/>
+        </w:rPr>
+        <w:t xml:space="preserve"> </w:t>
       </w:r>
       <w:r>
         <w:rPr>
@@ -10346,6 +12371,8 @@
         </w:rPr>
         <w:t xml:space="preserve"> </w:t>
       </w:r>
+      <w:proofErr w:type="spellStart"/>
+      <w:proofErr w:type="gramStart"/>
       <w:r>
         <w:rPr>
           <w:rFonts w:ascii="Consolas" w:eastAsia="Times New Roman" w:hAnsi="Consolas" w:cs="Times New Roman"/>
@@ -10358,6 +12385,7 @@
         </w:rPr>
         <w:t>assertThrows</w:t>
       </w:r>
+      <w:proofErr w:type="spellEnd"/>
       <w:r>
         <w:rPr>
           <w:rFonts w:ascii="Consolas" w:eastAsia="Times New Roman" w:hAnsi="Consolas" w:cs="Times New Roman"/>
@@ -10370,6 +12398,8 @@
         </w:rPr>
         <w:t>(</w:t>
       </w:r>
+      <w:proofErr w:type="spellStart"/>
+      <w:proofErr w:type="gramEnd"/>
       <w:r>
         <w:rPr>
           <w:rFonts w:ascii="Consolas" w:eastAsia="Times New Roman" w:hAnsi="Consolas" w:cs="Times New Roman"/>
@@ -10406,6 +12436,7 @@
         </w:rPr>
         <w:t>class</w:t>
       </w:r>
+      <w:proofErr w:type="spellEnd"/>
       <w:r>
         <w:rPr>
           <w:rFonts w:ascii="Consolas" w:eastAsia="Times New Roman" w:hAnsi="Consolas" w:cs="Times New Roman"/>
@@ -10469,6 +12500,7 @@
         </w:rPr>
         <w:t xml:space="preserve">            </w:t>
       </w:r>
+      <w:proofErr w:type="spellStart"/>
       <w:r>
         <w:rPr>
           <w:rFonts w:ascii="Consolas" w:eastAsia="Times New Roman" w:hAnsi="Consolas" w:cs="Times New Roman"/>
@@ -10505,6 +12537,7 @@
         </w:rPr>
         <w:t>save</w:t>
       </w:r>
+      <w:proofErr w:type="spellEnd"/>
       <w:r>
         <w:rPr>
           <w:rFonts w:ascii="Consolas" w:eastAsia="Times New Roman" w:hAnsi="Consolas" w:cs="Times New Roman"/>
@@ -10571,6 +12604,8 @@
         </w:rPr>
         <w:t xml:space="preserve">        </w:t>
       </w:r>
+      <w:proofErr w:type="spellStart"/>
+      <w:proofErr w:type="gramStart"/>
       <w:r>
         <w:rPr>
           <w:rFonts w:ascii="Consolas" w:eastAsia="Times New Roman" w:hAnsi="Consolas" w:cs="Times New Roman"/>
@@ -10583,6 +12618,7 @@
         </w:rPr>
         <w:t>assertEquals</w:t>
       </w:r>
+      <w:proofErr w:type="spellEnd"/>
       <w:r>
         <w:rPr>
           <w:rFonts w:ascii="Consolas" w:eastAsia="Times New Roman" w:hAnsi="Consolas" w:cs="Times New Roman"/>
@@ -10595,6 +12631,7 @@
         </w:rPr>
         <w:t>(</w:t>
       </w:r>
+      <w:proofErr w:type="gramEnd"/>
       <w:r>
         <w:rPr>
           <w:rFonts w:ascii="Consolas" w:eastAsia="Times New Roman" w:hAnsi="Consolas" w:cs="Times New Roman"/>
@@ -10619,6 +12656,7 @@
         </w:rPr>
         <w:t xml:space="preserve">, </w:t>
       </w:r>
+      <w:proofErr w:type="spellStart"/>
       <w:r>
         <w:rPr>
           <w:rFonts w:ascii="Consolas" w:eastAsia="Times New Roman" w:hAnsi="Consolas" w:cs="Times New Roman"/>
@@ -10655,6 +12693,7 @@
         </w:rPr>
         <w:t>getMessage</w:t>
       </w:r>
+      <w:proofErr w:type="spellEnd"/>
       <w:r>
         <w:rPr>
           <w:rFonts w:ascii="Consolas" w:eastAsia="Times New Roman" w:hAnsi="Consolas" w:cs="Times New Roman"/>
@@ -10694,6 +12733,8 @@
         </w:rPr>
         <w:t xml:space="preserve">        </w:t>
       </w:r>
+      <w:proofErr w:type="spellStart"/>
+      <w:proofErr w:type="gramStart"/>
       <w:r>
         <w:rPr>
           <w:rFonts w:ascii="Consolas" w:eastAsia="Times New Roman" w:hAnsi="Consolas" w:cs="Times New Roman"/>
@@ -10706,18 +12747,47 @@
         </w:rPr>
         <w:t>verify</w:t>
       </w:r>
-      <w:r>
-        <w:rPr>
-          <w:rFonts w:ascii="Consolas" w:eastAsia="Times New Roman" w:hAnsi="Consolas" w:cs="Times New Roman"/>
-          <w:color w:val="BBBEBF"/>
-          <w:kern w:val="0"/>
-          <w:sz w:val="21"/>
-          <w:szCs w:val="21"/>
-          <w:lang w:eastAsia="es-CL"/>
-          <w14:ligatures w14:val="none"/>
-        </w:rPr>
-        <w:t xml:space="preserve">(inventarioRepository, </w:t>
-      </w:r>
+      <w:proofErr w:type="spellEnd"/>
+      <w:r>
+        <w:rPr>
+          <w:rFonts w:ascii="Consolas" w:eastAsia="Times New Roman" w:hAnsi="Consolas" w:cs="Times New Roman"/>
+          <w:color w:val="BBBEBF"/>
+          <w:kern w:val="0"/>
+          <w:sz w:val="21"/>
+          <w:szCs w:val="21"/>
+          <w:lang w:eastAsia="es-CL"/>
+          <w14:ligatures w14:val="none"/>
+        </w:rPr>
+        <w:t>(</w:t>
+      </w:r>
+      <w:proofErr w:type="spellStart"/>
+      <w:proofErr w:type="gramEnd"/>
+      <w:r>
+        <w:rPr>
+          <w:rFonts w:ascii="Consolas" w:eastAsia="Times New Roman" w:hAnsi="Consolas" w:cs="Times New Roman"/>
+          <w:color w:val="BBBEBF"/>
+          <w:kern w:val="0"/>
+          <w:sz w:val="21"/>
+          <w:szCs w:val="21"/>
+          <w:lang w:eastAsia="es-CL"/>
+          <w14:ligatures w14:val="none"/>
+        </w:rPr>
+        <w:t>inventarioRepository</w:t>
+      </w:r>
+      <w:proofErr w:type="spellEnd"/>
+      <w:r>
+        <w:rPr>
+          <w:rFonts w:ascii="Consolas" w:eastAsia="Times New Roman" w:hAnsi="Consolas" w:cs="Times New Roman"/>
+          <w:color w:val="BBBEBF"/>
+          <w:kern w:val="0"/>
+          <w:sz w:val="21"/>
+          <w:szCs w:val="21"/>
+          <w:lang w:eastAsia="es-CL"/>
+          <w14:ligatures w14:val="none"/>
+        </w:rPr>
+        <w:t xml:space="preserve">, </w:t>
+      </w:r>
+      <w:proofErr w:type="spellStart"/>
       <w:r>
         <w:rPr>
           <w:rFonts w:ascii="Consolas" w:eastAsia="Times New Roman" w:hAnsi="Consolas" w:cs="Times New Roman"/>
@@ -10730,6 +12800,7 @@
         </w:rPr>
         <w:t>never</w:t>
       </w:r>
+      <w:proofErr w:type="spellEnd"/>
       <w:r>
         <w:rPr>
           <w:rFonts w:ascii="Consolas" w:eastAsia="Times New Roman" w:hAnsi="Consolas" w:cs="Times New Roman"/>
@@ -10742,6 +12813,7 @@
         </w:rPr>
         <w:t>()).</w:t>
       </w:r>
+      <w:proofErr w:type="spellStart"/>
       <w:r>
         <w:rPr>
           <w:rFonts w:ascii="Consolas" w:eastAsia="Times New Roman" w:hAnsi="Consolas" w:cs="Times New Roman"/>
@@ -10754,6 +12826,7 @@
         </w:rPr>
         <w:t>save</w:t>
       </w:r>
+      <w:proofErr w:type="spellEnd"/>
       <w:r>
         <w:rPr>
           <w:rFonts w:ascii="Consolas" w:eastAsia="Times New Roman" w:hAnsi="Consolas" w:cs="Times New Roman"/>
@@ -10766,6 +12839,7 @@
         </w:rPr>
         <w:t>(</w:t>
       </w:r>
+      <w:proofErr w:type="spellStart"/>
       <w:r>
         <w:rPr>
           <w:rFonts w:ascii="Consolas" w:eastAsia="Times New Roman" w:hAnsi="Consolas" w:cs="Times New Roman"/>
@@ -10778,6 +12852,7 @@
         </w:rPr>
         <w:t>any</w:t>
       </w:r>
+      <w:proofErr w:type="spellEnd"/>
       <w:r>
         <w:rPr>
           <w:rFonts w:ascii="Consolas" w:eastAsia="Times New Roman" w:hAnsi="Consolas" w:cs="Times New Roman"/>
@@ -10832,7 +12907,79 @@
         <w:spacing w:line="240" w:lineRule="auto"/>
       </w:pPr>
       <w:r>
-        <w:t>Tras el diseño e implementación de las pruebas unitarias para las entidades transaccionales de Minimarket Plus, se ejecutó la suite automatizada a través del ciclo de construcción de Maven (mvn clean verify, dependiendo la terminal de ejecución). Esta ejecución validó exitosamente los asertos de JUnit y disparó la auditoria de códio del plugin JaCoCo.</w:t>
+        <w:t xml:space="preserve">Tras el diseño e implementación de las pruebas unitarias para las entidades transaccionales de </w:t>
+      </w:r>
+      <w:proofErr w:type="spellStart"/>
+      <w:r>
+        <w:t>Minimarket</w:t>
+      </w:r>
+      <w:proofErr w:type="spellEnd"/>
+      <w:r>
+        <w:t xml:space="preserve"> Plus, se ejecutó la suite automatizada a través del ciclo de construcción de </w:t>
+      </w:r>
+      <w:proofErr w:type="spellStart"/>
+      <w:r>
+        <w:t>Maven</w:t>
+      </w:r>
+      <w:proofErr w:type="spellEnd"/>
+      <w:r>
+        <w:t xml:space="preserve"> (</w:t>
+      </w:r>
+      <w:proofErr w:type="spellStart"/>
+      <w:r>
+        <w:t>mvn</w:t>
+      </w:r>
+      <w:proofErr w:type="spellEnd"/>
+      <w:r>
+        <w:t xml:space="preserve"> </w:t>
+      </w:r>
+      <w:proofErr w:type="spellStart"/>
+      <w:r>
+        <w:t>clean</w:t>
+      </w:r>
+      <w:proofErr w:type="spellEnd"/>
+      <w:r>
+        <w:t xml:space="preserve"> </w:t>
+      </w:r>
+      <w:proofErr w:type="spellStart"/>
+      <w:r>
+        <w:t>verify</w:t>
+      </w:r>
+      <w:proofErr w:type="spellEnd"/>
+      <w:r>
+        <w:t xml:space="preserve">, dependiendo la terminal de ejecución). Esta ejecución validó exitosamente los asertos de </w:t>
+      </w:r>
+      <w:proofErr w:type="spellStart"/>
+      <w:r>
+        <w:t>JUnit</w:t>
+      </w:r>
+      <w:proofErr w:type="spellEnd"/>
+      <w:r>
+        <w:t xml:space="preserve"> y disparó la auditoria de </w:t>
+      </w:r>
+      <w:proofErr w:type="spellStart"/>
+      <w:r>
+        <w:t>códio</w:t>
+      </w:r>
+      <w:proofErr w:type="spellEnd"/>
+      <w:r>
+        <w:t xml:space="preserve"> del </w:t>
+      </w:r>
+      <w:proofErr w:type="spellStart"/>
+      <w:r>
+        <w:t>plugin</w:t>
+      </w:r>
+      <w:proofErr w:type="spellEnd"/>
+      <w:r>
+        <w:t xml:space="preserve"> </w:t>
+      </w:r>
+      <w:proofErr w:type="spellStart"/>
+      <w:r>
+        <w:t>JaCoCo</w:t>
+      </w:r>
+      <w:proofErr w:type="spellEnd"/>
+      <w:r>
+        <w:t>.</w:t>
       </w:r>
     </w:p>
     <w:p>
@@ -10842,11 +12989,33 @@
           <w:b/>
         </w:rPr>
       </w:pPr>
+      <w:proofErr w:type="spellStart"/>
       <w:r>
         <w:rPr>
           <w:b/>
         </w:rPr>
-        <w:t>Analisis de métricas de cobertura (JaCoCo)</w:t>
+        <w:t>Analisis</w:t>
+      </w:r>
+      <w:proofErr w:type="spellEnd"/>
+      <w:r>
+        <w:rPr>
+          <w:b/>
+        </w:rPr>
+        <w:t xml:space="preserve"> de métricas de cobertura (</w:t>
+      </w:r>
+      <w:proofErr w:type="spellStart"/>
+      <w:r>
+        <w:rPr>
+          <w:b/>
+        </w:rPr>
+        <w:t>JaCoCo</w:t>
+      </w:r>
+      <w:proofErr w:type="spellEnd"/>
+      <w:r>
+        <w:rPr>
+          <w:b/>
+        </w:rPr>
+        <w:t>)</w:t>
       </w:r>
     </w:p>
     <w:p>
@@ -10854,7 +13023,36 @@
         <w:spacing w:line="240" w:lineRule="auto"/>
       </w:pPr>
       <w:r>
-        <w:t>El requerimiento técnico de esta semana, exige asegurar una cobertura mínima del 80% en las funcionalidades relacionadas con las entidades abordadas. Al revisar el reporte generado en target/site/jacoco/index.html a nivel de la capa de servicios (com.minimarket.service.impl), se evidencia el cumplimiento holgado de esta métrica.</w:t>
+        <w:t>El requerimiento técnico de esta semana, exige asegurar una cobertura mínima del 80% en las funcionalidades relacionadas con las entidades abordadas. Al revisar el reporte generado en target/</w:t>
+      </w:r>
+      <w:proofErr w:type="spellStart"/>
+      <w:r>
+        <w:t>site</w:t>
+      </w:r>
+      <w:proofErr w:type="spellEnd"/>
+      <w:r>
+        <w:t>/</w:t>
+      </w:r>
+      <w:proofErr w:type="spellStart"/>
+      <w:r>
+        <w:t>jacoco</w:t>
+      </w:r>
+      <w:proofErr w:type="spellEnd"/>
+      <w:r>
+        <w:t>/index.html a nivel de la capa de servicios (</w:t>
+      </w:r>
+      <w:proofErr w:type="spellStart"/>
+      <w:proofErr w:type="gramStart"/>
+      <w:r>
+        <w:t>com.minimarket</w:t>
+      </w:r>
+      <w:proofErr w:type="gramEnd"/>
+      <w:r>
+        <w:t>.service.impl</w:t>
+      </w:r>
+      <w:proofErr w:type="spellEnd"/>
+      <w:r>
+        <w:t>), se evidencia el cumplimiento holgado de esta métrica.</w:t>
       </w:r>
     </w:p>
     <w:p>
@@ -10866,14 +13064,30 @@
         </w:numPr>
         <w:spacing w:line="240" w:lineRule="auto"/>
       </w:pPr>
+      <w:proofErr w:type="spellStart"/>
       <w:r>
         <w:rPr>
           <w:b/>
         </w:rPr>
-        <w:t xml:space="preserve">InventarioServiceImpl: </w:t>
-      </w:r>
-      <w:r>
-        <w:t>Alcanzó el 100% de cobertura de instrucciones, validando íntegramente las reglas de metadata (tipo de movimiento, cantidad nula) y relaciones.</w:t>
+        <w:t>InventarioServiceImpl</w:t>
+      </w:r>
+      <w:proofErr w:type="spellEnd"/>
+      <w:r>
+        <w:rPr>
+          <w:b/>
+        </w:rPr>
+        <w:t xml:space="preserve">: </w:t>
+      </w:r>
+      <w:r>
+        <w:t xml:space="preserve">Alcanzó el 100% de cobertura de instrucciones, validando íntegramente las reglas de </w:t>
+      </w:r>
+      <w:proofErr w:type="spellStart"/>
+      <w:r>
+        <w:t>metadata</w:t>
+      </w:r>
+      <w:proofErr w:type="spellEnd"/>
+      <w:r>
+        <w:t xml:space="preserve"> (tipo de movimiento, cantidad nula) y relaciones.</w:t>
       </w:r>
     </w:p>
     <w:p>
@@ -10885,11 +13099,19 @@
         </w:numPr>
         <w:spacing w:line="240" w:lineRule="auto"/>
       </w:pPr>
+      <w:proofErr w:type="spellStart"/>
       <w:r>
         <w:rPr>
           <w:b/>
         </w:rPr>
-        <w:t xml:space="preserve">CarritoServiceImpl: </w:t>
+        <w:t>CarritoServiceImpl</w:t>
+      </w:r>
+      <w:proofErr w:type="spellEnd"/>
+      <w:r>
+        <w:rPr>
+          <w:b/>
+        </w:rPr>
+        <w:t xml:space="preserve">: </w:t>
       </w:r>
       <w:r>
         <w:t>Alcanzó un 84% de cobertura de instrucciones, certificando los flujos complejos de validación matemática de stock y dependencias de usuario.</w:t>
@@ -10911,7 +13133,23 @@
         <w:t>Módulos adicionales:</w:t>
       </w:r>
       <w:r>
-        <w:t xml:space="preserve"> Se observa que entidades como ProductoServiceImpl y VentaServiceImpl mantienen un 100% de cobertura, garantizando que las nuevas pruebas no generaron regresiones en la calidad del Microservicio.</w:t>
+        <w:t xml:space="preserve"> Se observa que entidades como </w:t>
+      </w:r>
+      <w:proofErr w:type="spellStart"/>
+      <w:r>
+        <w:t>ProductoServiceImpl</w:t>
+      </w:r>
+      <w:proofErr w:type="spellEnd"/>
+      <w:r>
+        <w:t xml:space="preserve"> y </w:t>
+      </w:r>
+      <w:proofErr w:type="spellStart"/>
+      <w:r>
+        <w:t>VentaServiceImpl</w:t>
+      </w:r>
+      <w:proofErr w:type="spellEnd"/>
+      <w:r>
+        <w:t xml:space="preserve"> mantienen un 100% de cobertura, garantizando que las nuevas pruebas no generaron regresiones en la calidad del Microservicio.</w:t>
       </w:r>
     </w:p>
     <w:p>
@@ -10971,7 +13209,15 @@
         <w:t xml:space="preserve">Figura 1: </w:t>
       </w:r>
       <w:r>
-        <w:t>Vista general del reporte de cobertura JaCoCo por paquetes</w:t>
+        <w:t xml:space="preserve">Vista general del reporte de cobertura </w:t>
+      </w:r>
+      <w:proofErr w:type="spellStart"/>
+      <w:r>
+        <w:t>JaCoCo</w:t>
+      </w:r>
+      <w:proofErr w:type="spellEnd"/>
+      <w:r>
+        <w:t xml:space="preserve"> por paquetes</w:t>
       </w:r>
     </w:p>
     <w:p>
@@ -11042,12 +13288,47 @@
     </w:p>
     <w:p>
       <w:r>
-        <w:t>Durante la semana 4, se configuro la arquitectura de pruebas automatizadas (JUnit 5, Mockito, JaCoCo) y se diseñaros lo primeros casos de prueba centrados en las entidades Usuario (integridad de datos obligatorios) y Venta (cálculos matemáticos). En la iteración actual (Semana 5), se procedió a la ejecución de esta suite y a la expansión del entorno para cubrir los microservicios transaccionales de Carrito e Inventario.</w:t>
-      </w:r>
-    </w:p>
-    <w:p>
-      <w:r>
-        <w:t xml:space="preserve">Un aspecto centras de esta semana fue la refactorización de las pruebas incorporando las oportunidades de mejora- Se priorizó el diseño de casos borde, la verificación explicita de los mensajes de excepción para mejorar los diagnósticos de negocio, y la confirmación estricta de invocaciones a mocks para evitar persistencias parciales inadvertidas. </w:t>
+        <w:t>Durante la semana 4, se configuro la arquitectura de pruebas automatizadas (</w:t>
+      </w:r>
+      <w:proofErr w:type="spellStart"/>
+      <w:r>
+        <w:t>JUnit</w:t>
+      </w:r>
+      <w:proofErr w:type="spellEnd"/>
+      <w:r>
+        <w:t xml:space="preserve"> 5, </w:t>
+      </w:r>
+      <w:proofErr w:type="spellStart"/>
+      <w:r>
+        <w:t>Mockito</w:t>
+      </w:r>
+      <w:proofErr w:type="spellEnd"/>
+      <w:r>
+        <w:t xml:space="preserve">, </w:t>
+      </w:r>
+      <w:proofErr w:type="spellStart"/>
+      <w:r>
+        <w:t>JaCoCo</w:t>
+      </w:r>
+      <w:proofErr w:type="spellEnd"/>
+      <w:r>
+        <w:t>) y se diseñaros lo primeros casos de prueba centrados en las entidades Usuario (integridad de datos obligatorios) y Venta (cálculos matemáticos). En la iteración actual (Semana 5), se procedió a la ejecución de esta suite y a la expansión del entorno para cubrir los microservicios transaccionales de Carrito e Inventario.</w:t>
+      </w:r>
+    </w:p>
+    <w:p>
+      <w:r>
+        <w:t>Un aspecto central</w:t>
+      </w:r>
+      <w:r>
+        <w:t xml:space="preserve"> de esta semana fue la refactorización de las pruebas incorporando las oportunidades de mejora- Se priorizó el diseño de casos borde, la verificación explicita de los mensajes de excepción para mejorar los diagnósticos de negocio, y la confirmación estricta de invocaciones a </w:t>
+      </w:r>
+      <w:proofErr w:type="spellStart"/>
+      <w:r>
+        <w:t>mocks</w:t>
+      </w:r>
+      <w:proofErr w:type="spellEnd"/>
+      <w:r>
+        <w:t xml:space="preserve"> para evitar persistencias parciales inadvertidas. </w:t>
       </w:r>
     </w:p>
     <w:p>
@@ -11065,7 +13346,23 @@
     </w:p>
     <w:p>
       <w:r>
-        <w:t xml:space="preserve">El desarrollo siguió el ciclo TDD. Inicialmente (fase RED), al someter los servicios CarritoServiceImpls e InventarioServiceImpl a los nuevos test con casos borde (cantidades en cero, campos nulos y excesos de stock), las pruebas fallaron. Esto expuso que el código base permitía inconsistencias. </w:t>
+        <w:t xml:space="preserve">El desarrollo siguió el ciclo TDD. Inicialmente (fase RED), al someter los servicios </w:t>
+      </w:r>
+      <w:proofErr w:type="spellStart"/>
+      <w:r>
+        <w:t>CarritoServiceImpls</w:t>
+      </w:r>
+      <w:proofErr w:type="spellEnd"/>
+      <w:r>
+        <w:t xml:space="preserve"> e </w:t>
+      </w:r>
+      <w:proofErr w:type="spellStart"/>
+      <w:r>
+        <w:t>InventarioServiceImpl</w:t>
+      </w:r>
+      <w:proofErr w:type="spellEnd"/>
+      <w:r>
+        <w:t xml:space="preserve"> a los nuevos test con casos borde (cantidades en cero, campos nulos y excesos de stock), las pruebas fallaron. Esto expuso que el código base permitía inconsistencias. </w:t>
       </w:r>
     </w:p>
     <w:p>
@@ -11097,7 +13394,65 @@
         <w:t xml:space="preserve">Entidad Carrito: </w:t>
       </w:r>
       <w:r>
-        <w:t>Pasaron exitosamente las pruebas que bloquean la agregación de productos sin stock suficiente, lanzando IlegalStateException. Además, se confirmó mediante verify(carritoRepository, never().save(any()) que ante un fallo (ej. Usuario nulo), no ocurre ninguna interaccion con la base de datos, garantizando limpieza transaccional</w:t>
+        <w:t xml:space="preserve">Pasaron exitosamente las pruebas que bloquean la agregación de productos sin stock suficiente, lanzando </w:t>
+      </w:r>
+      <w:proofErr w:type="spellStart"/>
+      <w:r>
+        <w:t>IlegalStateException</w:t>
+      </w:r>
+      <w:proofErr w:type="spellEnd"/>
+      <w:r>
+        <w:t xml:space="preserve">. Además, se confirmó mediante </w:t>
+      </w:r>
+      <w:proofErr w:type="spellStart"/>
+      <w:proofErr w:type="gramStart"/>
+      <w:r>
+        <w:t>verify</w:t>
+      </w:r>
+      <w:proofErr w:type="spellEnd"/>
+      <w:r>
+        <w:t>(</w:t>
+      </w:r>
+      <w:proofErr w:type="spellStart"/>
+      <w:proofErr w:type="gramEnd"/>
+      <w:r>
+        <w:t>carritoRepository</w:t>
+      </w:r>
+      <w:proofErr w:type="spellEnd"/>
+      <w:r>
+        <w:t xml:space="preserve">, </w:t>
+      </w:r>
+      <w:proofErr w:type="spellStart"/>
+      <w:r>
+        <w:t>never</w:t>
+      </w:r>
+      <w:proofErr w:type="spellEnd"/>
+      <w:r>
+        <w:t>().</w:t>
+      </w:r>
+      <w:proofErr w:type="spellStart"/>
+      <w:r>
+        <w:t>save</w:t>
+      </w:r>
+      <w:proofErr w:type="spellEnd"/>
+      <w:r>
+        <w:t>(</w:t>
+      </w:r>
+      <w:proofErr w:type="spellStart"/>
+      <w:r>
+        <w:t>any</w:t>
+      </w:r>
+      <w:proofErr w:type="spellEnd"/>
+      <w:r>
+        <w:t xml:space="preserve">()) que ante un fallo (ej. Usuario nulo), no ocurre ninguna </w:t>
+      </w:r>
+      <w:proofErr w:type="spellStart"/>
+      <w:r>
+        <w:t>interaccion</w:t>
+      </w:r>
+      <w:proofErr w:type="spellEnd"/>
+      <w:r>
+        <w:t xml:space="preserve"> con la base de datos, garantizando limpieza transaccional</w:t>
       </w:r>
     </w:p>
     <w:p>
@@ -11115,7 +13470,23 @@
         <w:t>Entidad Inventario:</w:t>
       </w:r>
       <w:r>
-        <w:t xml:space="preserve"> Las pruebas confirmaron que el sistema ahora rechaza inyecciones de datos corruptos. Casos limite como inyectar una cantidad nula o 0, o dejar el tipo de movimiento vacío, ahora son interceptadas arrojando IllegalArgumentException con mensajes diagnosticos claros.</w:t>
+        <w:t xml:space="preserve"> Las pruebas confirmaron que el sistema ahora rechaza inyecciones de datos corruptos. Casos limite como inyectar una cantidad nula o 0, o dejar el tipo de movimiento vacío, ahora son interceptadas arrojando </w:t>
+      </w:r>
+      <w:proofErr w:type="spellStart"/>
+      <w:r>
+        <w:t>IllegalArgumentException</w:t>
+      </w:r>
+      <w:proofErr w:type="spellEnd"/>
+      <w:r>
+        <w:t xml:space="preserve"> con mensajes </w:t>
+      </w:r>
+      <w:proofErr w:type="spellStart"/>
+      <w:r>
+        <w:t>diagnosticos</w:t>
+      </w:r>
+      <w:proofErr w:type="spellEnd"/>
+      <w:r>
+        <w:t xml:space="preserve"> claros.</w:t>
       </w:r>
     </w:p>
     <w:p>
@@ -11152,7 +13523,22 @@
     </w:p>
     <w:p>
       <w:r>
-        <w:t>Las pruebas desarrolladas elevan sustancialmente la confiabilidad del Backend, previniendo regresiones y garantizando que el sistema échale de forma segura. A partir de este enfoque analítico, se da respuesta a las interrogantes de diseño clave del Microservicio:</w:t>
+        <w:t xml:space="preserve">Las pruebas desarrolladas elevan sustancialmente la confiabilidad del Backend, previniendo regresiones y garantizando que el sistema </w:t>
+      </w:r>
+      <w:r>
+        <w:t>escale</w:t>
+      </w:r>
+      <w:r>
+        <w:t xml:space="preserve"> de forma segura. A partir de este enfoque analítico, se da respuesta a las interrogantes de diseño clave del </w:t>
+      </w:r>
+      <w:r>
+        <w:rPr>
+          <w:u w:val="single"/>
+        </w:rPr>
+        <w:t>Microservicio</w:t>
+      </w:r>
+      <w:r>
+        <w:t>:</w:t>
       </w:r>
     </w:p>
     <w:p>
@@ -11172,7 +13558,23 @@
     </w:p>
     <w:p>
       <w:r>
-        <w:t>Para obtener métricas de calidad reales, la simulación no debe limitarse a los escenarios exitoso. Es mandatorio simular condiciones de fallo externo e interno (casos bordes), tales como: cantidad en cero o negativas, inyección de metadatos nulos, y quiebres de integridad referencial simulando que findById retorne Optional.empty().</w:t>
+        <w:t xml:space="preserve">Para obtener métricas de calidad reales, la simulación no debe limitarse a los escenarios exitoso. Es mandatorio simular condiciones de fallo externo e interno (casos bordes), tales como: cantidad en cero o negativas, inyección de metadatos nulos, y quiebres de integridad referencial simulando que </w:t>
+      </w:r>
+      <w:proofErr w:type="spellStart"/>
+      <w:r>
+        <w:t>findById</w:t>
+      </w:r>
+      <w:proofErr w:type="spellEnd"/>
+      <w:r>
+        <w:t xml:space="preserve"> retorne </w:t>
+      </w:r>
+      <w:proofErr w:type="spellStart"/>
+      <w:r>
+        <w:t>Optional.empty</w:t>
+      </w:r>
+      <w:proofErr w:type="spellEnd"/>
+      <w:r>
+        <w:t>().</w:t>
       </w:r>
     </w:p>
     <w:p>
@@ -11187,12 +13589,40 @@
         <w:rPr>
           <w:b/>
         </w:rPr>
-        <w:t>¿Qué datos clave del producto o inventario deben estar presentes para garantizar que una operación sea valida?</w:t>
-      </w:r>
-    </w:p>
-    <w:p>
-      <w:r>
-        <w:t>Las pruebas implementadas dictaminan que un movimiento de Inventario exige obligatoriamente un tipoMovimiento válido y una cantidad estrictamente mayor a cero. En el caso del Carrito, es intransable la existencia de una relación valida de Usuario y que el diferencial matemático de stock en el Producto cubra la cantidad solicitada. Sin estos datos, la operación se considera nula.</w:t>
+        <w:t xml:space="preserve">¿Qué datos clave del producto o inventario deben estar presentes para garantizar que una operación sea </w:t>
+      </w:r>
+      <w:r>
+        <w:rPr>
+          <w:b/>
+        </w:rPr>
+        <w:t>válida</w:t>
+      </w:r>
+      <w:r>
+        <w:rPr>
+          <w:b/>
+        </w:rPr>
+        <w:t>?</w:t>
+      </w:r>
+    </w:p>
+    <w:p>
+      <w:r>
+        <w:t xml:space="preserve">Las pruebas implementadas dictaminan que un movimiento de Inventario exige obligatoriamente un </w:t>
+      </w:r>
+      <w:proofErr w:type="spellStart"/>
+      <w:r>
+        <w:t>tipoMovimiento</w:t>
+      </w:r>
+      <w:proofErr w:type="spellEnd"/>
+      <w:r>
+        <w:t xml:space="preserve"> válido y una cantidad estrictamente mayor a cero. En el caso del Carrito, es </w:t>
+      </w:r>
+      <w:proofErr w:type="spellStart"/>
+      <w:r>
+        <w:t>intransable</w:t>
+      </w:r>
+      <w:proofErr w:type="spellEnd"/>
+      <w:r>
+        <w:t xml:space="preserve"> la existencia de una relación valida de Usuario y que el diferencial matemático de stock en el Producto cubra la cantidad solicitada. Sin estos datos, la operación se considera nula.</w:t>
       </w:r>
     </w:p>
     <w:p>
@@ -11212,16 +13642,64 @@
     </w:p>
     <w:p>
       <w:r>
-        <w:t>La precisión se asegura orquestando Mocks de forma determinista. En la fase de preapracion (@BeforeEach), se instancian los objetos con identificadores específicos (ej. ID = 1L). Luego, la directiva “when(repositorio</w:t>
-      </w:r>
-      <w:r>
-        <w:t>.findById(1L)</w:t>
+        <w:t xml:space="preserve">La precisión se asegura orquestando </w:t>
+      </w:r>
+      <w:proofErr w:type="spellStart"/>
+      <w:r>
+        <w:t>Mocks</w:t>
+      </w:r>
+      <w:proofErr w:type="spellEnd"/>
+      <w:r>
+        <w:t xml:space="preserve"> de forma determinista. En la fase de </w:t>
+      </w:r>
+      <w:proofErr w:type="spellStart"/>
+      <w:r>
+        <w:t>preapracion</w:t>
+      </w:r>
+      <w:proofErr w:type="spellEnd"/>
+      <w:r>
+        <w:t xml:space="preserve"> (@</w:t>
+      </w:r>
+      <w:proofErr w:type="spellStart"/>
+      <w:r>
+        <w:t>BeforeEach</w:t>
+      </w:r>
+      <w:proofErr w:type="spellEnd"/>
+      <w:r>
+        <w:t>), se instancian los objetos con identificadores específicos (ej. ID = 1L). Luego, la directiva “when(</w:t>
+      </w:r>
+      <w:proofErr w:type="gramStart"/>
+      <w:r>
+        <w:t>repositorio</w:t>
+      </w:r>
+      <w:r>
+        <w:t>.findById</w:t>
+      </w:r>
+      <w:proofErr w:type="gramEnd"/>
+      <w:r>
+        <w:t>(1L)</w:t>
       </w:r>
       <w:r>
         <w:t>)</w:t>
       </w:r>
       <w:r>
-        <w:t>.thenReturn(Optional.of(producto)) condiciona al mocks para que reaccione únicamente a ese ID exacto. Si la lógica del servicio intenta buscar un ID incorrecto o la relación está rota, la prueba aborta lanzando IllegalArgumentException, previniendo la corrupción de relaciones.</w:t>
+        <w:t xml:space="preserve">.thenReturn(Optional.of(producto)) condiciona al </w:t>
+      </w:r>
+      <w:proofErr w:type="spellStart"/>
+      <w:r>
+        <w:t>mocks</w:t>
+      </w:r>
+      <w:proofErr w:type="spellEnd"/>
+      <w:r>
+        <w:t xml:space="preserve"> para que reaccione únicamente a ese ID exacto. Si la lógica del servicio intenta buscar un ID incorrecto o la relación está rota, la prueba aborta lanzando </w:t>
+      </w:r>
+      <w:proofErr w:type="spellStart"/>
+      <w:r>
+        <w:t>IllegalArgumentException</w:t>
+      </w:r>
+      <w:proofErr w:type="spellEnd"/>
+      <w:r>
+        <w:t>, previniendo la corrupción de relaciones.</w:t>
       </w:r>
     </w:p>
     <w:p/>
@@ -11236,16 +13714,50 @@
         <w:rPr>
           <w:b/>
         </w:rPr>
-        <w:t xml:space="preserve">Link repositorio github: </w:t>
+        <w:t xml:space="preserve">Link repositorio </w:t>
+      </w:r>
+      <w:proofErr w:type="spellStart"/>
+      <w:r>
+        <w:rPr>
+          <w:b/>
+        </w:rPr>
+        <w:t>github</w:t>
+      </w:r>
+      <w:proofErr w:type="spellEnd"/>
+      <w:r>
+        <w:rPr>
+          <w:b/>
+        </w:rPr>
+        <w:t xml:space="preserve">: </w:t>
+      </w:r>
+      <w:r>
+        <w:rPr>
+          <w:b/>
+        </w:rPr>
+        <w:t>https://github.com/</w:t>
+      </w:r>
+      <w:r>
+        <w:rPr>
+          <w:b/>
+          <w:u w:val="single"/>
+        </w:rPr>
+        <w:t>L0n</w:t>
       </w:r>
       <w:bookmarkStart w:id="0" w:name="_GoBack"/>
+      <w:bookmarkEnd w:id="0"/>
       <w:r>
         <w:rPr>
           <w:b/>
-        </w:rPr>
-        <w:t>https://github.com/L0ncho/minimarket.git</w:t>
-      </w:r>
-      <w:bookmarkEnd w:id="0"/>
+          <w:u w:val="single"/>
+        </w:rPr>
+        <w:t>cho</w:t>
+      </w:r>
+      <w:r>
+        <w:rPr>
+          <w:b/>
+        </w:rPr>
+        <w:t>/minimarket.git</w:t>
+      </w:r>
     </w:p>
     <w:p/>
     <w:p/>
@@ -11279,7 +13791,7 @@
                 <wp:docPr id="268568440" name="Rectángulo: esquinas redondeadas 1">
                   <a:extLst xmlns:a="http://schemas.openxmlformats.org/drawingml/2006/main">
                     <a:ext uri="{C183D7F6-B498-43B3-948B-1728B52AA6E4}">
-                      <adec:decorative xmlns:adec="http://schemas.microsoft.com/office/drawing/2017/decorative" xmlns:w16sdtfl="http://schemas.microsoft.com/office/word/2024/wordml/sdtformatlock" xmlns:w16sdtdh="http://schemas.microsoft.com/office/word/2020/wordml/sdtdatahash" xmlns:w16du="http://schemas.microsoft.com/office/word/2023/wordml/word16du" xmlns:w16="http://schemas.microsoft.com/office/word/2018/wordml" xmlns:w16cid="http://schemas.microsoft.com/office/word/2016/wordml/cid" xmlns:w16cex="http://schemas.microsoft.com/office/word/2018/wordml/cex" xmlns:w="http://schemas.openxmlformats.org/wordprocessingml/2006/main" xmlns:w10="urn:schemas-microsoft-com:office:word" xmlns:v="urn:schemas-microsoft-com:vml" xmlns:oel="http://schemas.microsoft.com/office/2019/extlst" xmlns:o="urn:schemas-microsoft-com:office:office" xmlns:am3d="http://schemas.microsoft.com/office/drawing/2017/model3d" xmlns:aink="http://schemas.microsoft.com/office/drawing/2016/ink" xmlns:cx8="http://schemas.microsoft.com/office/drawing/2016/5/14/chartex" xmlns:cx7="http://schemas.microsoft.com/office/drawing/2016/5/13/chartex" xmlns:cx6="http://schemas.microsoft.com/office/drawing/2016/5/12/chartex" xmlns:cx5="http://schemas.microsoft.com/office/drawing/2016/5/11/chartex" xmlns:cx4="http://schemas.microsoft.com/office/drawing/2016/5/10/chartex" xmlns:cx3="http://schemas.microsoft.com/office/drawing/2016/5/9/chartex" xmlns:cx2="http://schemas.microsoft.com/office/drawing/2015/10/21/chartex" xmlns="" val="1"/>
+                      <adec:decorative xmlns="" xmlns:cx2="http://schemas.microsoft.com/office/drawing/2015/10/21/chartex" xmlns:cx3="http://schemas.microsoft.com/office/drawing/2016/5/9/chartex" xmlns:cx4="http://schemas.microsoft.com/office/drawing/2016/5/10/chartex" xmlns:cx5="http://schemas.microsoft.com/office/drawing/2016/5/11/chartex" xmlns:cx6="http://schemas.microsoft.com/office/drawing/2016/5/12/chartex" xmlns:cx7="http://schemas.microsoft.com/office/drawing/2016/5/13/chartex" xmlns:cx8="http://schemas.microsoft.com/office/drawing/2016/5/14/chartex" xmlns:aink="http://schemas.microsoft.com/office/drawing/2016/ink" xmlns:am3d="http://schemas.microsoft.com/office/drawing/2017/model3d" xmlns:o="urn:schemas-microsoft-com:office:office" xmlns:oel="http://schemas.microsoft.com/office/2019/extlst" xmlns:v="urn:schemas-microsoft-com:vml" xmlns:w10="urn:schemas-microsoft-com:office:word" xmlns:w="http://schemas.openxmlformats.org/wordprocessingml/2006/main" xmlns:w16cex="http://schemas.microsoft.com/office/word/2018/wordml/cex" xmlns:w16cid="http://schemas.microsoft.com/office/word/2016/wordml/cid" xmlns:w16="http://schemas.microsoft.com/office/word/2018/wordml" xmlns:w16du="http://schemas.microsoft.com/office/word/2023/wordml/word16du" xmlns:w16sdtdh="http://schemas.microsoft.com/office/word/2020/wordml/sdtdatahash" xmlns:w16sdtfl="http://schemas.microsoft.com/office/word/2024/wordml/sdtformatlock" xmlns:adec="http://schemas.microsoft.com/office/drawing/2017/decorative" val="1"/>
                     </a:ext>
                   </a:extLst>
                 </wp:docPr>
@@ -11333,7 +13845,7 @@
               </wp:anchor>
             </w:drawing>
           </mc:Choice>
-          <mc:Fallback xmlns:a="http://schemas.openxmlformats.org/drawingml/2006/main" xmlns:pic="http://schemas.openxmlformats.org/drawingml/2006/picture" xmlns:a14="http://schemas.microsoft.com/office/drawing/2010/main" xmlns:adec="http://schemas.microsoft.com/office/drawing/2017/decorative" xmlns:w16sdtfl="http://schemas.microsoft.com/office/word/2024/wordml/sdtformatlock" xmlns:w16sdtdh="http://schemas.microsoft.com/office/word/2020/wordml/sdtdatahash" xmlns:w16du="http://schemas.microsoft.com/office/word/2023/wordml/word16du" xmlns:w16="http://schemas.microsoft.com/office/word/2018/wordml" xmlns:w16cid="http://schemas.microsoft.com/office/word/2016/wordml/cid" xmlns:w16cex="http://schemas.microsoft.com/office/word/2018/wordml/cex" xmlns:oel="http://schemas.microsoft.com/office/2019/extlst" xmlns:am3d="http://schemas.microsoft.com/office/drawing/2017/model3d" xmlns:aink="http://schemas.microsoft.com/office/drawing/2016/ink" xmlns:cx8="http://schemas.microsoft.com/office/drawing/2016/5/14/chartex" xmlns:cx7="http://schemas.microsoft.com/office/drawing/2016/5/13/chartex" xmlns:cx6="http://schemas.microsoft.com/office/drawing/2016/5/12/chartex" xmlns:cx5="http://schemas.microsoft.com/office/drawing/2016/5/11/chartex" xmlns:cx4="http://schemas.microsoft.com/office/drawing/2016/5/10/chartex" xmlns:cx3="http://schemas.microsoft.com/office/drawing/2016/5/9/chartex" xmlns:cx2="http://schemas.microsoft.com/office/drawing/2015/10/21/chartex">
+          <mc:Fallback xmlns:cx2="http://schemas.microsoft.com/office/drawing/2015/10/21/chartex" xmlns:cx3="http://schemas.microsoft.com/office/drawing/2016/5/9/chartex" xmlns:cx4="http://schemas.microsoft.com/office/drawing/2016/5/10/chartex" xmlns:cx5="http://schemas.microsoft.com/office/drawing/2016/5/11/chartex" xmlns:cx6="http://schemas.microsoft.com/office/drawing/2016/5/12/chartex" xmlns:cx7="http://schemas.microsoft.com/office/drawing/2016/5/13/chartex" xmlns:cx8="http://schemas.microsoft.com/office/drawing/2016/5/14/chartex" xmlns:aink="http://schemas.microsoft.com/office/drawing/2016/ink" xmlns:am3d="http://schemas.microsoft.com/office/drawing/2017/model3d" xmlns:oel="http://schemas.microsoft.com/office/2019/extlst" xmlns:w16cex="http://schemas.microsoft.com/office/word/2018/wordml/cex" xmlns:w16cid="http://schemas.microsoft.com/office/word/2016/wordml/cid" xmlns:w16="http://schemas.microsoft.com/office/word/2018/wordml" xmlns:w16du="http://schemas.microsoft.com/office/word/2023/wordml/word16du" xmlns:w16sdtdh="http://schemas.microsoft.com/office/word/2020/wordml/sdtdatahash" xmlns:w16sdtfl="http://schemas.microsoft.com/office/word/2024/wordml/sdtformatlock" xmlns:adec="http://schemas.microsoft.com/office/drawing/2017/decorative" xmlns:a14="http://schemas.microsoft.com/office/drawing/2010/main" xmlns:pic="http://schemas.openxmlformats.org/drawingml/2006/picture" xmlns:a="http://schemas.openxmlformats.org/drawingml/2006/main">
             <w:pict>
               <v:roundrect id="Rectángulo: esquinas redondeadas 1" style="position:absolute;margin-left:-29.55pt;margin-top:31.55pt;width:552.75pt;height:354.35pt;z-index:251676672;visibility:visible;mso-wrap-style:square;mso-wrap-distance-left:9pt;mso-wrap-distance-top:0;mso-wrap-distance-right:9pt;mso-wrap-distance-bottom:0;mso-position-horizontal:absolute;mso-position-horizontal-relative:text;mso-position-vertical:absolute;mso-position-vertical-relative:text;v-text-anchor:middle" alt="&quot;&quot;" o:spid="_x0000_s1026" fillcolor="#e6e7e8" stroked="f" strokeweight="1pt" arcsize="2030f" w14:anchorId="3F5385BB" o:gfxdata="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">
                 <v:stroke joinstyle="miter"/>
@@ -11420,7 +13932,23 @@
         <w:spacing w:after="0"/>
       </w:pPr>
       <w:r>
-        <w:t>Reservados todos los derechos Fundación Instituto Profesional Duoc UC. No se permite copiar, reproducir, reeditar, descargar, publicar, emitir, difundir, de forma total o parcial la presente obra, ni su incorporación a un sistema informático, ni su transmisión en cualquier forma o por cualquier medio (electrónico, mecánico, fotocopia, grabación u otros) sin autorización previa y por escrito de Fundación Instituto Profesional Duoc UC La infracción de dichos derechos puede constituir un delito contra la propiedad intelectual.</w:t>
+        <w:t xml:space="preserve">Reservados todos los derechos Fundación Instituto Profesional </w:t>
+      </w:r>
+      <w:proofErr w:type="spellStart"/>
+      <w:r>
+        <w:t>Duoc</w:t>
+      </w:r>
+      <w:proofErr w:type="spellEnd"/>
+      <w:r>
+        <w:t xml:space="preserve"> UC. No se permite copiar, reproducir, reeditar, descargar, publicar, emitir, difundir, de forma total o parcial la presente obra, ni su incorporación a un sistema informático, ni su transmisión en cualquier forma o por cualquier medio (electrónico, mecánico, fotocopia, grabación u otros) sin autorización previa y por escrito de Fundación Instituto Profesional </w:t>
+      </w:r>
+      <w:proofErr w:type="spellStart"/>
+      <w:r>
+        <w:t>Duoc</w:t>
+      </w:r>
+      <w:proofErr w:type="spellEnd"/>
+      <w:r>
+        <w:t xml:space="preserve"> UC La infracción de dichos derechos puede constituir un delito contra la propiedad intelectual.</w:t>
       </w:r>
       <w:r>
         <w:rPr>
@@ -14657,27 +17185,6 @@
 </file>
 
 <file path=customXml/item1.xml><?xml version="1.0" encoding="utf-8"?>
-<p:properties xmlns:p="http://schemas.microsoft.com/office/2006/metadata/properties" xmlns:xsi="http://www.w3.org/2001/XMLSchema-instance" xmlns:pc="http://schemas.microsoft.com/office/infopath/2007/PartnerControls">
-  <documentManagement>
-    <lcf76f155ced4ddcb4097134ff3c332f xmlns="d0daa353-f819-43d1-badf-ce69fea8800d">
-      <Terms xmlns="http://schemas.microsoft.com/office/infopath/2007/PartnerControls"/>
-    </lcf76f155ced4ddcb4097134ff3c332f>
-    <TaxCatchAll xmlns="edc1eb1c-f9b5-429a-a0ce-702847a0aa2d" xsi:nil="true"/>
-    <Fecha_x0020_de_x0020_creaci_x00f3_n xmlns="d0daa353-f819-43d1-badf-ce69fea8800d" xsi:nil="true"/>
-    <Fechayhora xmlns="d0daa353-f819-43d1-badf-ce69fea8800d" xsi:nil="true"/>
-    <SharedWithUsers xmlns="edc1eb1c-f9b5-429a-a0ce-702847a0aa2d">
-      <UserInfo>
-        <DisplayName/>
-        <AccountId xsi:nil="true"/>
-        <AccountType/>
-      </UserInfo>
-    </SharedWithUsers>
-    <MediaLengthInSeconds xmlns="d0daa353-f819-43d1-badf-ce69fea8800d" xsi:nil="true"/>
-  </documentManagement>
-</p:properties>
-</file>
-
-<file path=customXml/item2.xml><?xml version="1.0" encoding="utf-8"?>
 <ct:contentTypeSchema xmlns:ct="http://schemas.microsoft.com/office/2006/metadata/contentType" xmlns:ma="http://schemas.microsoft.com/office/2006/metadata/properties/metaAttributes" ct:_="" ma:_="" ma:contentTypeName="Documento" ma:contentTypeID="0x01010070BFDEA41A5D8B46AA5DA2E2389CBE4E" ma:contentTypeVersion="19" ma:contentTypeDescription="Crear nuevo documento." ma:contentTypeScope="" ma:versionID="8582924e0409c10a8a1fc1eca5dfbb2e">
   <xsd:schema xmlns:xsd="http://www.w3.org/2001/XMLSchema" xmlns:xs="http://www.w3.org/2001/XMLSchema" xmlns:p="http://schemas.microsoft.com/office/2006/metadata/properties" xmlns:ns2="d0daa353-f819-43d1-badf-ce69fea8800d" xmlns:ns3="edc1eb1c-f9b5-429a-a0ce-702847a0aa2d" targetNamespace="http://schemas.microsoft.com/office/2006/metadata/properties" ma:root="true" ma:fieldsID="e4d7d6d0f63e48ebe5e4a9f31787ab41" ns2:_="" ns3:_="">
     <xsd:import namespace="d0daa353-f819-43d1-badf-ce69fea8800d"/>
@@ -14938,6 +17445,27 @@
 </ct:contentTypeSchema>
 </file>
 
+<file path=customXml/item2.xml><?xml version="1.0" encoding="utf-8"?>
+<p:properties xmlns:p="http://schemas.microsoft.com/office/2006/metadata/properties" xmlns:xsi="http://www.w3.org/2001/XMLSchema-instance" xmlns:pc="http://schemas.microsoft.com/office/infopath/2007/PartnerControls">
+  <documentManagement>
+    <lcf76f155ced4ddcb4097134ff3c332f xmlns="d0daa353-f819-43d1-badf-ce69fea8800d">
+      <Terms xmlns="http://schemas.microsoft.com/office/infopath/2007/PartnerControls"/>
+    </lcf76f155ced4ddcb4097134ff3c332f>
+    <TaxCatchAll xmlns="edc1eb1c-f9b5-429a-a0ce-702847a0aa2d" xsi:nil="true"/>
+    <Fecha_x0020_de_x0020_creaci_x00f3_n xmlns="d0daa353-f819-43d1-badf-ce69fea8800d" xsi:nil="true"/>
+    <Fechayhora xmlns="d0daa353-f819-43d1-badf-ce69fea8800d" xsi:nil="true"/>
+    <SharedWithUsers xmlns="edc1eb1c-f9b5-429a-a0ce-702847a0aa2d">
+      <UserInfo>
+        <DisplayName/>
+        <AccountId xsi:nil="true"/>
+        <AccountType/>
+      </UserInfo>
+    </SharedWithUsers>
+    <MediaLengthInSeconds xmlns="d0daa353-f819-43d1-badf-ce69fea8800d" xsi:nil="true"/>
+  </documentManagement>
+</p:properties>
+</file>
+
 <file path=customXml/item3.xml><?xml version="1.0" encoding="utf-8"?>
 <?mso-contentType ?>
 <FormTemplates xmlns="http://schemas.microsoft.com/sharepoint/v3/contenttype/forms">
@@ -14952,17 +17480,6 @@
 </file>
 
 <file path=customXml/itemProps1.xml><?xml version="1.0" encoding="utf-8"?>
-<ds:datastoreItem xmlns:ds="http://schemas.openxmlformats.org/officeDocument/2006/customXml" ds:itemID="{C39D5494-1847-4215-BB00-A838605872D2}">
-  <ds:schemaRefs>
-    <ds:schemaRef ds:uri="http://schemas.microsoft.com/office/2006/metadata/properties"/>
-    <ds:schemaRef ds:uri="http://schemas.microsoft.com/office/infopath/2007/PartnerControls"/>
-    <ds:schemaRef ds:uri="d0daa353-f819-43d1-badf-ce69fea8800d"/>
-    <ds:schemaRef ds:uri="edc1eb1c-f9b5-429a-a0ce-702847a0aa2d"/>
-  </ds:schemaRefs>
-</ds:datastoreItem>
-</file>
-
-<file path=customXml/itemProps2.xml><?xml version="1.0" encoding="utf-8"?>
 <ds:datastoreItem xmlns:ds="http://schemas.openxmlformats.org/officeDocument/2006/customXml" ds:itemID="{02B5315E-B9B2-4463-9CDC-BBF780F98845}">
   <ds:schemaRefs>
     <ds:schemaRef ds:uri="http://schemas.microsoft.com/office/2006/metadata/contentType"/>
@@ -14981,6 +17498,17 @@
 </ds:datastoreItem>
 </file>
 
+<file path=customXml/itemProps2.xml><?xml version="1.0" encoding="utf-8"?>
+<ds:datastoreItem xmlns:ds="http://schemas.openxmlformats.org/officeDocument/2006/customXml" ds:itemID="{C39D5494-1847-4215-BB00-A838605872D2}">
+  <ds:schemaRefs>
+    <ds:schemaRef ds:uri="http://schemas.microsoft.com/office/2006/metadata/properties"/>
+    <ds:schemaRef ds:uri="http://schemas.microsoft.com/office/infopath/2007/PartnerControls"/>
+    <ds:schemaRef ds:uri="d0daa353-f819-43d1-badf-ce69fea8800d"/>
+    <ds:schemaRef ds:uri="edc1eb1c-f9b5-429a-a0ce-702847a0aa2d"/>
+  </ds:schemaRefs>
+</ds:datastoreItem>
+</file>
+
 <file path=customXml/itemProps3.xml><?xml version="1.0" encoding="utf-8"?>
 <ds:datastoreItem xmlns:ds="http://schemas.openxmlformats.org/officeDocument/2006/customXml" ds:itemID="{58D8DE95-DF74-49C6-8885-90B115E8F94F}">
   <ds:schemaRefs>
@@ -14990,7 +17518,7 @@
 </file>
 
 <file path=customXml/itemProps4.xml><?xml version="1.0" encoding="utf-8"?>
-<ds:datastoreItem xmlns:ds="http://schemas.openxmlformats.org/officeDocument/2006/customXml" ds:itemID="{7731D8BD-851B-42FD-862A-AA37CDA47CDE}">
+<ds:datastoreItem xmlns:ds="http://schemas.openxmlformats.org/officeDocument/2006/customXml" ds:itemID="{37DCA9A7-4B79-4039-82DE-AA0B1FCA74D8}">
   <ds:schemaRefs>
     <ds:schemaRef ds:uri="http://schemas.openxmlformats.org/officeDocument/2006/bibliography"/>
   </ds:schemaRefs>
